--- a/rusun-backend/app/templates/template_teguran1.docx
+++ b/rusun-backend/app/templates/template_teguran1.docx
@@ -42,7 +42,7 @@
           <v:shape id="_x0000_s1108" type="#_x0000_t75" style="position:absolute;margin-left:-25.55pt;margin-top:2.65pt;width:72.3pt;height:79.6pt;z-index:251658240;visibility:visible;mso-wrap-style:tight;mso-wrap-edited:f">
             <v:imagedata r:id="rId6" o:title=""/>
           </v:shape>
-          <o:OLEObject Type="Embed" ProgID="Word.Picture.8" ShapeID="_x0000_s1108" DrawAspect="Content" ObjectID="_1837077511" r:id="rId7"/>
+          <o:OLEObject Type="Embed" ProgID="Word.Picture.8" ShapeID="_x0000_s1108" DrawAspect="Content" ObjectID="_1837241156" r:id="rId7"/>
         </w:object>
       </w:r>
       <w:r>
@@ -126,8 +126,8 @@
                               </w:rPr>
                               <w:t xml:space="preserve">DAERAH </w:t>
                             </w:r>
-                            <w:smartTag w:uri="urn:schemas-microsoft-com:office:smarttags" w:element="City">
-                              <w:smartTag w:uri="urn:schemas-microsoft-com:office:smarttags" w:element="place">
+                            <w:smartTag w:uri="urn:schemas-microsoft-com:office:smarttags" w:element="place">
+                              <w:smartTag w:uri="urn:schemas-microsoft-com:office:smarttags" w:element="City">
                                 <w:r>
                                   <w:rPr>
                                     <w:rFonts w:ascii="Arial Narrow" w:hAnsi="Arial Narrow"/>
@@ -229,18 +229,7 @@
                                 <w:szCs w:val="18"/>
                                 <w:lang w:val="id-ID"/>
                               </w:rPr>
-                              <w:t xml:space="preserve"> At – taqwa Kelurahan Cigugur Tengah Kecamatan Cimahi Tengah </w:t>
-                            </w:r>
-                            <w:proofErr w:type="gramStart"/>
-                            <w:r>
-                              <w:rPr>
-                                <w:b w:val="0"/>
-                                <w:bCs w:val="0"/>
-                                <w:sz w:val="18"/>
-                                <w:szCs w:val="18"/>
-                                <w:lang w:val="id-ID"/>
-                              </w:rPr>
-                              <w:t xml:space="preserve">40522 </w:t>
+                              <w:t xml:space="preserve"> At – taqwa Kelurahan Cigugur Tengah Kecamatan Cimahi Tengah 40522 </w:t>
                             </w:r>
                             <w:r>
                               <w:rPr>
@@ -260,18 +249,7 @@
                                 <w:szCs w:val="18"/>
                                 <w:lang w:val="id-ID"/>
                               </w:rPr>
-                              <w:t>Telp</w:t>
-                            </w:r>
-                            <w:proofErr w:type="gramEnd"/>
-                            <w:r>
-                              <w:rPr>
-                                <w:b w:val="0"/>
-                                <w:bCs w:val="0"/>
-                                <w:sz w:val="18"/>
-                                <w:szCs w:val="18"/>
-                                <w:lang w:val="id-ID"/>
-                              </w:rPr>
-                              <w:t>. (022) 6653680</w:t>
+                              <w:t>Telp. (022) 6653680</w:t>
                             </w:r>
                             <w:r>
                               <w:rPr>
@@ -337,8 +315,8 @@
                         </w:rPr>
                         <w:t xml:space="preserve">DAERAH </w:t>
                       </w:r>
-                      <w:smartTag w:uri="urn:schemas-microsoft-com:office:smarttags" w:element="City">
-                        <w:smartTag w:uri="urn:schemas-microsoft-com:office:smarttags" w:element="place">
+                      <w:smartTag w:uri="urn:schemas-microsoft-com:office:smarttags" w:element="place">
+                        <w:smartTag w:uri="urn:schemas-microsoft-com:office:smarttags" w:element="City">
                           <w:r>
                             <w:rPr>
                               <w:rFonts w:ascii="Arial Narrow" w:hAnsi="Arial Narrow"/>
@@ -440,18 +418,7 @@
                           <w:szCs w:val="18"/>
                           <w:lang w:val="id-ID"/>
                         </w:rPr>
-                        <w:t xml:space="preserve"> At – taqwa Kelurahan Cigugur Tengah Kecamatan Cimahi Tengah </w:t>
-                      </w:r>
-                      <w:proofErr w:type="gramStart"/>
-                      <w:r>
-                        <w:rPr>
-                          <w:b w:val="0"/>
-                          <w:bCs w:val="0"/>
-                          <w:sz w:val="18"/>
-                          <w:szCs w:val="18"/>
-                          <w:lang w:val="id-ID"/>
-                        </w:rPr>
-                        <w:t xml:space="preserve">40522 </w:t>
+                        <w:t xml:space="preserve"> At – taqwa Kelurahan Cigugur Tengah Kecamatan Cimahi Tengah 40522 </w:t>
                       </w:r>
                       <w:r>
                         <w:rPr>
@@ -471,18 +438,7 @@
                           <w:szCs w:val="18"/>
                           <w:lang w:val="id-ID"/>
                         </w:rPr>
-                        <w:t>Telp</w:t>
-                      </w:r>
-                      <w:proofErr w:type="gramEnd"/>
-                      <w:r>
-                        <w:rPr>
-                          <w:b w:val="0"/>
-                          <w:bCs w:val="0"/>
-                          <w:sz w:val="18"/>
-                          <w:szCs w:val="18"/>
-                          <w:lang w:val="id-ID"/>
-                        </w:rPr>
-                        <w:t>. (022) 6653680</w:t>
+                        <w:t>Telp. (022) 6653680</w:t>
                       </w:r>
                       <w:r>
                         <w:rPr>
@@ -847,23 +803,7 @@
           <w:color w:val="0000FF"/>
           <w:lang w:val="en-US"/>
         </w:rPr>
-        <w:t>27</w:t>
-      </w:r>
-      <w:r>
-        <w:rPr>
-          <w:rFonts w:ascii="Arial" w:hAnsi="Arial" w:cs="Arial"/>
-          <w:color w:val="0000FF"/>
-          <w:lang w:val="en-US"/>
-        </w:rPr>
-        <w:t xml:space="preserve"> Januari 202</w:t>
-      </w:r>
-      <w:r>
-        <w:rPr>
-          <w:rFonts w:ascii="Arial" w:hAnsi="Arial" w:cs="Arial"/>
-          <w:color w:val="0000FF"/>
-          <w:lang w:val="en-US"/>
-        </w:rPr>
-        <w:t>6</w:t>
+        <w:t>{{ tanggal_surat }}</w:t>
       </w:r>
     </w:p>
     <w:p>
@@ -1041,48 +981,7 @@
                                 <w:color w:val="000000"/>
                                 <w:lang w:val="id-ID"/>
                               </w:rPr>
-                              <w:fldChar w:fldCharType="begin"/>
-                            </w:r>
-                            <w:r>
-                              <w:rPr>
-                                <w:rFonts w:ascii="Arial" w:hAnsi="Arial" w:cs="Arial"/>
-                                <w:b/>
-                                <w:bCs/>
-                                <w:color w:val="000000"/>
-                                <w:lang w:val="id-ID"/>
-                              </w:rPr>
-                              <w:instrText xml:space="preserve"> MERGEFIELD NAMA__PENGHUNI </w:instrText>
-                            </w:r>
-                            <w:r>
-                              <w:rPr>
-                                <w:rFonts w:ascii="Arial" w:hAnsi="Arial" w:cs="Arial"/>
-                                <w:b/>
-                                <w:bCs/>
-                                <w:color w:val="000000"/>
-                                <w:lang w:val="id-ID"/>
-                              </w:rPr>
-                              <w:fldChar w:fldCharType="separate"/>
-                            </w:r>
-                            <w:r>
-                              <w:rPr>
-                                <w:rFonts w:ascii="Arial" w:hAnsi="Arial" w:cs="Arial"/>
-                                <w:b/>
-                                <w:bCs/>
-                                <w:noProof/>
-                                <w:color w:val="000000"/>
-                                <w:lang w:val="id-ID"/>
-                              </w:rPr>
-                              <w:t>Dian pertiwi (lala)</w:t>
-                            </w:r>
-                            <w:r>
-                              <w:rPr>
-                                <w:rFonts w:ascii="Arial" w:hAnsi="Arial" w:cs="Arial"/>
-                                <w:b/>
-                                <w:bCs/>
-                                <w:color w:val="000000"/>
-                                <w:lang w:val="id-ID"/>
-                              </w:rPr>
-                              <w:fldChar w:fldCharType="end"/>
+                              <w:t>{{ nama_penyewa }}</w:t>
                             </w:r>
                           </w:p>
                           <w:p>
@@ -1155,170 +1054,7 @@
                                 <w:color w:val="000000"/>
                                 <w:lang w:val="id-ID"/>
                               </w:rPr>
-                              <w:fldChar w:fldCharType="begin"/>
-                            </w:r>
-                            <w:r>
-                              <w:rPr>
-                                <w:rFonts w:ascii="Arial" w:hAnsi="Arial" w:cs="Arial"/>
-                                <w:b/>
-                                <w:bCs/>
-                                <w:color w:val="000000"/>
-                                <w:lang w:val="id-ID"/>
-                              </w:rPr>
-                              <w:instrText xml:space="preserve"> MERGEFIELD NOMOR__HUNIAN </w:instrText>
-                            </w:r>
-                            <w:r>
-                              <w:rPr>
-                                <w:rFonts w:ascii="Arial" w:hAnsi="Arial" w:cs="Arial"/>
-                                <w:b/>
-                                <w:bCs/>
-                                <w:color w:val="000000"/>
-                                <w:lang w:val="id-ID"/>
-                              </w:rPr>
-                              <w:fldChar w:fldCharType="separate"/>
-                            </w:r>
-                            <w:r>
-                              <w:rPr>
-                                <w:rFonts w:ascii="Arial" w:hAnsi="Arial" w:cs="Arial"/>
-                                <w:b/>
-                                <w:bCs/>
-                                <w:noProof/>
-                                <w:color w:val="000000"/>
-                                <w:lang w:val="id-ID"/>
-                              </w:rPr>
-                              <w:t>D</w:t>
-                            </w:r>
-                            <w:r>
-                              <w:rPr>
-                                <w:rFonts w:ascii="Arial" w:hAnsi="Arial" w:cs="Arial"/>
-                                <w:b/>
-                                <w:bCs/>
-                                <w:color w:val="000000"/>
-                                <w:lang w:val="id-ID"/>
-                              </w:rPr>
-                              <w:fldChar w:fldCharType="end"/>
-                            </w:r>
-                            <w:r>
-                              <w:rPr>
-                                <w:rFonts w:ascii="Arial" w:hAnsi="Arial" w:cs="Arial"/>
-                                <w:b/>
-                                <w:bCs/>
-                                <w:color w:val="000000"/>
-                                <w:lang w:val="en-US"/>
-                              </w:rPr>
-                              <w:t xml:space="preserve"> </w:t>
-                            </w:r>
-                            <w:r>
-                              <w:rPr>
-                                <w:rFonts w:ascii="Arial" w:hAnsi="Arial" w:cs="Arial"/>
-                                <w:b/>
-                                <w:bCs/>
-                                <w:color w:val="000000"/>
-                                <w:lang w:val="en-US"/>
-                              </w:rPr>
-                              <w:fldChar w:fldCharType="begin"/>
-                            </w:r>
-                            <w:r>
-                              <w:rPr>
-                                <w:rFonts w:ascii="Arial" w:hAnsi="Arial" w:cs="Arial"/>
-                                <w:b/>
-                                <w:bCs/>
-                                <w:color w:val="000000"/>
-                                <w:lang w:val="en-US"/>
-                              </w:rPr>
-                              <w:instrText xml:space="preserve"> MERGEFIELD F3 </w:instrText>
-                            </w:r>
-                            <w:r>
-                              <w:rPr>
-                                <w:rFonts w:ascii="Arial" w:hAnsi="Arial" w:cs="Arial"/>
-                                <w:b/>
-                                <w:bCs/>
-                                <w:color w:val="000000"/>
-                                <w:lang w:val="en-US"/>
-                              </w:rPr>
-                              <w:fldChar w:fldCharType="separate"/>
-                            </w:r>
-                            <w:r>
-                              <w:rPr>
-                                <w:rFonts w:ascii="Arial" w:hAnsi="Arial" w:cs="Arial"/>
-                                <w:b/>
-                                <w:bCs/>
-                                <w:noProof/>
-                                <w:color w:val="000000"/>
-                                <w:lang w:val="en-US"/>
-                              </w:rPr>
-                              <w:t>IV</w:t>
-                            </w:r>
-                            <w:r>
-                              <w:rPr>
-                                <w:rFonts w:ascii="Arial" w:hAnsi="Arial" w:cs="Arial"/>
-                                <w:b/>
-                                <w:bCs/>
-                                <w:color w:val="000000"/>
-                                <w:lang w:val="en-US"/>
-                              </w:rPr>
-                              <w:fldChar w:fldCharType="end"/>
-                            </w:r>
-                            <w:r>
-                              <w:rPr>
-                                <w:rFonts w:ascii="Arial" w:hAnsi="Arial" w:cs="Arial"/>
-                                <w:b/>
-                                <w:bCs/>
-                                <w:color w:val="000000"/>
-                                <w:lang w:val="en-US"/>
-                              </w:rPr>
-                              <w:t xml:space="preserve"> </w:t>
-                            </w:r>
-                            <w:r>
-                              <w:rPr>
-                                <w:rFonts w:ascii="Arial" w:hAnsi="Arial" w:cs="Arial"/>
-                                <w:b/>
-                                <w:bCs/>
-                                <w:color w:val="000000"/>
-                                <w:lang w:val="en-US"/>
-                              </w:rPr>
-                              <w:fldChar w:fldCharType="begin"/>
-                            </w:r>
-                            <w:r>
-                              <w:rPr>
-                                <w:rFonts w:ascii="Arial" w:hAnsi="Arial" w:cs="Arial"/>
-                                <w:b/>
-                                <w:bCs/>
-                                <w:color w:val="000000"/>
-                                <w:lang w:val="en-US"/>
-                              </w:rPr>
-                              <w:instrText xml:space="preserve"> MERGEFIELD F4 </w:instrText>
-                            </w:r>
-                            <w:r>
-                              <w:rPr>
-                                <w:rFonts w:ascii="Arial" w:hAnsi="Arial" w:cs="Arial"/>
-                                <w:b/>
-                                <w:bCs/>
-                                <w:color w:val="000000"/>
-                                <w:lang w:val="en-US"/>
-                              </w:rPr>
-                              <w:fldChar w:fldCharType="separate"/>
-                            </w:r>
-                            <w:r>
-                              <w:rPr>
-                                <w:rFonts w:ascii="Arial" w:hAnsi="Arial" w:cs="Arial"/>
-                                <w:b/>
-                                <w:bCs/>
-                                <w:noProof/>
-                                <w:color w:val="000000"/>
-                                <w:lang w:val="en-US"/>
-                              </w:rPr>
-                              <w:t>19</w:t>
-                            </w:r>
-                            <w:r>
-                              <w:rPr>
-                                <w:rFonts w:ascii="Arial" w:hAnsi="Arial" w:cs="Arial"/>
-                                <w:b/>
-                                <w:bCs/>
-                                <w:color w:val="000000"/>
-                                <w:lang w:val="en-US"/>
-                              </w:rPr>
-                              <w:fldChar w:fldCharType="end"/>
+                              <w:t>{{ room_number }}</w:t>
                             </w:r>
                           </w:p>
                           <w:p>
@@ -1361,7 +1097,7 @@
                                 <w:color w:val="000000"/>
                                 <w:lang w:val="en-US"/>
                               </w:rPr>
-                              <w:t>Cibeureum</w:t>
+                              <w:t>{{ rusunawa }}</w:t>
                             </w:r>
                           </w:p>
                           <w:p>
@@ -1566,48 +1302,7 @@
                           <w:color w:val="000000"/>
                           <w:lang w:val="id-ID"/>
                         </w:rPr>
-                        <w:fldChar w:fldCharType="begin"/>
-                      </w:r>
-                      <w:r>
-                        <w:rPr>
-                          <w:rFonts w:ascii="Arial" w:hAnsi="Arial" w:cs="Arial"/>
-                          <w:b/>
-                          <w:bCs/>
-                          <w:color w:val="000000"/>
-                          <w:lang w:val="id-ID"/>
-                        </w:rPr>
-                        <w:instrText xml:space="preserve"> MERGEFIELD NAMA__PENGHUNI </w:instrText>
-                      </w:r>
-                      <w:r>
-                        <w:rPr>
-                          <w:rFonts w:ascii="Arial" w:hAnsi="Arial" w:cs="Arial"/>
-                          <w:b/>
-                          <w:bCs/>
-                          <w:color w:val="000000"/>
-                          <w:lang w:val="id-ID"/>
-                        </w:rPr>
-                        <w:fldChar w:fldCharType="separate"/>
-                      </w:r>
-                      <w:r>
-                        <w:rPr>
-                          <w:rFonts w:ascii="Arial" w:hAnsi="Arial" w:cs="Arial"/>
-                          <w:b/>
-                          <w:bCs/>
-                          <w:noProof/>
-                          <w:color w:val="000000"/>
-                          <w:lang w:val="id-ID"/>
-                        </w:rPr>
-                        <w:t>Dian pertiwi (lala)</w:t>
-                      </w:r>
-                      <w:r>
-                        <w:rPr>
-                          <w:rFonts w:ascii="Arial" w:hAnsi="Arial" w:cs="Arial"/>
-                          <w:b/>
-                          <w:bCs/>
-                          <w:color w:val="000000"/>
-                          <w:lang w:val="id-ID"/>
-                        </w:rPr>
-                        <w:fldChar w:fldCharType="end"/>
+                        <w:t>{{ nama_penyewa }}</w:t>
                       </w:r>
                     </w:p>
                     <w:p>
@@ -1680,170 +1375,7 @@
                           <w:color w:val="000000"/>
                           <w:lang w:val="id-ID"/>
                         </w:rPr>
-                        <w:fldChar w:fldCharType="begin"/>
-                      </w:r>
-                      <w:r>
-                        <w:rPr>
-                          <w:rFonts w:ascii="Arial" w:hAnsi="Arial" w:cs="Arial"/>
-                          <w:b/>
-                          <w:bCs/>
-                          <w:color w:val="000000"/>
-                          <w:lang w:val="id-ID"/>
-                        </w:rPr>
-                        <w:instrText xml:space="preserve"> MERGEFIELD NOMOR__HUNIAN </w:instrText>
-                      </w:r>
-                      <w:r>
-                        <w:rPr>
-                          <w:rFonts w:ascii="Arial" w:hAnsi="Arial" w:cs="Arial"/>
-                          <w:b/>
-                          <w:bCs/>
-                          <w:color w:val="000000"/>
-                          <w:lang w:val="id-ID"/>
-                        </w:rPr>
-                        <w:fldChar w:fldCharType="separate"/>
-                      </w:r>
-                      <w:r>
-                        <w:rPr>
-                          <w:rFonts w:ascii="Arial" w:hAnsi="Arial" w:cs="Arial"/>
-                          <w:b/>
-                          <w:bCs/>
-                          <w:noProof/>
-                          <w:color w:val="000000"/>
-                          <w:lang w:val="id-ID"/>
-                        </w:rPr>
-                        <w:t>D</w:t>
-                      </w:r>
-                      <w:r>
-                        <w:rPr>
-                          <w:rFonts w:ascii="Arial" w:hAnsi="Arial" w:cs="Arial"/>
-                          <w:b/>
-                          <w:bCs/>
-                          <w:color w:val="000000"/>
-                          <w:lang w:val="id-ID"/>
-                        </w:rPr>
-                        <w:fldChar w:fldCharType="end"/>
-                      </w:r>
-                      <w:r>
-                        <w:rPr>
-                          <w:rFonts w:ascii="Arial" w:hAnsi="Arial" w:cs="Arial"/>
-                          <w:b/>
-                          <w:bCs/>
-                          <w:color w:val="000000"/>
-                          <w:lang w:val="en-US"/>
-                        </w:rPr>
-                        <w:t xml:space="preserve"> </w:t>
-                      </w:r>
-                      <w:r>
-                        <w:rPr>
-                          <w:rFonts w:ascii="Arial" w:hAnsi="Arial" w:cs="Arial"/>
-                          <w:b/>
-                          <w:bCs/>
-                          <w:color w:val="000000"/>
-                          <w:lang w:val="en-US"/>
-                        </w:rPr>
-                        <w:fldChar w:fldCharType="begin"/>
-                      </w:r>
-                      <w:r>
-                        <w:rPr>
-                          <w:rFonts w:ascii="Arial" w:hAnsi="Arial" w:cs="Arial"/>
-                          <w:b/>
-                          <w:bCs/>
-                          <w:color w:val="000000"/>
-                          <w:lang w:val="en-US"/>
-                        </w:rPr>
-                        <w:instrText xml:space="preserve"> MERGEFIELD F3 </w:instrText>
-                      </w:r>
-                      <w:r>
-                        <w:rPr>
-                          <w:rFonts w:ascii="Arial" w:hAnsi="Arial" w:cs="Arial"/>
-                          <w:b/>
-                          <w:bCs/>
-                          <w:color w:val="000000"/>
-                          <w:lang w:val="en-US"/>
-                        </w:rPr>
-                        <w:fldChar w:fldCharType="separate"/>
-                      </w:r>
-                      <w:r>
-                        <w:rPr>
-                          <w:rFonts w:ascii="Arial" w:hAnsi="Arial" w:cs="Arial"/>
-                          <w:b/>
-                          <w:bCs/>
-                          <w:noProof/>
-                          <w:color w:val="000000"/>
-                          <w:lang w:val="en-US"/>
-                        </w:rPr>
-                        <w:t>IV</w:t>
-                      </w:r>
-                      <w:r>
-                        <w:rPr>
-                          <w:rFonts w:ascii="Arial" w:hAnsi="Arial" w:cs="Arial"/>
-                          <w:b/>
-                          <w:bCs/>
-                          <w:color w:val="000000"/>
-                          <w:lang w:val="en-US"/>
-                        </w:rPr>
-                        <w:fldChar w:fldCharType="end"/>
-                      </w:r>
-                      <w:r>
-                        <w:rPr>
-                          <w:rFonts w:ascii="Arial" w:hAnsi="Arial" w:cs="Arial"/>
-                          <w:b/>
-                          <w:bCs/>
-                          <w:color w:val="000000"/>
-                          <w:lang w:val="en-US"/>
-                        </w:rPr>
-                        <w:t xml:space="preserve"> </w:t>
-                      </w:r>
-                      <w:r>
-                        <w:rPr>
-                          <w:rFonts w:ascii="Arial" w:hAnsi="Arial" w:cs="Arial"/>
-                          <w:b/>
-                          <w:bCs/>
-                          <w:color w:val="000000"/>
-                          <w:lang w:val="en-US"/>
-                        </w:rPr>
-                        <w:fldChar w:fldCharType="begin"/>
-                      </w:r>
-                      <w:r>
-                        <w:rPr>
-                          <w:rFonts w:ascii="Arial" w:hAnsi="Arial" w:cs="Arial"/>
-                          <w:b/>
-                          <w:bCs/>
-                          <w:color w:val="000000"/>
-                          <w:lang w:val="en-US"/>
-                        </w:rPr>
-                        <w:instrText xml:space="preserve"> MERGEFIELD F4 </w:instrText>
-                      </w:r>
-                      <w:r>
-                        <w:rPr>
-                          <w:rFonts w:ascii="Arial" w:hAnsi="Arial" w:cs="Arial"/>
-                          <w:b/>
-                          <w:bCs/>
-                          <w:color w:val="000000"/>
-                          <w:lang w:val="en-US"/>
-                        </w:rPr>
-                        <w:fldChar w:fldCharType="separate"/>
-                      </w:r>
-                      <w:r>
-                        <w:rPr>
-                          <w:rFonts w:ascii="Arial" w:hAnsi="Arial" w:cs="Arial"/>
-                          <w:b/>
-                          <w:bCs/>
-                          <w:noProof/>
-                          <w:color w:val="000000"/>
-                          <w:lang w:val="en-US"/>
-                        </w:rPr>
-                        <w:t>19</w:t>
-                      </w:r>
-                      <w:r>
-                        <w:rPr>
-                          <w:rFonts w:ascii="Arial" w:hAnsi="Arial" w:cs="Arial"/>
-                          <w:b/>
-                          <w:bCs/>
-                          <w:color w:val="000000"/>
-                          <w:lang w:val="en-US"/>
-                        </w:rPr>
-                        <w:fldChar w:fldCharType="end"/>
+                        <w:t>{{ room_number }}</w:t>
                       </w:r>
                     </w:p>
                     <w:p>
@@ -1886,7 +1418,7 @@
                           <w:color w:val="000000"/>
                           <w:lang w:val="en-US"/>
                         </w:rPr>
-                        <w:t>Cibeureum</w:t>
+                        <w:t>{{ rusunawa }}</w:t>
                       </w:r>
                     </w:p>
                     <w:p>
@@ -2079,144 +1611,7 @@
           <w:color w:val="0000FF"/>
           <w:lang w:val="id-ID"/>
         </w:rPr>
-        <w:t>974</w:t>
-      </w:r>
-      <w:r>
-        <w:rPr>
-          <w:rFonts w:ascii="Arial" w:hAnsi="Arial" w:cs="Arial"/>
-          <w:color w:val="0000FF"/>
-          <w:lang w:val="en-US"/>
-        </w:rPr>
-        <w:t>/</w:t>
-      </w:r>
-      <w:r>
-        <w:rPr>
-          <w:rFonts w:ascii="Arial" w:hAnsi="Arial" w:cs="Arial"/>
-          <w:color w:val="0000FF"/>
-          <w:lang w:val="en-US"/>
-        </w:rPr>
-        <w:t>T</w:t>
-      </w:r>
-      <w:r>
-        <w:rPr>
-          <w:rFonts w:ascii="Arial" w:hAnsi="Arial" w:cs="Arial"/>
-          <w:color w:val="0000FF"/>
-          <w:lang w:val="en-US"/>
-        </w:rPr>
-        <w:t>1</w:t>
-      </w:r>
-      <w:r>
-        <w:rPr>
-          <w:rFonts w:ascii="Arial" w:hAnsi="Arial" w:cs="Arial"/>
-          <w:color w:val="0000FF"/>
-          <w:lang w:val="en-US"/>
-        </w:rPr>
-        <w:t>/02.</w:t>
-      </w:r>
-      <w:r>
-        <w:rPr>
-          <w:rFonts w:ascii="Arial" w:hAnsi="Arial" w:cs="Arial"/>
-          <w:color w:val="0000FF"/>
-          <w:lang w:val="en-US"/>
-        </w:rPr>
-        <w:fldChar w:fldCharType="begin"/>
-      </w:r>
-      <w:r>
-        <w:rPr>
-          <w:rFonts w:ascii="Arial" w:hAnsi="Arial" w:cs="Arial"/>
-          <w:color w:val="0000FF"/>
-          <w:lang w:val="en-US"/>
-        </w:rPr>
-        <w:instrText xml:space="preserve"> MERGEFIELD URUTAN </w:instrText>
-      </w:r>
-      <w:r>
-        <w:rPr>
-          <w:rFonts w:ascii="Arial" w:hAnsi="Arial" w:cs="Arial"/>
-          <w:color w:val="0000FF"/>
-          <w:lang w:val="en-US"/>
-        </w:rPr>
-        <w:fldChar w:fldCharType="separate"/>
-      </w:r>
-      <w:r>
-        <w:rPr>
-          <w:rFonts w:ascii="Arial" w:hAnsi="Arial" w:cs="Arial"/>
-          <w:noProof/>
-          <w:color w:val="0000FF"/>
-          <w:lang w:val="en-US"/>
-        </w:rPr>
-        <w:t>1120</w:t>
-      </w:r>
-      <w:r>
-        <w:rPr>
-          <w:rFonts w:ascii="Arial" w:hAnsi="Arial" w:cs="Arial"/>
-          <w:color w:val="0000FF"/>
-          <w:lang w:val="en-US"/>
-        </w:rPr>
-        <w:fldChar w:fldCharType="end"/>
-      </w:r>
-      <w:r>
-        <w:rPr>
-          <w:rFonts w:ascii="Arial" w:hAnsi="Arial" w:cs="Arial"/>
-          <w:color w:val="0000FF"/>
-          <w:lang w:val="en-US"/>
-        </w:rPr>
-        <w:t>/UPT</w:t>
-      </w:r>
-      <w:r>
-        <w:rPr>
-          <w:rFonts w:ascii="Arial" w:hAnsi="Arial" w:cs="Arial"/>
-          <w:color w:val="0000FF"/>
-          <w:lang w:val="id-ID"/>
-        </w:rPr>
-        <w:t>D</w:t>
-      </w:r>
-      <w:r>
-        <w:rPr>
-          <w:rFonts w:ascii="Arial" w:hAnsi="Arial" w:cs="Arial"/>
-          <w:color w:val="0000FF"/>
-          <w:lang w:val="en-US"/>
-        </w:rPr>
-        <w:t>.RSN</w:t>
-      </w:r>
-      <w:r>
-        <w:rPr>
-          <w:rFonts w:ascii="Arial" w:hAnsi="Arial" w:cs="Arial"/>
-          <w:color w:val="0000FF"/>
-          <w:lang w:val="en-US"/>
-        </w:rPr>
-        <w:t>/</w:t>
-      </w:r>
-      <w:r>
-        <w:rPr>
-          <w:rFonts w:ascii="Arial" w:hAnsi="Arial" w:cs="Arial"/>
-          <w:color w:val="0000FF"/>
-          <w:lang w:val="en-US"/>
-        </w:rPr>
-        <w:t>I</w:t>
-      </w:r>
-      <w:r>
-        <w:rPr>
-          <w:rFonts w:ascii="Arial" w:hAnsi="Arial" w:cs="Arial"/>
-          <w:color w:val="0000FF"/>
-          <w:lang w:val="en-US"/>
-        </w:rPr>
-        <w:t>/</w:t>
-      </w:r>
-      <w:r>
-        <w:rPr>
-          <w:rFonts w:ascii="Arial" w:hAnsi="Arial" w:cs="Arial"/>
-          <w:color w:val="0000FF"/>
-          <w:lang w:val="en-US"/>
-        </w:rPr>
-        <w:t>202</w:t>
-      </w:r>
-      <w:r>
-        <w:rPr>
-          <w:rFonts w:ascii="Arial" w:hAnsi="Arial" w:cs="Arial"/>
-          <w:color w:val="0000FF"/>
-          <w:lang w:val="en-US"/>
-        </w:rPr>
-        <w:t>6</w:t>
+        <w:t>{{ nomor_surat }}</w:t>
       </w:r>
       <w:r>
         <w:rPr>
@@ -2856,44 +2251,69 @@
           <w:szCs w:val="22"/>
           <w:lang w:val="en-US"/>
         </w:rPr>
-        <w:fldChar w:fldCharType="begin"/>
-      </w:r>
-      <w:r>
-        <w:rPr>
-          <w:rFonts w:ascii="Arial" w:hAnsi="Arial" w:cs="Arial"/>
-          <w:b/>
-          <w:bCs/>
+        <w:t>{{ nama_penyewa }}</w:t>
+      </w:r>
+      <w:r>
+        <w:rPr>
+          <w:rFonts w:ascii="Arial" w:hAnsi="Arial" w:cs="Arial"/>
           <w:color w:val="000000"/>
           <w:sz w:val="22"/>
           <w:szCs w:val="22"/>
           <w:lang w:val="en-US"/>
         </w:rPr>
-        <w:instrText xml:space="preserve"> MERGEFIELD NAMA__PENGHUNI </w:instrText>
-      </w:r>
-      <w:r>
-        <w:rPr>
-          <w:rFonts w:ascii="Arial" w:hAnsi="Arial" w:cs="Arial"/>
-          <w:b/>
-          <w:bCs/>
+        <w:t xml:space="preserve"> </w:t>
+      </w:r>
+      <w:r>
+        <w:rPr>
+          <w:rFonts w:ascii="Arial" w:hAnsi="Arial" w:cs="Arial"/>
+          <w:color w:val="000000"/>
+          <w:sz w:val="22"/>
+          <w:szCs w:val="22"/>
+          <w:lang w:val="id-ID"/>
+        </w:rPr>
+        <w:t>Penghuni Rusunawa</w:t>
+      </w:r>
+      <w:r>
+        <w:rPr>
+          <w:rFonts w:ascii="Arial" w:hAnsi="Arial" w:cs="Arial"/>
           <w:color w:val="000000"/>
           <w:sz w:val="22"/>
           <w:szCs w:val="22"/>
           <w:lang w:val="en-US"/>
         </w:rPr>
-        <w:fldChar w:fldCharType="separate"/>
+        <w:t xml:space="preserve"> </w:t>
       </w:r>
       <w:r>
         <w:rPr>
           <w:rFonts w:ascii="Arial" w:hAnsi="Arial" w:cs="Arial"/>
           <w:b/>
-          <w:bCs/>
-          <w:noProof/>
+          <w:color w:val="000000"/>
+          <w:sz w:val="22"/>
+          <w:szCs w:val="22"/>
+          <w:lang w:val="id-ID"/>
+        </w:rPr>
+        <w:t>{{ rusunawa }}</w:t>
+      </w:r>
+      <w:r>
+        <w:rPr>
+          <w:rFonts w:ascii="Arial" w:hAnsi="Arial" w:cs="Arial"/>
+          <w:b/>
+          <w:color w:val="000000"/>
+          <w:sz w:val="22"/>
+          <w:szCs w:val="22"/>
+          <w:lang w:val="id-ID"/>
+        </w:rPr>
+        <w:t xml:space="preserve"> </w:t>
+      </w:r>
+      <w:r>
+        <w:rPr>
+          <w:rFonts w:ascii="Arial" w:hAnsi="Arial" w:cs="Arial"/>
           <w:color w:val="000000"/>
           <w:sz w:val="22"/>
           <w:szCs w:val="22"/>
           <w:lang w:val="en-US"/>
         </w:rPr>
-        <w:t>Dian pertiwi (lala)</w:t>
+        <w:t xml:space="preserve">hunian </w:t>
       </w:r>
       <w:r>
         <w:rPr>
@@ -2905,265 +2325,7 @@
           <w:szCs w:val="22"/>
           <w:lang w:val="en-US"/>
         </w:rPr>
-        <w:fldChar w:fldCharType="end"/>
-      </w:r>
-      <w:r>
-        <w:rPr>
-          <w:rFonts w:ascii="Arial" w:hAnsi="Arial" w:cs="Arial"/>
-          <w:color w:val="000000"/>
-          <w:sz w:val="22"/>
-          <w:szCs w:val="22"/>
-          <w:lang w:val="en-US"/>
-        </w:rPr>
-        <w:t xml:space="preserve"> </w:t>
-      </w:r>
-      <w:r>
-        <w:rPr>
-          <w:rFonts w:ascii="Arial" w:hAnsi="Arial" w:cs="Arial"/>
-          <w:color w:val="000000"/>
-          <w:sz w:val="22"/>
-          <w:szCs w:val="22"/>
-          <w:lang w:val="id-ID"/>
-        </w:rPr>
-        <w:t>Penghuni Rusunawa</w:t>
-      </w:r>
-      <w:r>
-        <w:rPr>
-          <w:rFonts w:ascii="Arial" w:hAnsi="Arial" w:cs="Arial"/>
-          <w:color w:val="000000"/>
-          <w:sz w:val="22"/>
-          <w:szCs w:val="22"/>
-          <w:lang w:val="en-US"/>
-        </w:rPr>
-        <w:t xml:space="preserve"> </w:t>
-      </w:r>
-      <w:r>
-        <w:rPr>
-          <w:rFonts w:ascii="Arial" w:hAnsi="Arial" w:cs="Arial"/>
-          <w:b/>
-          <w:color w:val="000000"/>
-          <w:sz w:val="22"/>
-          <w:szCs w:val="22"/>
-          <w:lang w:val="id-ID"/>
-        </w:rPr>
-        <w:t>Cibeureum</w:t>
-      </w:r>
-      <w:r>
-        <w:rPr>
-          <w:rFonts w:ascii="Arial" w:hAnsi="Arial" w:cs="Arial"/>
-          <w:color w:val="000000"/>
-          <w:sz w:val="22"/>
-          <w:szCs w:val="22"/>
-          <w:lang w:val="en-US"/>
-        </w:rPr>
-        <w:t xml:space="preserve"> hunian </w:t>
-      </w:r>
-      <w:r>
-        <w:rPr>
-          <w:rFonts w:ascii="Arial" w:hAnsi="Arial" w:cs="Arial"/>
-          <w:b/>
-          <w:bCs/>
-          <w:color w:val="000000"/>
-          <w:sz w:val="22"/>
-          <w:szCs w:val="22"/>
-          <w:lang w:val="en-US"/>
-        </w:rPr>
-        <w:fldChar w:fldCharType="begin"/>
-      </w:r>
-      <w:r>
-        <w:rPr>
-          <w:rFonts w:ascii="Arial" w:hAnsi="Arial" w:cs="Arial"/>
-          <w:b/>
-          <w:bCs/>
-          <w:color w:val="000000"/>
-          <w:sz w:val="22"/>
-          <w:szCs w:val="22"/>
-          <w:lang w:val="en-US"/>
-        </w:rPr>
-        <w:instrText xml:space="preserve"> MERGEFIELD NOMOR__HUNIAN </w:instrText>
-      </w:r>
-      <w:r>
-        <w:rPr>
-          <w:rFonts w:ascii="Arial" w:hAnsi="Arial" w:cs="Arial"/>
-          <w:b/>
-          <w:bCs/>
-          <w:color w:val="000000"/>
-          <w:sz w:val="22"/>
-          <w:szCs w:val="22"/>
-          <w:lang w:val="en-US"/>
-        </w:rPr>
-        <w:fldChar w:fldCharType="separate"/>
-      </w:r>
-      <w:r>
-        <w:rPr>
-          <w:rFonts w:ascii="Arial" w:hAnsi="Arial" w:cs="Arial"/>
-          <w:b/>
-          <w:bCs/>
-          <w:noProof/>
-          <w:color w:val="000000"/>
-          <w:sz w:val="22"/>
-          <w:szCs w:val="22"/>
-          <w:lang w:val="en-US"/>
-        </w:rPr>
-        <w:t>D</w:t>
-      </w:r>
-      <w:r>
-        <w:rPr>
-          <w:rFonts w:ascii="Arial" w:hAnsi="Arial" w:cs="Arial"/>
-          <w:b/>
-          <w:bCs/>
-          <w:color w:val="000000"/>
-          <w:sz w:val="22"/>
-          <w:szCs w:val="22"/>
-          <w:lang w:val="en-US"/>
-        </w:rPr>
-        <w:fldChar w:fldCharType="end"/>
-      </w:r>
-      <w:r>
-        <w:rPr>
-          <w:rFonts w:ascii="Arial" w:hAnsi="Arial" w:cs="Arial"/>
-          <w:b/>
-          <w:bCs/>
-          <w:color w:val="000000"/>
-          <w:sz w:val="22"/>
-          <w:szCs w:val="22"/>
-          <w:lang w:val="en-US"/>
-        </w:rPr>
-        <w:t xml:space="preserve"> </w:t>
-      </w:r>
-      <w:r>
-        <w:rPr>
-          <w:rFonts w:ascii="Arial" w:hAnsi="Arial" w:cs="Arial"/>
-          <w:b/>
-          <w:bCs/>
-          <w:color w:val="000000"/>
-          <w:sz w:val="22"/>
-          <w:szCs w:val="22"/>
-          <w:lang w:val="en-US"/>
-        </w:rPr>
-        <w:fldChar w:fldCharType="begin"/>
-      </w:r>
-      <w:r>
-        <w:rPr>
-          <w:rFonts w:ascii="Arial" w:hAnsi="Arial" w:cs="Arial"/>
-          <w:b/>
-          <w:bCs/>
-          <w:color w:val="000000"/>
-          <w:sz w:val="22"/>
-          <w:szCs w:val="22"/>
-          <w:lang w:val="en-US"/>
-        </w:rPr>
-        <w:instrText xml:space="preserve"> MERGEFIELD F3 </w:instrText>
-      </w:r>
-      <w:r>
-        <w:rPr>
-          <w:rFonts w:ascii="Arial" w:hAnsi="Arial" w:cs="Arial"/>
-          <w:b/>
-          <w:bCs/>
-          <w:color w:val="000000"/>
-          <w:sz w:val="22"/>
-          <w:szCs w:val="22"/>
-          <w:lang w:val="en-US"/>
-        </w:rPr>
-        <w:fldChar w:fldCharType="separate"/>
-      </w:r>
-      <w:r>
-        <w:rPr>
-          <w:rFonts w:ascii="Arial" w:hAnsi="Arial" w:cs="Arial"/>
-          <w:b/>
-          <w:bCs/>
-          <w:noProof/>
-          <w:color w:val="000000"/>
-          <w:sz w:val="22"/>
-          <w:szCs w:val="22"/>
-          <w:lang w:val="en-US"/>
-        </w:rPr>
-        <w:t>IV</w:t>
-      </w:r>
-      <w:r>
-        <w:rPr>
-          <w:rFonts w:ascii="Arial" w:hAnsi="Arial" w:cs="Arial"/>
-          <w:b/>
-          <w:bCs/>
-          <w:color w:val="000000"/>
-          <w:sz w:val="22"/>
-          <w:szCs w:val="22"/>
-          <w:lang w:val="en-US"/>
-        </w:rPr>
-        <w:fldChar w:fldCharType="end"/>
-      </w:r>
-      <w:r>
-        <w:rPr>
-          <w:rFonts w:ascii="Arial" w:hAnsi="Arial" w:cs="Arial"/>
-          <w:b/>
-          <w:bCs/>
-          <w:color w:val="000000"/>
-          <w:sz w:val="22"/>
-          <w:szCs w:val="22"/>
-          <w:lang w:val="en-US"/>
-        </w:rPr>
-        <w:t xml:space="preserve"> </w:t>
-      </w:r>
-      <w:r>
-        <w:rPr>
-          <w:rFonts w:ascii="Arial" w:hAnsi="Arial" w:cs="Arial"/>
-          <w:b/>
-          <w:bCs/>
-          <w:color w:val="000000"/>
-          <w:sz w:val="22"/>
-          <w:szCs w:val="22"/>
-          <w:lang w:val="en-US"/>
-        </w:rPr>
-        <w:fldChar w:fldCharType="begin"/>
-      </w:r>
-      <w:r>
-        <w:rPr>
-          <w:rFonts w:ascii="Arial" w:hAnsi="Arial" w:cs="Arial"/>
-          <w:b/>
-          <w:bCs/>
-          <w:color w:val="000000"/>
-          <w:sz w:val="22"/>
-          <w:szCs w:val="22"/>
-          <w:lang w:val="en-US"/>
-        </w:rPr>
-        <w:instrText xml:space="preserve"> MERGEFIELD F4 </w:instrText>
-      </w:r>
-      <w:r>
-        <w:rPr>
-          <w:rFonts w:ascii="Arial" w:hAnsi="Arial" w:cs="Arial"/>
-          <w:b/>
-          <w:bCs/>
-          <w:color w:val="000000"/>
-          <w:sz w:val="22"/>
-          <w:szCs w:val="22"/>
-          <w:lang w:val="en-US"/>
-        </w:rPr>
-        <w:fldChar w:fldCharType="separate"/>
-      </w:r>
-      <w:r>
-        <w:rPr>
-          <w:rFonts w:ascii="Arial" w:hAnsi="Arial" w:cs="Arial"/>
-          <w:b/>
-          <w:bCs/>
-          <w:noProof/>
-          <w:color w:val="000000"/>
-          <w:sz w:val="22"/>
-          <w:szCs w:val="22"/>
-          <w:lang w:val="en-US"/>
-        </w:rPr>
-        <w:t>19</w:t>
-      </w:r>
-      <w:r>
-        <w:rPr>
-          <w:rFonts w:ascii="Arial" w:hAnsi="Arial" w:cs="Arial"/>
-          <w:b/>
-          <w:bCs/>
-          <w:color w:val="000000"/>
-          <w:sz w:val="22"/>
-          <w:szCs w:val="22"/>
-          <w:lang w:val="en-US"/>
-        </w:rPr>
-        <w:fldChar w:fldCharType="end"/>
+        <w:t>{{ alamat_hunian }}</w:t>
       </w:r>
       <w:r>
         <w:rPr>
@@ -3196,7 +2358,7 @@
           <w:szCs w:val="22"/>
           <w:lang w:val="en-US"/>
         </w:rPr>
-        <w:t>03</w:t>
+        <w:t>{{ tenggat_bayar }}</w:t>
       </w:r>
       <w:r>
         <w:rPr>
@@ -3208,29 +2370,6 @@
           <w:szCs w:val="22"/>
           <w:lang w:val="en-US"/>
         </w:rPr>
-        <w:t xml:space="preserve"> Februari 202</w:t>
-      </w:r>
-      <w:r>
-        <w:rPr>
-          <w:rFonts w:ascii="Arial" w:hAnsi="Arial" w:cs="Arial"/>
-          <w:b/>
-          <w:bCs/>
-          <w:color w:val="0000FF"/>
-          <w:sz w:val="22"/>
-          <w:szCs w:val="22"/>
-          <w:lang w:val="en-US"/>
-        </w:rPr>
-        <w:t>6</w:t>
-      </w:r>
-      <w:r>
-        <w:rPr>
-          <w:rFonts w:ascii="Arial" w:hAnsi="Arial" w:cs="Arial"/>
-          <w:b/>
-          <w:color w:val="000000"/>
-          <w:sz w:val="22"/>
-          <w:szCs w:val="22"/>
-          <w:lang w:val="id-ID"/>
-        </w:rPr>
         <w:t xml:space="preserve"> </w:t>
       </w:r>
       <w:r>
@@ -3276,7 +2415,7 @@
     </w:p>
     <w:tbl>
       <w:tblPr>
-        <w:tblW w:w="0" w:type="auto"/>
+        <w:tblW w:w="7751" w:type="dxa"/>
         <w:tblInd w:w="1526" w:type="dxa"/>
         <w:tblBorders>
           <w:top w:val="single" w:sz="4" w:space="0" w:color="auto"/>
@@ -3289,16 +2428,16 @@
         <w:tblLook w:val="04A0" w:firstRow="1" w:lastRow="0" w:firstColumn="1" w:lastColumn="0" w:noHBand="0" w:noVBand="1"/>
       </w:tblPr>
       <w:tblGrid>
-        <w:gridCol w:w="641"/>
-        <w:gridCol w:w="2042"/>
-        <w:gridCol w:w="1424"/>
-        <w:gridCol w:w="1323"/>
-        <w:gridCol w:w="2042"/>
+        <w:gridCol w:w="555"/>
+        <w:gridCol w:w="2592"/>
+        <w:gridCol w:w="1455"/>
+        <w:gridCol w:w="1261"/>
+        <w:gridCol w:w="1888"/>
       </w:tblGrid>
       <w:tr>
         <w:tc>
           <w:tcPr>
-            <w:tcW w:w="661" w:type="dxa"/>
+            <w:tcW w:w="555" w:type="dxa"/>
           </w:tcPr>
           <w:p>
             <w:pPr>
@@ -3328,7 +2467,7 @@
         </w:tc>
         <w:tc>
           <w:tcPr>
-            <w:tcW w:w="2235" w:type="dxa"/>
+            <w:tcW w:w="2592" w:type="dxa"/>
           </w:tcPr>
           <w:p>
             <w:pPr>
@@ -3358,7 +2497,7 @@
         </w:tc>
         <w:tc>
           <w:tcPr>
-            <w:tcW w:w="1498" w:type="dxa"/>
+            <w:tcW w:w="1455" w:type="dxa"/>
           </w:tcPr>
           <w:p>
             <w:pPr>
@@ -3388,7 +2527,7 @@
         </w:tc>
         <w:tc>
           <w:tcPr>
-            <w:tcW w:w="1402" w:type="dxa"/>
+            <w:tcW w:w="1261" w:type="dxa"/>
           </w:tcPr>
           <w:p>
             <w:pPr>
@@ -3418,7 +2557,7 @@
         </w:tc>
         <w:tc>
           <w:tcPr>
-            <w:tcW w:w="2235" w:type="dxa"/>
+            <w:tcW w:w="1888" w:type="dxa"/>
           </w:tcPr>
           <w:p>
             <w:pPr>
@@ -3450,7 +2589,7 @@
       <w:tr>
         <w:tc>
           <w:tcPr>
-            <w:tcW w:w="661" w:type="dxa"/>
+            <w:tcW w:w="555" w:type="dxa"/>
           </w:tcPr>
           <w:p>
             <w:pPr>
@@ -3478,7 +2617,7 @@
         </w:tc>
         <w:tc>
           <w:tcPr>
-            <w:tcW w:w="2235" w:type="dxa"/>
+            <w:tcW w:w="2592" w:type="dxa"/>
           </w:tcPr>
           <w:p>
             <w:pPr>
@@ -3486,8 +2625,6 @@
               <w:jc w:val="center"/>
               <w:rPr>
                 <w:rFonts w:ascii="Tahoma" w:hAnsi="Tahoma" w:cs="Tahoma"/>
-                <w:b/>
-                <w:bCs/>
                 <w:color w:val="0000FF"/>
                 <w:sz w:val="22"/>
                 <w:szCs w:val="22"/>
@@ -3497,221 +2634,38 @@
             <w:r>
               <w:rPr>
                 <w:rFonts w:ascii="Tahoma" w:hAnsi="Tahoma" w:cs="Tahoma"/>
-                <w:b/>
-                <w:bCs/>
                 <w:color w:val="0000FF"/>
                 <w:sz w:val="22"/>
                 <w:szCs w:val="22"/>
                 <w:lang w:val="en-US"/>
               </w:rPr>
-              <w:t>Januari 202</w:t>
+              <w:t>{{ bulan_tagihan }}</w:t>
             </w:r>
             <w:r>
               <w:rPr>
                 <w:rFonts w:ascii="Tahoma" w:hAnsi="Tahoma" w:cs="Tahoma"/>
-                <w:b/>
-                <w:bCs/>
                 <w:color w:val="0000FF"/>
                 <w:sz w:val="22"/>
                 <w:szCs w:val="22"/>
                 <w:lang w:val="en-US"/>
               </w:rPr>
-              <w:t>6</w:t>
+              <w:t xml:space="preserve"> </w:t>
+            </w:r>
+            <w:r>
+              <w:rPr>
+                <w:rFonts w:ascii="Tahoma" w:hAnsi="Tahoma" w:cs="Tahoma"/>
+                <w:color w:val="0000FF"/>
+                <w:sz w:val="22"/>
+                <w:szCs w:val="22"/>
+                <w:lang w:val="en-US"/>
+              </w:rPr>
+              <w:t>{{ tahun_tagihan }}</w:t>
             </w:r>
           </w:p>
         </w:tc>
         <w:tc>
           <w:tcPr>
-            <w:tcW w:w="1498" w:type="dxa"/>
-          </w:tcPr>
-          <w:p>
-            <w:pPr>
-              <w:spacing w:line="360" w:lineRule="auto"/>
-              <w:jc w:val="center"/>
-              <w:rPr>
-                <w:rFonts w:ascii="Tahoma" w:hAnsi="Tahoma" w:cs="Tahoma"/>
-                <w:b/>
-                <w:bCs/>
-                <w:color w:val="000000"/>
-                <w:sz w:val="22"/>
-                <w:szCs w:val="22"/>
-                <w:lang w:val="it-IT"/>
-              </w:rPr>
-            </w:pPr>
-            <w:r>
-              <w:rPr>
-                <w:rFonts w:ascii="Tahoma" w:hAnsi="Tahoma" w:cs="Tahoma"/>
-                <w:b/>
-                <w:bCs/>
-                <w:color w:val="000000"/>
-                <w:sz w:val="22"/>
-                <w:szCs w:val="22"/>
-                <w:lang w:val="it-IT"/>
-              </w:rPr>
-              <w:fldChar w:fldCharType="begin"/>
-            </w:r>
-            <w:r>
-              <w:rPr>
-                <w:rFonts w:ascii="Tahoma" w:hAnsi="Tahoma" w:cs="Tahoma"/>
-                <w:b/>
-                <w:bCs/>
-                <w:color w:val="000000"/>
-                <w:sz w:val="22"/>
-                <w:szCs w:val="22"/>
-                <w:lang w:val="it-IT"/>
-              </w:rPr>
-              <w:instrText xml:space="preserve"> MERGEFIELD JUMLAH </w:instrText>
-            </w:r>
-            <w:r>
-              <w:rPr>
-                <w:rFonts w:ascii="Tahoma" w:hAnsi="Tahoma" w:cs="Tahoma"/>
-                <w:b/>
-                <w:color w:val="000000"/>
-                <w:sz w:val="22"/>
-                <w:szCs w:val="22"/>
-                <w:lang w:val="it-IT"/>
-              </w:rPr>
-              <w:instrText>\#  0,00</w:instrText>
-            </w:r>
-            <w:r>
-              <w:rPr>
-                <w:rFonts w:ascii="Tahoma" w:hAnsi="Tahoma" w:cs="Tahoma"/>
-                <w:b/>
-                <w:bCs/>
-                <w:color w:val="000000"/>
-                <w:sz w:val="22"/>
-                <w:szCs w:val="22"/>
-                <w:lang w:val="it-IT"/>
-              </w:rPr>
-              <w:instrText xml:space="preserve"> </w:instrText>
-            </w:r>
-            <w:r>
-              <w:rPr>
-                <w:rFonts w:ascii="Tahoma" w:hAnsi="Tahoma" w:cs="Tahoma"/>
-                <w:b/>
-                <w:bCs/>
-                <w:color w:val="000000"/>
-                <w:sz w:val="22"/>
-                <w:szCs w:val="22"/>
-                <w:lang w:val="it-IT"/>
-              </w:rPr>
-              <w:fldChar w:fldCharType="separate"/>
-            </w:r>
-            <w:r>
-              <w:rPr>
-                <w:rFonts w:ascii="Tahoma" w:hAnsi="Tahoma" w:cs="Tahoma"/>
-                <w:b/>
-                <w:noProof/>
-                <w:color w:val="000000"/>
-                <w:sz w:val="22"/>
-                <w:szCs w:val="22"/>
-                <w:lang w:val="it-IT"/>
-              </w:rPr>
-              <w:t>425,000</w:t>
-            </w:r>
-            <w:r>
-              <w:rPr>
-                <w:rFonts w:ascii="Tahoma" w:hAnsi="Tahoma" w:cs="Tahoma"/>
-                <w:b/>
-                <w:bCs/>
-                <w:color w:val="000000"/>
-                <w:sz w:val="22"/>
-                <w:szCs w:val="22"/>
-                <w:lang w:val="it-IT"/>
-              </w:rPr>
-              <w:fldChar w:fldCharType="end"/>
-            </w:r>
-          </w:p>
-        </w:tc>
-        <w:tc>
-          <w:tcPr>
-            <w:tcW w:w="1402" w:type="dxa"/>
-          </w:tcPr>
-          <w:p>
-            <w:pPr>
-              <w:spacing w:line="360" w:lineRule="auto"/>
-              <w:jc w:val="center"/>
-              <w:rPr>
-                <w:rFonts w:ascii="Tahoma" w:hAnsi="Tahoma" w:cs="Tahoma"/>
-                <w:b/>
-                <w:color w:val="000000"/>
-                <w:sz w:val="22"/>
-                <w:szCs w:val="22"/>
-                <w:lang w:val="it-IT"/>
-              </w:rPr>
-            </w:pPr>
-            <w:r>
-              <w:rPr>
-                <w:rFonts w:ascii="Tahoma" w:hAnsi="Tahoma" w:cs="Tahoma"/>
-                <w:b/>
-                <w:color w:val="000000"/>
-                <w:sz w:val="22"/>
-                <w:szCs w:val="22"/>
-                <w:lang w:val="it-IT"/>
-              </w:rPr>
-              <w:fldChar w:fldCharType="begin"/>
-            </w:r>
-            <w:r>
-              <w:rPr>
-                <w:rFonts w:ascii="Tahoma" w:hAnsi="Tahoma" w:cs="Tahoma"/>
-                <w:b/>
-                <w:color w:val="000000"/>
-                <w:sz w:val="22"/>
-                <w:szCs w:val="22"/>
-                <w:lang w:val="it-IT"/>
-              </w:rPr>
-              <w:instrText xml:space="preserve"> MERGEFIELD DENDA </w:instrText>
-            </w:r>
-            <w:r>
-              <w:rPr>
-                <w:rFonts w:ascii="Tahoma" w:hAnsi="Tahoma" w:cs="Tahoma"/>
-                <w:b/>
-                <w:color w:val="000000"/>
-                <w:sz w:val="22"/>
-                <w:szCs w:val="22"/>
-                <w:lang w:val="it-IT"/>
-              </w:rPr>
-              <w:instrText>\#  0,00</w:instrText>
-            </w:r>
-            <w:r>
-              <w:rPr>
-                <w:rFonts w:ascii="Tahoma" w:hAnsi="Tahoma" w:cs="Tahoma"/>
-                <w:b/>
-                <w:color w:val="000000"/>
-                <w:sz w:val="22"/>
-                <w:szCs w:val="22"/>
-                <w:lang w:val="it-IT"/>
-              </w:rPr>
-              <w:fldChar w:fldCharType="separate"/>
-            </w:r>
-            <w:r>
-              <w:rPr>
-                <w:rFonts w:ascii="Tahoma" w:hAnsi="Tahoma" w:cs="Tahoma"/>
-                <w:b/>
-                <w:noProof/>
-                <w:color w:val="000000"/>
-                <w:sz w:val="22"/>
-                <w:szCs w:val="22"/>
-                <w:lang w:val="it-IT"/>
-              </w:rPr>
-              <w:t>8,500</w:t>
-            </w:r>
-            <w:r>
-              <w:rPr>
-                <w:rFonts w:ascii="Tahoma" w:hAnsi="Tahoma" w:cs="Tahoma"/>
-                <w:b/>
-                <w:color w:val="000000"/>
-                <w:sz w:val="22"/>
-                <w:szCs w:val="22"/>
-                <w:lang w:val="it-IT"/>
-              </w:rPr>
-              <w:fldChar w:fldCharType="end"/>
-            </w:r>
-          </w:p>
-        </w:tc>
-        <w:tc>
-          <w:tcPr>
-            <w:tcW w:w="2235" w:type="dxa"/>
+            <w:tcW w:w="1455" w:type="dxa"/>
           </w:tcPr>
           <w:p>
             <w:pPr>
@@ -3733,8 +2687,26 @@
                 <w:szCs w:val="22"/>
                 <w:lang w:val="it-IT"/>
               </w:rPr>
-              <w:fldChar w:fldCharType="begin"/>
+              <w:t>{{ sewa_price }}</w:t>
             </w:r>
+          </w:p>
+        </w:tc>
+        <w:tc>
+          <w:tcPr>
+            <w:tcW w:w="1261" w:type="dxa"/>
+          </w:tcPr>
+          <w:p>
+            <w:pPr>
+              <w:spacing w:line="360" w:lineRule="auto"/>
+              <w:jc w:val="center"/>
+              <w:rPr>
+                <w:rFonts w:ascii="Tahoma" w:hAnsi="Tahoma" w:cs="Tahoma"/>
+                <w:color w:val="000000"/>
+                <w:sz w:val="22"/>
+                <w:szCs w:val="22"/>
+                <w:lang w:val="it-IT"/>
+              </w:rPr>
+            </w:pPr>
             <w:r>
               <w:rPr>
                 <w:rFonts w:ascii="Tahoma" w:hAnsi="Tahoma" w:cs="Tahoma"/>
@@ -3743,41 +2715,26 @@
                 <w:szCs w:val="22"/>
                 <w:lang w:val="it-IT"/>
               </w:rPr>
-              <w:instrText xml:space="preserve"> MERGEFIELD TOTAL_</w:instrText>
+              <w:t>{{ denda }}</w:t>
             </w:r>
-            <w:r>
+          </w:p>
+        </w:tc>
+        <w:tc>
+          <w:tcPr>
+            <w:tcW w:w="1888" w:type="dxa"/>
+          </w:tcPr>
+          <w:p>
+            <w:pPr>
+              <w:spacing w:line="360" w:lineRule="auto"/>
+              <w:jc w:val="center"/>
               <w:rPr>
                 <w:rFonts w:ascii="Tahoma" w:hAnsi="Tahoma" w:cs="Tahoma"/>
-                <w:b/>
                 <w:color w:val="000000"/>
                 <w:sz w:val="22"/>
                 <w:szCs w:val="22"/>
                 <w:lang w:val="it-IT"/>
               </w:rPr>
-              <w:instrText>\#  0</w:instrText>
-            </w:r>
-            <w:r>
-              <w:rPr>
-                <w:rFonts w:ascii="Tahoma" w:hAnsi="Tahoma" w:cs="Tahoma"/>
-                <w:b/>
-                <w:color w:val="000000"/>
-                <w:sz w:val="22"/>
-                <w:szCs w:val="22"/>
-                <w:lang w:val="it-IT"/>
-              </w:rPr>
-              <w:instrText>,</w:instrText>
-            </w:r>
-            <w:r>
-              <w:rPr>
-                <w:rFonts w:ascii="Tahoma" w:hAnsi="Tahoma" w:cs="Tahoma"/>
-                <w:b/>
-                <w:color w:val="000000"/>
-                <w:sz w:val="22"/>
-                <w:szCs w:val="22"/>
-                <w:lang w:val="it-IT"/>
-              </w:rPr>
-              <w:instrText>00</w:instrText>
-            </w:r>
+            </w:pPr>
             <w:r>
               <w:rPr>
                 <w:rFonts w:ascii="Tahoma" w:hAnsi="Tahoma" w:cs="Tahoma"/>
@@ -3786,39 +2743,7 @@
                 <w:szCs w:val="22"/>
                 <w:lang w:val="it-IT"/>
               </w:rPr>
-              <w:instrText xml:space="preserve"> </w:instrText>
-            </w:r>
-            <w:r>
-              <w:rPr>
-                <w:rFonts w:ascii="Tahoma" w:hAnsi="Tahoma" w:cs="Tahoma"/>
-                <w:color w:val="000000"/>
-                <w:sz w:val="22"/>
-                <w:szCs w:val="22"/>
-                <w:lang w:val="it-IT"/>
-              </w:rPr>
-              <w:fldChar w:fldCharType="separate"/>
-            </w:r>
-            <w:r>
-              <w:rPr>
-                <w:rFonts w:ascii="Tahoma" w:hAnsi="Tahoma" w:cs="Tahoma"/>
-                <w:b/>
-                <w:noProof/>
-                <w:color w:val="000000"/>
-                <w:sz w:val="22"/>
-                <w:szCs w:val="22"/>
-                <w:lang w:val="it-IT"/>
-              </w:rPr>
-              <w:t>433,500</w:t>
-            </w:r>
-            <w:r>
-              <w:rPr>
-                <w:rFonts w:ascii="Tahoma" w:hAnsi="Tahoma" w:cs="Tahoma"/>
-                <w:color w:val="000000"/>
-                <w:sz w:val="22"/>
-                <w:szCs w:val="22"/>
-                <w:lang w:val="it-IT"/>
-              </w:rPr>
-              <w:fldChar w:fldCharType="end"/>
+              <w:t>{{ total_bayar }}</w:t>
             </w:r>
           </w:p>
         </w:tc>
@@ -3826,7 +2751,7 @@
       <w:tr>
         <w:tc>
           <w:tcPr>
-            <w:tcW w:w="661" w:type="dxa"/>
+            <w:tcW w:w="555" w:type="dxa"/>
           </w:tcPr>
           <w:p>
             <w:pPr>
@@ -3844,7 +2769,7 @@
         </w:tc>
         <w:tc>
           <w:tcPr>
-            <w:tcW w:w="2235" w:type="dxa"/>
+            <w:tcW w:w="2592" w:type="dxa"/>
           </w:tcPr>
           <w:p>
             <w:pPr>
@@ -3862,7 +2787,7 @@
         </w:tc>
         <w:tc>
           <w:tcPr>
-            <w:tcW w:w="1498" w:type="dxa"/>
+            <w:tcW w:w="1455" w:type="dxa"/>
           </w:tcPr>
           <w:p>
             <w:pPr>
@@ -3880,7 +2805,7 @@
         </w:tc>
         <w:tc>
           <w:tcPr>
-            <w:tcW w:w="1402" w:type="dxa"/>
+            <w:tcW w:w="1261" w:type="dxa"/>
           </w:tcPr>
           <w:p>
             <w:pPr>
@@ -3898,7 +2823,7 @@
         </w:tc>
         <w:tc>
           <w:tcPr>
-            <w:tcW w:w="2235" w:type="dxa"/>
+            <w:tcW w:w="1888" w:type="dxa"/>
           </w:tcPr>
           <w:p>
             <w:pPr>
@@ -3918,7 +2843,7 @@
       <w:tr>
         <w:tc>
           <w:tcPr>
-            <w:tcW w:w="2896" w:type="dxa"/>
+            <w:tcW w:w="3147" w:type="dxa"/>
             <w:gridSpan w:val="2"/>
           </w:tcPr>
           <w:p>
@@ -3949,7 +2874,7 @@
         </w:tc>
         <w:tc>
           <w:tcPr>
-            <w:tcW w:w="1498" w:type="dxa"/>
+            <w:tcW w:w="1455" w:type="dxa"/>
           </w:tcPr>
           <w:p>
             <w:pPr>
@@ -3967,7 +2892,7 @@
         </w:tc>
         <w:tc>
           <w:tcPr>
-            <w:tcW w:w="1402" w:type="dxa"/>
+            <w:tcW w:w="1261" w:type="dxa"/>
           </w:tcPr>
           <w:p>
             <w:pPr>
@@ -3985,7 +2910,7 @@
         </w:tc>
         <w:tc>
           <w:tcPr>
-            <w:tcW w:w="2235" w:type="dxa"/>
+            <w:tcW w:w="1887" w:type="dxa"/>
           </w:tcPr>
           <w:p>
             <w:pPr>
@@ -4021,107 +2946,7 @@
                 <w:szCs w:val="22"/>
                 <w:lang w:val="it-IT"/>
               </w:rPr>
-              <w:fldChar w:fldCharType="begin"/>
-            </w:r>
-            <w:r>
-              <w:rPr>
-                <w:rFonts w:ascii="Tahoma" w:hAnsi="Tahoma" w:cs="Tahoma"/>
-                <w:b/>
-                <w:color w:val="000000"/>
-                <w:sz w:val="22"/>
-                <w:szCs w:val="22"/>
-                <w:lang w:val="it-IT"/>
-              </w:rPr>
-              <w:instrText xml:space="preserve"> </w:instrText>
-            </w:r>
-            <w:r>
-              <w:rPr>
-                <w:rFonts w:ascii="Tahoma" w:hAnsi="Tahoma" w:cs="Tahoma"/>
-                <w:b/>
-                <w:color w:val="000000"/>
-                <w:sz w:val="22"/>
-                <w:szCs w:val="22"/>
-                <w:lang w:val="it-IT"/>
-              </w:rPr>
-              <w:instrText>\</w:instrText>
-            </w:r>
-            <w:r>
-              <w:rPr>
-                <w:rFonts w:ascii="Tahoma" w:hAnsi="Tahoma" w:cs="Tahoma"/>
-                <w:b/>
-                <w:color w:val="000000"/>
-                <w:sz w:val="22"/>
-                <w:szCs w:val="22"/>
-                <w:lang w:val="it-IT"/>
-              </w:rPr>
-              <w:instrText>MERGEFIELD TOTAL_ \#</w:instrText>
-            </w:r>
-            <w:r>
-              <w:rPr>
-                <w:rFonts w:ascii="Tahoma" w:hAnsi="Tahoma" w:cs="Tahoma"/>
-                <w:b/>
-                <w:color w:val="000000"/>
-                <w:sz w:val="22"/>
-                <w:szCs w:val="22"/>
-                <w:lang w:val="it-IT"/>
-              </w:rPr>
-              <w:instrText xml:space="preserve"> 0</w:instrText>
-            </w:r>
-            <w:r>
-              <w:rPr>
-                <w:rFonts w:ascii="Tahoma" w:hAnsi="Tahoma" w:cs="Tahoma"/>
-                <w:b/>
-                <w:color w:val="000000"/>
-                <w:sz w:val="22"/>
-                <w:szCs w:val="22"/>
-                <w:lang w:val="it-IT"/>
-              </w:rPr>
-              <w:instrText>,</w:instrText>
-            </w:r>
-            <w:r>
-              <w:rPr>
-                <w:rFonts w:ascii="Tahoma" w:hAnsi="Tahoma" w:cs="Tahoma"/>
-                <w:b/>
-                <w:color w:val="000000"/>
-                <w:sz w:val="22"/>
-                <w:szCs w:val="22"/>
-                <w:lang w:val="it-IT"/>
-              </w:rPr>
-              <w:instrText>00</w:instrText>
-            </w:r>
-            <w:r>
-              <w:rPr>
-                <w:rFonts w:ascii="Tahoma" w:hAnsi="Tahoma" w:cs="Tahoma"/>
-                <w:b/>
-                <w:color w:val="000000"/>
-                <w:sz w:val="22"/>
-                <w:szCs w:val="22"/>
-                <w:lang w:val="it-IT"/>
-              </w:rPr>
-              <w:fldChar w:fldCharType="separate"/>
-            </w:r>
-            <w:r>
-              <w:rPr>
-                <w:rFonts w:ascii="Tahoma" w:hAnsi="Tahoma" w:cs="Tahoma"/>
-                <w:b/>
-                <w:noProof/>
-                <w:color w:val="000000"/>
-                <w:sz w:val="22"/>
-                <w:szCs w:val="22"/>
-                <w:lang w:val="it-IT"/>
-              </w:rPr>
-              <w:t>433,500</w:t>
-            </w:r>
-            <w:r>
-              <w:rPr>
-                <w:rFonts w:ascii="Tahoma" w:hAnsi="Tahoma" w:cs="Tahoma"/>
-                <w:b/>
-                <w:color w:val="000000"/>
-                <w:sz w:val="22"/>
-                <w:szCs w:val="22"/>
-                <w:lang w:val="it-IT"/>
-              </w:rPr>
-              <w:fldChar w:fldCharType="end"/>
+              <w:t>{{ total_bayar }}</w:t>
             </w:r>
           </w:p>
         </w:tc>
@@ -4398,7 +3223,7 @@
                                 <w:sz w:val="22"/>
                                 <w:szCs w:val="22"/>
                               </w:rPr>
-                              <w:t>KOKO, S.E., M.M.</w:t>
+                              <w:t>{{ nama_kepala_uptd }}</w:t>
                             </w:r>
                           </w:p>
                           <w:p>
@@ -4406,6 +3231,7 @@
                               <w:jc w:val="center"/>
                               <w:rPr>
                                 <w:rFonts w:ascii="Arial" w:hAnsi="Arial" w:cs="Arial"/>
+                                <w:b/>
                                 <w:sz w:val="22"/>
                                 <w:szCs w:val="22"/>
                               </w:rPr>
@@ -4416,7 +3242,7 @@
                                 <w:sz w:val="22"/>
                                 <w:szCs w:val="22"/>
                               </w:rPr>
-                              <w:t>Pembina</w:t>
+                              <w:t>{{ pangkat_kepala_uptd }}</w:t>
                             </w:r>
                           </w:p>
                           <w:p>
@@ -4436,16 +3262,14 @@
                               </w:rPr>
                               <w:t xml:space="preserve">NIP. </w:t>
                             </w:r>
-                            <w:bookmarkStart w:id="0" w:name="_Hlk141443753"/>
                             <w:r>
                               <w:rPr>
                                 <w:rFonts w:ascii="Arial" w:hAnsi="Arial" w:cs="Arial"/>
                                 <w:sz w:val="22"/>
                                 <w:szCs w:val="22"/>
                               </w:rPr>
-                              <w:t>19810323 200801 1 004</w:t>
+                              <w:t>{{ nip_kepala_uptd }}</w:t>
                             </w:r>
-                            <w:bookmarkEnd w:id="0"/>
                           </w:p>
                           <w:p>
                             <w:pPr>
@@ -4616,7 +3440,7 @@
                           <w:sz w:val="22"/>
                           <w:szCs w:val="22"/>
                         </w:rPr>
-                        <w:t>KOKO, S.E., M.M.</w:t>
+                        <w:t>{{ nama_kepala_uptd }}</w:t>
                       </w:r>
                     </w:p>
                     <w:p>
@@ -4624,6 +3448,7 @@
                         <w:jc w:val="center"/>
                         <w:rPr>
                           <w:rFonts w:ascii="Arial" w:hAnsi="Arial" w:cs="Arial"/>
+                          <w:b/>
                           <w:sz w:val="22"/>
                           <w:szCs w:val="22"/>
                         </w:rPr>
@@ -4634,7 +3459,7 @@
                           <w:sz w:val="22"/>
                           <w:szCs w:val="22"/>
                         </w:rPr>
-                        <w:t>Pembina</w:t>
+                        <w:t>{{ pangkat_kepala_uptd }}</w:t>
                       </w:r>
                     </w:p>
                     <w:p>
@@ -4654,16 +3479,14 @@
                         </w:rPr>
                         <w:t xml:space="preserve">NIP. </w:t>
                       </w:r>
-                      <w:bookmarkStart w:id="1" w:name="_Hlk141443753"/>
                       <w:r>
                         <w:rPr>
                           <w:rFonts w:ascii="Arial" w:hAnsi="Arial" w:cs="Arial"/>
                           <w:sz w:val="22"/>
                           <w:szCs w:val="22"/>
                         </w:rPr>
-                        <w:t>19810323 200801 1 004</w:t>
+                        <w:t>{{ nip_kepala_uptd }}</w:t>
                       </w:r>
-                      <w:bookmarkEnd w:id="1"/>
                     </w:p>
                     <w:p>
                       <w:pPr>
@@ -4792,19 +3615,12 @@
           <w:lang w:val="en-US"/>
         </w:rPr>
       </w:pPr>
-      <w:proofErr w:type="gramStart"/>
       <w:r>
         <w:rPr>
           <w:lang w:val="en-US"/>
         </w:rPr>
-        <w:t>NB :</w:t>
-      </w:r>
-      <w:proofErr w:type="gramEnd"/>
-      <w:r>
-        <w:rPr>
-          <w:lang w:val="en-US"/>
-        </w:rPr>
-        <w:t xml:space="preserve"> </w:t>
+        <w:lastRenderedPageBreak/>
+        <w:t xml:space="preserve">NB : </w:t>
       </w:r>
       <w:r>
         <w:rPr>
@@ -7455,6 +6271,50 @@
     <w:lsdException w:name="Subtitle" w:qFormat="1"/>
     <w:lsdException w:name="Strong" w:qFormat="1"/>
     <w:lsdException w:name="Emphasis" w:qFormat="1"/>
+    <w:lsdException w:name="Normal Table" w:semiHidden="1" w:unhideWhenUsed="1"/>
+    <w:lsdException w:name="Table Simple 1" w:semiHidden="1" w:unhideWhenUsed="1"/>
+    <w:lsdException w:name="Table Simple 2" w:semiHidden="1" w:unhideWhenUsed="1"/>
+    <w:lsdException w:name="Table Simple 3" w:semiHidden="1" w:unhideWhenUsed="1"/>
+    <w:lsdException w:name="Table Classic 1" w:semiHidden="1" w:unhideWhenUsed="1"/>
+    <w:lsdException w:name="Table Classic 2" w:semiHidden="1" w:unhideWhenUsed="1"/>
+    <w:lsdException w:name="Table Classic 3" w:semiHidden="1" w:unhideWhenUsed="1"/>
+    <w:lsdException w:name="Table Classic 4" w:semiHidden="1" w:unhideWhenUsed="1"/>
+    <w:lsdException w:name="Table Colorful 1" w:semiHidden="1" w:unhideWhenUsed="1"/>
+    <w:lsdException w:name="Table Colorful 2" w:semiHidden="1" w:unhideWhenUsed="1"/>
+    <w:lsdException w:name="Table Colorful 3" w:semiHidden="1" w:unhideWhenUsed="1"/>
+    <w:lsdException w:name="Table Columns 1" w:semiHidden="1" w:unhideWhenUsed="1"/>
+    <w:lsdException w:name="Table Columns 2" w:semiHidden="1" w:unhideWhenUsed="1"/>
+    <w:lsdException w:name="Table Columns 3" w:semiHidden="1" w:unhideWhenUsed="1"/>
+    <w:lsdException w:name="Table Columns 4" w:semiHidden="1" w:unhideWhenUsed="1"/>
+    <w:lsdException w:name="Table Columns 5" w:semiHidden="1" w:unhideWhenUsed="1"/>
+    <w:lsdException w:name="Table Grid 1" w:semiHidden="1" w:unhideWhenUsed="1"/>
+    <w:lsdException w:name="Table Grid 2" w:semiHidden="1" w:unhideWhenUsed="1"/>
+    <w:lsdException w:name="Table Grid 3" w:semiHidden="1" w:unhideWhenUsed="1"/>
+    <w:lsdException w:name="Table Grid 4" w:semiHidden="1" w:unhideWhenUsed="1"/>
+    <w:lsdException w:name="Table Grid 5" w:semiHidden="1" w:unhideWhenUsed="1"/>
+    <w:lsdException w:name="Table Grid 6" w:semiHidden="1" w:unhideWhenUsed="1"/>
+    <w:lsdException w:name="Table Grid 7" w:semiHidden="1" w:unhideWhenUsed="1"/>
+    <w:lsdException w:name="Table Grid 8" w:semiHidden="1" w:unhideWhenUsed="1"/>
+    <w:lsdException w:name="Table List 1" w:semiHidden="1" w:unhideWhenUsed="1"/>
+    <w:lsdException w:name="Table List 2" w:semiHidden="1" w:unhideWhenUsed="1"/>
+    <w:lsdException w:name="Table List 3" w:semiHidden="1" w:unhideWhenUsed="1"/>
+    <w:lsdException w:name="Table List 4" w:semiHidden="1" w:unhideWhenUsed="1"/>
+    <w:lsdException w:name="Table List 5" w:semiHidden="1" w:unhideWhenUsed="1"/>
+    <w:lsdException w:name="Table List 6" w:semiHidden="1" w:unhideWhenUsed="1"/>
+    <w:lsdException w:name="Table List 7" w:semiHidden="1" w:unhideWhenUsed="1"/>
+    <w:lsdException w:name="Table List 8" w:semiHidden="1" w:unhideWhenUsed="1"/>
+    <w:lsdException w:name="Table 3D effects 1" w:semiHidden="1" w:unhideWhenUsed="1"/>
+    <w:lsdException w:name="Table 3D effects 2" w:semiHidden="1" w:unhideWhenUsed="1"/>
+    <w:lsdException w:name="Table 3D effects 3" w:semiHidden="1" w:unhideWhenUsed="1"/>
+    <w:lsdException w:name="Table Contemporary" w:semiHidden="1" w:unhideWhenUsed="1"/>
+    <w:lsdException w:name="Table Elegant" w:semiHidden="1" w:unhideWhenUsed="1"/>
+    <w:lsdException w:name="Table Professional" w:semiHidden="1" w:unhideWhenUsed="1"/>
+    <w:lsdException w:name="Table Subtle 1" w:semiHidden="1" w:unhideWhenUsed="1"/>
+    <w:lsdException w:name="Table Subtle 2" w:semiHidden="1" w:unhideWhenUsed="1"/>
+    <w:lsdException w:name="Table Web 1" w:semiHidden="1" w:unhideWhenUsed="1"/>
+    <w:lsdException w:name="Table Web 2" w:semiHidden="1" w:unhideWhenUsed="1"/>
+    <w:lsdException w:name="Table Web 3" w:semiHidden="1" w:unhideWhenUsed="1"/>
+    <w:lsdException w:name="Table Theme" w:semiHidden="1" w:unhideWhenUsed="1"/>
     <w:lsdException w:name="Placeholder Text" w:semiHidden="1" w:uiPriority="99"/>
     <w:lsdException w:name="No Spacing" w:uiPriority="1" w:qFormat="1"/>
     <w:lsdException w:name="Light Shading" w:uiPriority="60"/>
@@ -7736,11 +6596,15 @@
   </w:style>
   <w:style w:type="character" w:default="1" w:styleId="DefaultParagraphFont">
     <w:name w:val="Default Paragraph Font"/>
+    <w:uiPriority w:val="1"/>
     <w:semiHidden/>
+    <w:unhideWhenUsed/>
   </w:style>
   <w:style w:type="table" w:default="1" w:styleId="TableNormal">
     <w:name w:val="Normal Table"/>
+    <w:uiPriority w:val="99"/>
     <w:semiHidden/>
+    <w:unhideWhenUsed/>
     <w:tblPr>
       <w:tblInd w:w="0" w:type="dxa"/>
       <w:tblCellMar>
@@ -7753,7 +6617,9 @@
   </w:style>
   <w:style w:type="numbering" w:default="1" w:styleId="NoList">
     <w:name w:val="No List"/>
+    <w:uiPriority w:val="99"/>
     <w:semiHidden/>
+    <w:unhideWhenUsed/>
   </w:style>
   <w:style w:type="paragraph" w:styleId="BodyTextIndent">
     <w:name w:val="Body Text Indent"/>

--- a/rusun-backend/app/templates/template_teguran1.docx
+++ b/rusun-backend/app/templates/template_teguran1.docx
@@ -42,7 +42,7 @@
           <v:shape id="_x0000_s1108" type="#_x0000_t75" style="position:absolute;margin-left:-25.55pt;margin-top:2.65pt;width:72.3pt;height:79.6pt;z-index:251658240;visibility:visible;mso-wrap-style:tight;mso-wrap-edited:f">
             <v:imagedata r:id="rId6" o:title=""/>
           </v:shape>
-          <o:OLEObject Type="Embed" ProgID="Word.Picture.8" ShapeID="_x0000_s1108" DrawAspect="Content" ObjectID="_1837241156" r:id="rId7"/>
+          <o:OLEObject Type="Embed" ProgID="Word.Picture.8" ShapeID="_x0000_s1108" DrawAspect="Content" ObjectID="_1837252468" r:id="rId7"/>
         </w:object>
       </w:r>
       <w:r>
@@ -126,8 +126,8 @@
                               </w:rPr>
                               <w:t xml:space="preserve">DAERAH </w:t>
                             </w:r>
-                            <w:smartTag w:uri="urn:schemas-microsoft-com:office:smarttags" w:element="place">
-                              <w:smartTag w:uri="urn:schemas-microsoft-com:office:smarttags" w:element="City">
+                            <w:smartTag w:uri="urn:schemas-microsoft-com:office:smarttags" w:element="City">
+                              <w:smartTag w:uri="urn:schemas-microsoft-com:office:smarttags" w:element="place">
                                 <w:r>
                                   <w:rPr>
                                     <w:rFonts w:ascii="Arial Narrow" w:hAnsi="Arial Narrow"/>
@@ -315,8 +315,8 @@
                         </w:rPr>
                         <w:t xml:space="preserve">DAERAH </w:t>
                       </w:r>
-                      <w:smartTag w:uri="urn:schemas-microsoft-com:office:smarttags" w:element="place">
-                        <w:smartTag w:uri="urn:schemas-microsoft-com:office:smarttags" w:element="City">
+                      <w:smartTag w:uri="urn:schemas-microsoft-com:office:smarttags" w:element="City">
+                        <w:smartTag w:uri="urn:schemas-microsoft-com:office:smarttags" w:element="place">
                           <w:r>
                             <w:rPr>
                               <w:rFonts w:ascii="Arial Narrow" w:hAnsi="Arial Narrow"/>
@@ -1052,9 +1052,11 @@
                                 <w:b/>
                                 <w:bCs/>
                                 <w:color w:val="000000"/>
-                                <w:lang w:val="id-ID"/>
+                                <w:sz w:val="22"/>
+                                <w:szCs w:val="22"/>
+                                <w:lang w:val="en-US"/>
                               </w:rPr>
-                              <w:t>{{ room_number }}</w:t>
+                              <w:t>{{ alamat_hunian }}</w:t>
                             </w:r>
                           </w:p>
                           <w:p>
@@ -1373,9 +1375,11 @@
                           <w:b/>
                           <w:bCs/>
                           <w:color w:val="000000"/>
-                          <w:lang w:val="id-ID"/>
+                          <w:sz w:val="22"/>
+                          <w:szCs w:val="22"/>
+                          <w:lang w:val="en-US"/>
                         </w:rPr>
-                        <w:t>{{ room_number }}</w:t>
+                        <w:t>{{ alamat_hunian }}</w:t>
                       </w:r>
                     </w:p>
                     <w:p>
@@ -2639,27 +2643,7 @@
                 <w:szCs w:val="22"/>
                 <w:lang w:val="en-US"/>
               </w:rPr>
-              <w:t>{{ bulan_tagihan }}</w:t>
-            </w:r>
-            <w:r>
-              <w:rPr>
-                <w:rFonts w:ascii="Tahoma" w:hAnsi="Tahoma" w:cs="Tahoma"/>
-                <w:color w:val="0000FF"/>
-                <w:sz w:val="22"/>
-                <w:szCs w:val="22"/>
-                <w:lang w:val="en-US"/>
-              </w:rPr>
-              <w:t xml:space="preserve"> </w:t>
-            </w:r>
-            <w:r>
-              <w:rPr>
-                <w:rFonts w:ascii="Tahoma" w:hAnsi="Tahoma" w:cs="Tahoma"/>
-                <w:color w:val="0000FF"/>
-                <w:sz w:val="22"/>
-                <w:szCs w:val="22"/>
-                <w:lang w:val="en-US"/>
-              </w:rPr>
-              <w:t>{{ tahun_tagihan }}</w:t>
+              <w:t>{{ bulan_tagihan }} {{ tahun_tagihan }}</w:t>
             </w:r>
           </w:p>
         </w:tc>

--- a/rusun-backend/app/templates/template_teguran1.docx
+++ b/rusun-backend/app/templates/template_teguran1.docx
@@ -1,6 +1,6 @@
 
 <file path=word/document.xml><?xml version="1.0" encoding="utf-8"?>
-<w:document xmlns:wpc="http://schemas.microsoft.com/office/word/2010/wordprocessingCanvas" xmlns:cx="http://schemas.microsoft.com/office/drawing/2014/chartex" xmlns:cx1="http://schemas.microsoft.com/office/drawing/2015/9/8/chartex" xmlns:cx2="http://schemas.microsoft.com/office/drawing/2015/10/21/chartex" xmlns:cx3="http://schemas.microsoft.com/office/drawing/2016/5/9/chartex" xmlns:cx4="http://schemas.microsoft.com/office/drawing/2016/5/10/chartex" xmlns:cx5="http://schemas.microsoft.com/office/drawing/2016/5/11/chartex" xmlns:cx6="http://schemas.microsoft.com/office/drawing/2016/5/12/chartex" xmlns:cx7="http://schemas.microsoft.com/office/drawing/2016/5/13/chartex" xmlns:cx8="http://schemas.microsoft.com/office/drawing/2016/5/14/chartex" xmlns:mc="http://schemas.openxmlformats.org/markup-compatibility/2006" xmlns:aink="http://schemas.microsoft.com/office/drawing/2016/ink" xmlns:am3d="http://schemas.microsoft.com/office/drawing/2017/model3d" xmlns:o="urn:schemas-microsoft-com:office:office" xmlns:oel="http://schemas.microsoft.com/office/2019/extlst" xmlns:r="http://schemas.openxmlformats.org/officeDocument/2006/relationships" xmlns:m="http://schemas.openxmlformats.org/officeDocument/2006/math" xmlns:v="urn:schemas-microsoft-com:vml" xmlns:wp14="http://schemas.microsoft.com/office/word/2010/wordprocessingDrawing" xmlns:wp="http://schemas.openxmlformats.org/drawingml/2006/wordprocessingDrawing" xmlns:w10="urn:schemas-microsoft-com:office:word" xmlns:w="http://schemas.openxmlformats.org/wordprocessingml/2006/main" xmlns:w14="http://schemas.microsoft.com/office/word/2010/wordml" xmlns:w15="http://schemas.microsoft.com/office/word/2012/wordml" xmlns:w16cex="http://schemas.microsoft.com/office/word/2018/wordml/cex" xmlns:w16cid="http://schemas.microsoft.com/office/word/2016/wordml/cid" xmlns:w16="http://schemas.microsoft.com/office/word/2018/wordml" xmlns:w16du="http://schemas.microsoft.com/office/word/2023/wordml/word16du" xmlns:w16sdtdh="http://schemas.microsoft.com/office/word/2020/wordml/sdtdatahash" xmlns:w16sdtfl="http://schemas.microsoft.com/office/word/2024/wordml/sdtformatlock" xmlns:w16se="http://schemas.microsoft.com/office/word/2015/wordml/symex" xmlns:wpg="http://schemas.microsoft.com/office/word/2010/wordprocessingGroup" xmlns:wpi="http://schemas.microsoft.com/office/word/2010/wordprocessingInk" xmlns:wne="http://schemas.microsoft.com/office/word/2006/wordml" xmlns:wps="http://schemas.microsoft.com/office/word/2010/wordprocessingShape" mc:Ignorable="w14 w15 w16se w16cid w16 w16cex w16sdtdh w16sdtfl w16du wp14">
+<w:document xmlns:wpc="http://schemas.microsoft.com/office/word/2010/wordprocessingCanvas" xmlns:cx="http://schemas.microsoft.com/office/drawing/2014/chartex" xmlns:cx1="http://schemas.microsoft.com/office/drawing/2015/9/8/chartex" xmlns:cx2="http://schemas.microsoft.com/office/drawing/2015/10/21/chartex" xmlns:cx3="http://schemas.microsoft.com/office/drawing/2016/5/9/chartex" xmlns:cx4="http://schemas.microsoft.com/office/drawing/2016/5/10/chartex" xmlns:cx5="http://schemas.microsoft.com/office/drawing/2016/5/11/chartex" xmlns:cx6="http://schemas.microsoft.com/office/drawing/2016/5/12/chartex" xmlns:cx7="http://schemas.microsoft.com/office/drawing/2016/5/13/chartex" xmlns:cx8="http://schemas.microsoft.com/office/drawing/2016/5/14/chartex" xmlns:mc="http://schemas.openxmlformats.org/markup-compatibility/2006" xmlns:aink="http://schemas.microsoft.com/office/drawing/2016/ink" xmlns:am3d="http://schemas.microsoft.com/office/drawing/2017/model3d" xmlns:o="urn:schemas-microsoft-com:office:office" xmlns:r="http://schemas.openxmlformats.org/officeDocument/2006/relationships" xmlns:m="http://schemas.openxmlformats.org/officeDocument/2006/math" xmlns:v="urn:schemas-microsoft-com:vml" xmlns:wp14="http://schemas.microsoft.com/office/word/2010/wordprocessingDrawing" xmlns:wp="http://schemas.openxmlformats.org/drawingml/2006/wordprocessingDrawing" xmlns:w10="urn:schemas-microsoft-com:office:word" xmlns:w="http://schemas.openxmlformats.org/wordprocessingml/2006/main" xmlns:w14="http://schemas.microsoft.com/office/word/2010/wordml" xmlns:w15="http://schemas.microsoft.com/office/word/2012/wordml" xmlns:w16cex="http://schemas.microsoft.com/office/word/2018/wordml/cex" xmlns:w16cid="http://schemas.microsoft.com/office/word/2016/wordml/cid" xmlns:w16="http://schemas.microsoft.com/office/word/2018/wordml" xmlns:w16sdtdh="http://schemas.microsoft.com/office/word/2020/wordml/sdtdatahash" xmlns:w16se="http://schemas.microsoft.com/office/word/2015/wordml/symex" xmlns:wpg="http://schemas.microsoft.com/office/word/2010/wordprocessingGroup" xmlns:wpi="http://schemas.microsoft.com/office/word/2010/wordprocessingInk" xmlns:wne="http://schemas.microsoft.com/office/word/2006/wordml" xmlns:wps="http://schemas.microsoft.com/office/word/2010/wordprocessingShape" mc:Ignorable="w14 w15 w16se w16cid w16 w16cex w16sdtdh wp14">
   <w:body>
     <w:p>
       <w:pPr>
@@ -8,7 +8,6 @@
           <w:tab w:val="left" w:pos="1080"/>
         </w:tabs>
         <w:rPr>
-          <w:color w:val="000000"/>
           <w:lang w:val="id-ID"/>
         </w:rPr>
       </w:pPr>
@@ -16,7 +15,6 @@
         <w:rPr>
           <w:rFonts w:cs="Tahoma"/>
           <w:noProof/>
-          <w:color w:val="000000"/>
           <w:lang w:val="id-ID" w:eastAsia="id-ID"/>
         </w:rPr>
         <w:object w:dxaOrig="1440" w:dyaOrig="1440" w14:anchorId="669FACB5">
@@ -42,14 +40,13 @@
           <v:shape id="_x0000_s1108" type="#_x0000_t75" style="position:absolute;margin-left:-25.55pt;margin-top:2.65pt;width:72.3pt;height:79.6pt;z-index:251658240;visibility:visible;mso-wrap-style:tight;mso-wrap-edited:f">
             <v:imagedata r:id="rId6" o:title=""/>
           </v:shape>
-          <o:OLEObject Type="Embed" ProgID="Word.Picture.8" ShapeID="_x0000_s1108" DrawAspect="Content" ObjectID="_1837252468" r:id="rId7"/>
+          <o:OLEObject Type="Embed" ProgID="Word.Picture.8" ShapeID="_x0000_s1108" DrawAspect="Content" ObjectID="_1837271500" r:id="rId7"/>
         </w:object>
       </w:r>
       <w:r>
         <w:rPr>
           <w:rFonts w:ascii="Tahoma" w:hAnsi="Tahoma" w:cs="Tahoma"/>
           <w:noProof/>
-          <w:color w:val="000000"/>
           <w:lang w:eastAsia="en-GB"/>
         </w:rPr>
         <mc:AlternateContent>
@@ -126,8 +123,8 @@
                               </w:rPr>
                               <w:t xml:space="preserve">DAERAH </w:t>
                             </w:r>
-                            <w:smartTag w:uri="urn:schemas-microsoft-com:office:smarttags" w:element="City">
-                              <w:smartTag w:uri="urn:schemas-microsoft-com:office:smarttags" w:element="place">
+                            <w:smartTag w:uri="urn:schemas-microsoft-com:office:smarttags" w:element="place">
+                              <w:smartTag w:uri="urn:schemas-microsoft-com:office:smarttags" w:element="City">
                                 <w:r>
                                   <w:rPr>
                                     <w:rFonts w:ascii="Arial Narrow" w:hAnsi="Arial Narrow"/>
@@ -212,6 +209,7 @@
                                 <w:lang w:val="id-ID"/>
                               </w:rPr>
                             </w:pPr>
+                            <w:proofErr w:type="spellStart"/>
                             <w:r>
                               <w:rPr>
                                 <w:b w:val="0"/>
@@ -221,6 +219,7 @@
                               </w:rPr>
                               <w:t>Jl</w:t>
                             </w:r>
+                            <w:proofErr w:type="spellEnd"/>
                             <w:r>
                               <w:rPr>
                                 <w:b w:val="0"/>
@@ -229,8 +228,9 @@
                                 <w:szCs w:val="18"/>
                                 <w:lang w:val="id-ID"/>
                               </w:rPr>
-                              <w:t xml:space="preserve"> At – taqwa Kelurahan Cigugur Tengah Kecamatan Cimahi Tengah 40522 </w:t>
+                              <w:t xml:space="preserve"> At – taqwa Kelurahan Cigugur Tengah Kecamatan Cimahi Tengah </w:t>
                             </w:r>
+                            <w:proofErr w:type="gramStart"/>
                             <w:r>
                               <w:rPr>
                                 <w:b w:val="0"/>
@@ -239,7 +239,7 @@
                                 <w:szCs w:val="18"/>
                                 <w:lang w:val="id-ID"/>
                               </w:rPr>
-                              <w:t xml:space="preserve"> </w:t>
+                              <w:t xml:space="preserve">40522 </w:t>
                             </w:r>
                             <w:r>
                               <w:rPr>
@@ -249,7 +249,28 @@
                                 <w:szCs w:val="18"/>
                                 <w:lang w:val="id-ID"/>
                               </w:rPr>
-                              <w:t>Telp. (022) 6653680</w:t>
+                              <w:t xml:space="preserve"> </w:t>
+                            </w:r>
+                            <w:r>
+                              <w:rPr>
+                                <w:b w:val="0"/>
+                                <w:bCs w:val="0"/>
+                                <w:sz w:val="18"/>
+                                <w:szCs w:val="18"/>
+                                <w:lang w:val="id-ID"/>
+                              </w:rPr>
+                              <w:t>Telp</w:t>
+                            </w:r>
+                            <w:proofErr w:type="gramEnd"/>
+                            <w:r>
+                              <w:rPr>
+                                <w:b w:val="0"/>
+                                <w:bCs w:val="0"/>
+                                <w:sz w:val="18"/>
+                                <w:szCs w:val="18"/>
+                                <w:lang w:val="id-ID"/>
+                              </w:rPr>
+                              <w:t>. (022) 6653680</w:t>
                             </w:r>
                             <w:r>
                               <w:rPr>
@@ -284,7 +305,7 @@
                 <v:stroke joinstyle="miter"/>
                 <v:path gradientshapeok="t" o:connecttype="rect"/>
               </v:shapetype>
-              <v:shape id="Text Box 81" o:spid="_x0000_s1026" type="#_x0000_t202" style="position:absolute;margin-left:42.55pt;margin-top:4.7pt;width:457.9pt;height:82.8pt;z-index:251655168;visibility:visible;mso-wrap-style:square;mso-width-percent:0;mso-height-percent:0;mso-wrap-distance-left:9pt;mso-wrap-distance-top:0;mso-wrap-distance-right:9pt;mso-wrap-distance-bottom:0;mso-position-horizontal:absolute;mso-position-horizontal-relative:text;mso-position-vertical:absolute;mso-position-vertical-relative:text;mso-width-percent:0;mso-height-percent:0;mso-width-relative:page;mso-height-relative:page;v-text-anchor:top" o:gfxdata="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" strokecolor="white">
+              <v:shape id="Text Box 81" o:spid="_x0000_s1026" type="#_x0000_t202" style="position:absolute;margin-left:42.55pt;margin-top:4.7pt;width:457.9pt;height:82.8pt;z-index:251655168;visibility:visible;mso-wrap-style:square;mso-width-percent:0;mso-height-percent:0;mso-wrap-distance-left:9pt;mso-wrap-distance-top:0;mso-wrap-distance-right:9pt;mso-wrap-distance-bottom:0;mso-position-horizontal:absolute;mso-position-horizontal-relative:text;mso-position-vertical:absolute;mso-position-vertical-relative:text;mso-width-percent:0;mso-height-percent:0;mso-width-relative:page;mso-height-relative:page;v-text-anchor:top" o:gfxdata="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" strokecolor="white">
                 <v:textbox>
                   <w:txbxContent>
                     <w:p>
@@ -315,8 +336,8 @@
                         </w:rPr>
                         <w:t xml:space="preserve">DAERAH </w:t>
                       </w:r>
-                      <w:smartTag w:uri="urn:schemas-microsoft-com:office:smarttags" w:element="City">
-                        <w:smartTag w:uri="urn:schemas-microsoft-com:office:smarttags" w:element="place">
+                      <w:smartTag w:uri="urn:schemas-microsoft-com:office:smarttags" w:element="place">
+                        <w:smartTag w:uri="urn:schemas-microsoft-com:office:smarttags" w:element="City">
                           <w:r>
                             <w:rPr>
                               <w:rFonts w:ascii="Arial Narrow" w:hAnsi="Arial Narrow"/>
@@ -401,6 +422,7 @@
                           <w:lang w:val="id-ID"/>
                         </w:rPr>
                       </w:pPr>
+                      <w:proofErr w:type="spellStart"/>
                       <w:r>
                         <w:rPr>
                           <w:b w:val="0"/>
@@ -410,6 +432,7 @@
                         </w:rPr>
                         <w:t>Jl</w:t>
                       </w:r>
+                      <w:proofErr w:type="spellEnd"/>
                       <w:r>
                         <w:rPr>
                           <w:b w:val="0"/>
@@ -418,8 +441,9 @@
                           <w:szCs w:val="18"/>
                           <w:lang w:val="id-ID"/>
                         </w:rPr>
-                        <w:t xml:space="preserve"> At – taqwa Kelurahan Cigugur Tengah Kecamatan Cimahi Tengah 40522 </w:t>
+                        <w:t xml:space="preserve"> At – taqwa Kelurahan Cigugur Tengah Kecamatan Cimahi Tengah </w:t>
                       </w:r>
+                      <w:proofErr w:type="gramStart"/>
                       <w:r>
                         <w:rPr>
                           <w:b w:val="0"/>
@@ -428,7 +452,7 @@
                           <w:szCs w:val="18"/>
                           <w:lang w:val="id-ID"/>
                         </w:rPr>
-                        <w:t xml:space="preserve"> </w:t>
+                        <w:t xml:space="preserve">40522 </w:t>
                       </w:r>
                       <w:r>
                         <w:rPr>
@@ -438,7 +462,28 @@
                           <w:szCs w:val="18"/>
                           <w:lang w:val="id-ID"/>
                         </w:rPr>
-                        <w:t>Telp. (022) 6653680</w:t>
+                        <w:t xml:space="preserve"> </w:t>
+                      </w:r>
+                      <w:r>
+                        <w:rPr>
+                          <w:b w:val="0"/>
+                          <w:bCs w:val="0"/>
+                          <w:sz w:val="18"/>
+                          <w:szCs w:val="18"/>
+                          <w:lang w:val="id-ID"/>
+                        </w:rPr>
+                        <w:t>Telp</w:t>
+                      </w:r>
+                      <w:proofErr w:type="gramEnd"/>
+                      <w:r>
+                        <w:rPr>
+                          <w:b w:val="0"/>
+                          <w:bCs w:val="0"/>
+                          <w:sz w:val="18"/>
+                          <w:szCs w:val="18"/>
+                          <w:lang w:val="id-ID"/>
+                        </w:rPr>
+                        <w:t>. (022) 6653680</w:t>
                       </w:r>
                       <w:r>
                         <w:rPr>
@@ -464,7 +509,6 @@
           <w:tab w:val="left" w:pos="1080"/>
         </w:tabs>
         <w:rPr>
-          <w:color w:val="000000"/>
           <w:lang w:val="id-ID"/>
         </w:rPr>
       </w:pPr>
@@ -472,7 +516,6 @@
         <w:rPr>
           <w:rFonts w:ascii="Tahoma" w:hAnsi="Tahoma" w:cs="Tahoma"/>
           <w:noProof/>
-          <w:color w:val="000000"/>
           <w:lang w:eastAsia="en-GB"/>
         </w:rPr>
         <mc:AlternateContent>
@@ -579,7 +622,7 @@
           </mc:Choice>
           <mc:Fallback>
             <w:pict>
-              <v:shape w14:anchorId="3670FAE9" id="WordArt 83" o:spid="_x0000_s1027" type="#_x0000_t202" style="position:absolute;margin-left:63.05pt;margin-top:12.05pt;width:413.6pt;height:28.6pt;z-index:251657216;visibility:visible;mso-wrap-style:square;mso-width-percent:0;mso-height-percent:0;mso-wrap-distance-left:9pt;mso-wrap-distance-top:0;mso-wrap-distance-right:9pt;mso-wrap-distance-bottom:0;mso-position-horizontal:absolute;mso-position-horizontal-relative:text;mso-position-vertical:absolute;mso-position-vertical-relative:text;mso-width-percent:0;mso-height-percent:0;mso-width-relative:page;mso-height-relative:page;v-text-anchor:top" o:gfxdata="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" filled="f" stroked="f">
+              <v:shape w14:anchorId="3670FAE9" id="WordArt 83" o:spid="_x0000_s1027" type="#_x0000_t202" style="position:absolute;margin-left:63.05pt;margin-top:12.05pt;width:413.6pt;height:28.6pt;z-index:251657216;visibility:visible;mso-wrap-style:square;mso-width-percent:0;mso-height-percent:0;mso-wrap-distance-left:9pt;mso-wrap-distance-top:0;mso-wrap-distance-right:9pt;mso-wrap-distance-bottom:0;mso-position-horizontal:absolute;mso-position-horizontal-relative:text;mso-position-vertical:absolute;mso-position-vertical-relative:text;mso-width-percent:0;mso-height-percent:0;mso-width-relative:page;mso-height-relative:page;v-text-anchor:top" o:gfxdata="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" filled="f" stroked="f">
                 <o:lock v:ext="edit" shapetype="t"/>
                 <v:textbox>
                   <w:txbxContent>
@@ -638,14 +681,12 @@
         <w:jc w:val="both"/>
         <w:rPr>
           <w:rFonts w:ascii="Tahoma" w:hAnsi="Tahoma" w:cs="Tahoma"/>
-          <w:color w:val="000000"/>
           <w:lang w:val="id-ID"/>
         </w:rPr>
       </w:pPr>
       <w:r>
         <w:rPr>
           <w:rFonts w:ascii="Tahoma" w:hAnsi="Tahoma" w:cs="Tahoma"/>
-          <w:color w:val="000000"/>
         </w:rPr>
         <w:tab/>
       </w:r>
@@ -658,13 +699,11 @@
         <w:jc w:val="both"/>
         <w:rPr>
           <w:rFonts w:ascii="Tahoma" w:hAnsi="Tahoma" w:cs="Tahoma"/>
-          <w:color w:val="000000"/>
         </w:rPr>
       </w:pPr>
       <w:r>
         <w:rPr>
           <w:rFonts w:ascii="Tahoma" w:hAnsi="Tahoma" w:cs="Tahoma"/>
-          <w:color w:val="000000"/>
         </w:rPr>
         <w:tab/>
       </w:r>
@@ -676,7 +715,6 @@
         <w:rPr>
           <w:rFonts w:ascii="Tahoma" w:hAnsi="Tahoma" w:cs="Tahoma"/>
           <w:bCs w:val="0"/>
-          <w:color w:val="000000"/>
           <w:sz w:val="28"/>
           <w:szCs w:val="28"/>
           <w:u w:val="single"/>
@@ -687,7 +725,6 @@
         <w:rPr>
           <w:rFonts w:ascii="Tahoma" w:hAnsi="Tahoma" w:cs="Tahoma"/>
           <w:noProof/>
-          <w:color w:val="000000"/>
           <w:lang w:eastAsia="en-GB"/>
         </w:rPr>
         <mc:AlternateContent>
@@ -752,7 +789,7 @@
               </wp:anchor>
             </w:drawing>
           </mc:Choice>
-          <mc:Fallback>
+          <mc:Fallback xmlns:w16sdtfl="http://schemas.microsoft.com/office/word/2024/wordml/sdtformatlock" xmlns:w16du="http://schemas.microsoft.com/office/word/2023/wordml/word16du" xmlns:oel="http://schemas.microsoft.com/office/2019/extlst">
             <w:pict>
               <v:line w14:anchorId="3513D682" id="Line 82" o:spid="_x0000_s1026" style="position:absolute;flip:y;z-index:251656192;visibility:visible;mso-wrap-style:square;mso-width-percent:0;mso-height-percent:0;mso-wrap-distance-left:9pt;mso-wrap-distance-top:0;mso-wrap-distance-right:9pt;mso-wrap-distance-bottom:0;mso-position-horizontal:absolute;mso-position-horizontal-relative:text;mso-position-vertical:absolute;mso-position-vertical-relative:text;mso-width-percent:0;mso-height-percent:0;mso-width-relative:page;mso-height-relative:page" from="-9.9pt,5.2pt" to="482.5pt,5.2pt" o:gfxdata="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" strokeweight="3pt">
                 <v:stroke linestyle="thinThin"/>
@@ -769,14 +806,12 @@
         </w:tabs>
         <w:rPr>
           <w:rFonts w:ascii="Arial" w:hAnsi="Arial" w:cs="Arial"/>
-          <w:color w:val="000000"/>
-          <w:lang w:val="en-US"/>
-        </w:rPr>
-      </w:pPr>
-      <w:r>
-        <w:rPr>
-          <w:rFonts w:ascii="Arial" w:hAnsi="Arial" w:cs="Arial"/>
-          <w:color w:val="000000"/>
+          <w:lang w:val="en-US"/>
+        </w:rPr>
+      </w:pPr>
+      <w:r>
+        <w:rPr>
+          <w:rFonts w:ascii="Arial" w:hAnsi="Arial" w:cs="Arial"/>
           <w:lang w:val="en-US"/>
         </w:rPr>
         <w:tab/>
@@ -784,7 +819,6 @@
       <w:r>
         <w:rPr>
           <w:rFonts w:ascii="Arial" w:hAnsi="Arial" w:cs="Arial"/>
-          <w:color w:val="000000"/>
           <w:lang w:val="id-ID"/>
         </w:rPr>
         <w:t>Cimahi,</w:t>
@@ -792,7 +826,6 @@
       <w:r>
         <w:rPr>
           <w:rFonts w:ascii="Arial" w:hAnsi="Arial" w:cs="Arial"/>
-          <w:color w:val="000000"/>
           <w:lang w:val="id-ID"/>
         </w:rPr>
         <w:t xml:space="preserve"> </w:t>
@@ -800,10 +833,25 @@
       <w:r>
         <w:rPr>
           <w:rFonts w:ascii="Arial" w:hAnsi="Arial" w:cs="Arial"/>
-          <w:color w:val="0000FF"/>
-          <w:lang w:val="en-US"/>
-        </w:rPr>
-        <w:t>{{ tanggal_surat }}</w:t>
+          <w:lang w:val="en-US"/>
+        </w:rPr>
+        <w:t xml:space="preserve">{{ </w:t>
+      </w:r>
+      <w:proofErr w:type="spellStart"/>
+      <w:r>
+        <w:rPr>
+          <w:rFonts w:ascii="Arial" w:hAnsi="Arial" w:cs="Arial"/>
+          <w:lang w:val="en-US"/>
+        </w:rPr>
+        <w:t>tanggal_surat</w:t>
+      </w:r>
+      <w:proofErr w:type="spellEnd"/>
+      <w:r>
+        <w:rPr>
+          <w:rFonts w:ascii="Arial" w:hAnsi="Arial" w:cs="Arial"/>
+          <w:lang w:val="en-US"/>
+        </w:rPr>
+        <w:t xml:space="preserve"> }}</w:t>
       </w:r>
     </w:p>
     <w:p>
@@ -811,7 +859,6 @@
         <w:ind w:left="5040" w:firstLine="720"/>
         <w:rPr>
           <w:rFonts w:ascii="Arial" w:hAnsi="Arial" w:cs="Arial"/>
-          <w:color w:val="000000"/>
           <w:lang w:val="en-US"/>
         </w:rPr>
       </w:pPr>
@@ -819,7 +866,6 @@
         <w:rPr>
           <w:rFonts w:ascii="Arial" w:hAnsi="Arial" w:cs="Arial"/>
           <w:noProof/>
-          <w:color w:val="000000"/>
           <w:lang w:val="en-US"/>
         </w:rPr>
         <mc:AlternateContent>
@@ -1056,7 +1102,33 @@
                                 <w:szCs w:val="22"/>
                                 <w:lang w:val="en-US"/>
                               </w:rPr>
-                              <w:t>{{ alamat_hunian }}</w:t>
+                              <w:t xml:space="preserve">{{ </w:t>
+                            </w:r>
+                            <w:proofErr w:type="spellStart"/>
+                            <w:r>
+                              <w:rPr>
+                                <w:rFonts w:ascii="Arial" w:hAnsi="Arial" w:cs="Arial"/>
+                                <w:b/>
+                                <w:bCs/>
+                                <w:color w:val="000000"/>
+                                <w:sz w:val="22"/>
+                                <w:szCs w:val="22"/>
+                                <w:lang w:val="en-US"/>
+                              </w:rPr>
+                              <w:t>alamat_hunian</w:t>
+                            </w:r>
+                            <w:proofErr w:type="spellEnd"/>
+                            <w:r>
+                              <w:rPr>
+                                <w:rFonts w:ascii="Arial" w:hAnsi="Arial" w:cs="Arial"/>
+                                <w:b/>
+                                <w:bCs/>
+                                <w:color w:val="000000"/>
+                                <w:sz w:val="22"/>
+                                <w:szCs w:val="22"/>
+                                <w:lang w:val="en-US"/>
+                              </w:rPr>
+                              <w:t xml:space="preserve"> }}</w:t>
                             </w:r>
                           </w:p>
                           <w:p>
@@ -1080,17 +1152,35 @@
                                 <w:lang w:val="en-US"/>
                               </w:rPr>
                               <w:tab/>
-                              <w:t xml:space="preserve">Rusunawa </w:t>
                             </w:r>
+                            <w:proofErr w:type="spellStart"/>
                             <w:r>
                               <w:rPr>
                                 <w:rFonts w:ascii="Arial" w:hAnsi="Arial" w:cs="Arial"/>
                                 <w:color w:val="000000"/>
                                 <w:lang w:val="en-US"/>
                               </w:rPr>
+                              <w:t>Rusunawa</w:t>
+                            </w:r>
+                            <w:proofErr w:type="spellEnd"/>
+                            <w:r>
+                              <w:rPr>
+                                <w:rFonts w:ascii="Arial" w:hAnsi="Arial" w:cs="Arial"/>
+                                <w:color w:val="000000"/>
+                                <w:lang w:val="en-US"/>
+                              </w:rPr>
+                              <w:t xml:space="preserve"> </w:t>
+                            </w:r>
+                            <w:r>
+                              <w:rPr>
+                                <w:rFonts w:ascii="Arial" w:hAnsi="Arial" w:cs="Arial"/>
+                                <w:color w:val="000000"/>
+                                <w:lang w:val="en-US"/>
+                              </w:rPr>
                               <w:tab/>
                               <w:t xml:space="preserve">: </w:t>
                             </w:r>
+                            <w:proofErr w:type="gramStart"/>
                             <w:r>
                               <w:rPr>
                                 <w:rFonts w:ascii="Arial" w:hAnsi="Arial" w:cs="Arial"/>
@@ -1099,7 +1189,30 @@
                                 <w:color w:val="000000"/>
                                 <w:lang w:val="en-US"/>
                               </w:rPr>
-                              <w:t>{{ rusunawa }}</w:t>
+                              <w:t xml:space="preserve">{{ </w:t>
+                            </w:r>
+                            <w:proofErr w:type="spellStart"/>
+                            <w:r>
+                              <w:rPr>
+                                <w:rFonts w:ascii="Arial" w:hAnsi="Arial" w:cs="Arial"/>
+                                <w:b/>
+                                <w:bCs/>
+                                <w:color w:val="000000"/>
+                                <w:lang w:val="en-US"/>
+                              </w:rPr>
+                              <w:t>rusunawa</w:t>
+                            </w:r>
+                            <w:proofErr w:type="spellEnd"/>
+                            <w:proofErr w:type="gramEnd"/>
+                            <w:r>
+                              <w:rPr>
+                                <w:rFonts w:ascii="Arial" w:hAnsi="Arial" w:cs="Arial"/>
+                                <w:b/>
+                                <w:bCs/>
+                                <w:color w:val="000000"/>
+                                <w:lang w:val="en-US"/>
+                              </w:rPr>
+                              <w:t xml:space="preserve"> }}</w:t>
                             </w:r>
                           </w:p>
                           <w:p>
@@ -1167,6 +1280,7 @@
                               </w:rPr>
                               <w:tab/>
                             </w:r>
+                            <w:proofErr w:type="spellStart"/>
                             <w:r>
                               <w:rPr>
                                 <w:rFonts w:ascii="Arial" w:hAnsi="Arial" w:cs="Arial"/>
@@ -1175,6 +1289,7 @@
                               </w:rPr>
                               <w:t>Tempat</w:t>
                             </w:r>
+                            <w:proofErr w:type="spellEnd"/>
                           </w:p>
                         </w:txbxContent>
                       </wps:txbx>
@@ -1195,7 +1310,7 @@
           </mc:Choice>
           <mc:Fallback>
             <w:pict>
-              <v:shape w14:anchorId="3DF7DA51" id="Text Box 225" o:spid="_x0000_s1028" type="#_x0000_t202" style="position:absolute;left:0;text-align:left;margin-left:260.25pt;margin-top:8.9pt;width:270.4pt;height:94.6pt;z-index:251660288;visibility:visible;mso-wrap-style:square;mso-width-percent:0;mso-height-percent:0;mso-wrap-distance-left:9pt;mso-wrap-distance-top:0;mso-wrap-distance-right:9pt;mso-wrap-distance-bottom:0;mso-position-horizontal:absolute;mso-position-horizontal-relative:text;mso-position-vertical:absolute;mso-position-vertical-relative:text;mso-width-percent:0;mso-height-percent:0;mso-width-relative:page;mso-height-relative:page;v-text-anchor:top" o:gfxdata="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" stroked="f">
+              <v:shape w14:anchorId="3DF7DA51" id="Text Box 225" o:spid="_x0000_s1028" type="#_x0000_t202" style="position:absolute;left:0;text-align:left;margin-left:260.25pt;margin-top:8.9pt;width:270.4pt;height:94.6pt;z-index:251660288;visibility:visible;mso-wrap-style:square;mso-width-percent:0;mso-height-percent:0;mso-wrap-distance-left:9pt;mso-wrap-distance-top:0;mso-wrap-distance-right:9pt;mso-wrap-distance-bottom:0;mso-position-horizontal:absolute;mso-position-horizontal-relative:text;mso-position-vertical:absolute;mso-position-vertical-relative:text;mso-width-percent:0;mso-height-percent:0;mso-width-relative:page;mso-height-relative:page;v-text-anchor:top" o:gfxdata="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" stroked="f">
                 <v:textbox>
                   <w:txbxContent>
                     <w:p>
@@ -1379,7 +1494,33 @@
                           <w:szCs w:val="22"/>
                           <w:lang w:val="en-US"/>
                         </w:rPr>
-                        <w:t>{{ alamat_hunian }}</w:t>
+                        <w:t xml:space="preserve">{{ </w:t>
+                      </w:r>
+                      <w:proofErr w:type="spellStart"/>
+                      <w:r>
+                        <w:rPr>
+                          <w:rFonts w:ascii="Arial" w:hAnsi="Arial" w:cs="Arial"/>
+                          <w:b/>
+                          <w:bCs/>
+                          <w:color w:val="000000"/>
+                          <w:sz w:val="22"/>
+                          <w:szCs w:val="22"/>
+                          <w:lang w:val="en-US"/>
+                        </w:rPr>
+                        <w:t>alamat_hunian</w:t>
+                      </w:r>
+                      <w:proofErr w:type="spellEnd"/>
+                      <w:r>
+                        <w:rPr>
+                          <w:rFonts w:ascii="Arial" w:hAnsi="Arial" w:cs="Arial"/>
+                          <w:b/>
+                          <w:bCs/>
+                          <w:color w:val="000000"/>
+                          <w:sz w:val="22"/>
+                          <w:szCs w:val="22"/>
+                          <w:lang w:val="en-US"/>
+                        </w:rPr>
+                        <w:t xml:space="preserve"> }}</w:t>
                       </w:r>
                     </w:p>
                     <w:p>
@@ -1403,17 +1544,35 @@
                           <w:lang w:val="en-US"/>
                         </w:rPr>
                         <w:tab/>
-                        <w:t xml:space="preserve">Rusunawa </w:t>
                       </w:r>
+                      <w:proofErr w:type="spellStart"/>
                       <w:r>
                         <w:rPr>
                           <w:rFonts w:ascii="Arial" w:hAnsi="Arial" w:cs="Arial"/>
                           <w:color w:val="000000"/>
                           <w:lang w:val="en-US"/>
                         </w:rPr>
+                        <w:t>Rusunawa</w:t>
+                      </w:r>
+                      <w:proofErr w:type="spellEnd"/>
+                      <w:r>
+                        <w:rPr>
+                          <w:rFonts w:ascii="Arial" w:hAnsi="Arial" w:cs="Arial"/>
+                          <w:color w:val="000000"/>
+                          <w:lang w:val="en-US"/>
+                        </w:rPr>
+                        <w:t xml:space="preserve"> </w:t>
+                      </w:r>
+                      <w:r>
+                        <w:rPr>
+                          <w:rFonts w:ascii="Arial" w:hAnsi="Arial" w:cs="Arial"/>
+                          <w:color w:val="000000"/>
+                          <w:lang w:val="en-US"/>
+                        </w:rPr>
                         <w:tab/>
                         <w:t xml:space="preserve">: </w:t>
                       </w:r>
+                      <w:proofErr w:type="gramStart"/>
                       <w:r>
                         <w:rPr>
                           <w:rFonts w:ascii="Arial" w:hAnsi="Arial" w:cs="Arial"/>
@@ -1422,7 +1581,30 @@
                           <w:color w:val="000000"/>
                           <w:lang w:val="en-US"/>
                         </w:rPr>
-                        <w:t>{{ rusunawa }}</w:t>
+                        <w:t xml:space="preserve">{{ </w:t>
+                      </w:r>
+                      <w:proofErr w:type="spellStart"/>
+                      <w:r>
+                        <w:rPr>
+                          <w:rFonts w:ascii="Arial" w:hAnsi="Arial" w:cs="Arial"/>
+                          <w:b/>
+                          <w:bCs/>
+                          <w:color w:val="000000"/>
+                          <w:lang w:val="en-US"/>
+                        </w:rPr>
+                        <w:t>rusunawa</w:t>
+                      </w:r>
+                      <w:proofErr w:type="spellEnd"/>
+                      <w:proofErr w:type="gramEnd"/>
+                      <w:r>
+                        <w:rPr>
+                          <w:rFonts w:ascii="Arial" w:hAnsi="Arial" w:cs="Arial"/>
+                          <w:b/>
+                          <w:bCs/>
+                          <w:color w:val="000000"/>
+                          <w:lang w:val="en-US"/>
+                        </w:rPr>
+                        <w:t xml:space="preserve"> }}</w:t>
                       </w:r>
                     </w:p>
                     <w:p>
@@ -1490,6 +1672,7 @@
                         </w:rPr>
                         <w:tab/>
                       </w:r>
+                      <w:proofErr w:type="spellStart"/>
                       <w:r>
                         <w:rPr>
                           <w:rFonts w:ascii="Arial" w:hAnsi="Arial" w:cs="Arial"/>
@@ -1498,6 +1681,7 @@
                         </w:rPr>
                         <w:t>Tempat</w:t>
                       </w:r>
+                      <w:proofErr w:type="spellEnd"/>
                     </w:p>
                   </w:txbxContent>
                 </v:textbox>
@@ -1511,14 +1695,12 @@
       <w:pPr>
         <w:rPr>
           <w:rFonts w:ascii="Arial" w:hAnsi="Arial" w:cs="Arial"/>
-          <w:color w:val="000000"/>
           <w:lang w:val="id-ID"/>
         </w:rPr>
       </w:pPr>
       <w:r>
         <w:rPr>
           <w:rFonts w:ascii="Arial" w:hAnsi="Arial" w:cs="Arial"/>
-          <w:color w:val="000000"/>
           <w:lang w:val="id-ID"/>
         </w:rPr>
         <w:tab/>
@@ -1526,7 +1708,6 @@
       <w:r>
         <w:rPr>
           <w:rFonts w:ascii="Arial" w:hAnsi="Arial" w:cs="Arial"/>
-          <w:color w:val="000000"/>
           <w:lang w:val="id-ID"/>
         </w:rPr>
         <w:tab/>
@@ -1534,7 +1715,6 @@
       <w:r>
         <w:rPr>
           <w:rFonts w:ascii="Arial" w:hAnsi="Arial" w:cs="Arial"/>
-          <w:color w:val="000000"/>
           <w:lang w:val="id-ID"/>
         </w:rPr>
         <w:tab/>
@@ -1542,7 +1722,6 @@
       <w:r>
         <w:rPr>
           <w:rFonts w:ascii="Arial" w:hAnsi="Arial" w:cs="Arial"/>
-          <w:color w:val="000000"/>
           <w:lang w:val="id-ID"/>
         </w:rPr>
         <w:tab/>
@@ -1550,7 +1729,6 @@
       <w:r>
         <w:rPr>
           <w:rFonts w:ascii="Arial" w:hAnsi="Arial" w:cs="Arial"/>
-          <w:color w:val="000000"/>
           <w:lang w:val="id-ID"/>
         </w:rPr>
         <w:tab/>
@@ -1558,7 +1736,6 @@
       <w:r>
         <w:rPr>
           <w:rFonts w:ascii="Arial" w:hAnsi="Arial" w:cs="Arial"/>
-          <w:color w:val="000000"/>
           <w:lang w:val="id-ID"/>
         </w:rPr>
         <w:tab/>
@@ -1566,7 +1743,6 @@
       <w:r>
         <w:rPr>
           <w:rFonts w:ascii="Arial" w:hAnsi="Arial" w:cs="Arial"/>
-          <w:color w:val="000000"/>
           <w:lang w:val="id-ID"/>
         </w:rPr>
         <w:tab/>
@@ -1574,7 +1750,6 @@
       <w:r>
         <w:rPr>
           <w:rFonts w:ascii="Arial" w:hAnsi="Arial" w:cs="Arial"/>
-          <w:color w:val="000000"/>
           <w:lang w:val="id-ID"/>
         </w:rPr>
         <w:tab/>
@@ -1588,14 +1763,12 @@
         </w:tabs>
         <w:rPr>
           <w:rFonts w:ascii="Arial" w:hAnsi="Arial" w:cs="Arial"/>
-          <w:color w:val="000000"/>
-          <w:lang w:val="en-US"/>
-        </w:rPr>
-      </w:pPr>
-      <w:r>
-        <w:rPr>
-          <w:rFonts w:ascii="Arial" w:hAnsi="Arial" w:cs="Arial"/>
-          <w:color w:val="000000"/>
+          <w:lang w:val="en-US"/>
+        </w:rPr>
+      </w:pPr>
+      <w:r>
+        <w:rPr>
+          <w:rFonts w:ascii="Arial" w:hAnsi="Arial" w:cs="Arial"/>
           <w:lang w:val="id-ID"/>
         </w:rPr>
         <w:t>Nomor</w:t>
@@ -1603,7 +1776,6 @@
       <w:r>
         <w:rPr>
           <w:rFonts w:ascii="Arial" w:hAnsi="Arial" w:cs="Arial"/>
-          <w:color w:val="000000"/>
           <w:lang w:val="id-ID"/>
         </w:rPr>
         <w:tab/>
@@ -1612,7 +1784,6 @@
       <w:r>
         <w:rPr>
           <w:rFonts w:ascii="Arial" w:hAnsi="Arial" w:cs="Arial"/>
-          <w:color w:val="0000FF"/>
           <w:lang w:val="id-ID"/>
         </w:rPr>
         <w:t>{{ nomor_surat }}</w:t>
@@ -1620,7 +1791,6 @@
       <w:r>
         <w:rPr>
           <w:rFonts w:ascii="Arial" w:hAnsi="Arial" w:cs="Arial"/>
-          <w:color w:val="000000"/>
           <w:lang w:val="id-ID"/>
         </w:rPr>
         <w:tab/>
@@ -1628,7 +1798,6 @@
       <w:r>
         <w:rPr>
           <w:rFonts w:ascii="Arial" w:hAnsi="Arial" w:cs="Arial"/>
-          <w:color w:val="000000"/>
           <w:lang w:val="id-ID"/>
         </w:rPr>
         <w:tab/>
@@ -1636,7 +1805,6 @@
       <w:r>
         <w:rPr>
           <w:rFonts w:ascii="Arial" w:hAnsi="Arial" w:cs="Arial"/>
-          <w:color w:val="000000"/>
           <w:lang w:val="id-ID"/>
         </w:rPr>
         <w:tab/>
@@ -1650,14 +1818,12 @@
         </w:tabs>
         <w:rPr>
           <w:rFonts w:ascii="Arial" w:hAnsi="Arial" w:cs="Arial"/>
-          <w:color w:val="000000"/>
-          <w:lang w:val="en-US"/>
-        </w:rPr>
-      </w:pPr>
-      <w:r>
-        <w:rPr>
-          <w:rFonts w:ascii="Arial" w:hAnsi="Arial" w:cs="Arial"/>
-          <w:color w:val="000000"/>
+          <w:lang w:val="en-US"/>
+        </w:rPr>
+      </w:pPr>
+      <w:r>
+        <w:rPr>
+          <w:rFonts w:ascii="Arial" w:hAnsi="Arial" w:cs="Arial"/>
           <w:lang w:val="en-US"/>
         </w:rPr>
         <w:t>Sifat</w:t>
@@ -1665,16 +1831,23 @@
       <w:r>
         <w:rPr>
           <w:rFonts w:ascii="Arial" w:hAnsi="Arial" w:cs="Arial"/>
-          <w:color w:val="000000"/>
           <w:lang w:val="en-US"/>
         </w:rPr>
         <w:tab/>
-        <w:t>: Penting</w:t>
-      </w:r>
-      <w:r>
-        <w:rPr>
-          <w:rFonts w:ascii="Arial" w:hAnsi="Arial" w:cs="Arial"/>
-          <w:color w:val="000000"/>
+        <w:t xml:space="preserve">: </w:t>
+      </w:r>
+      <w:proofErr w:type="spellStart"/>
+      <w:r>
+        <w:rPr>
+          <w:rFonts w:ascii="Arial" w:hAnsi="Arial" w:cs="Arial"/>
+          <w:lang w:val="en-US"/>
+        </w:rPr>
+        <w:t>Penting</w:t>
+      </w:r>
+      <w:proofErr w:type="spellEnd"/>
+      <w:r>
+        <w:rPr>
+          <w:rFonts w:ascii="Arial" w:hAnsi="Arial" w:cs="Arial"/>
           <w:lang w:val="en-US"/>
         </w:rPr>
         <w:tab/>
@@ -1682,7 +1855,6 @@
       <w:r>
         <w:rPr>
           <w:rFonts w:ascii="Arial" w:hAnsi="Arial" w:cs="Arial"/>
-          <w:color w:val="000000"/>
           <w:lang w:val="en-US"/>
         </w:rPr>
         <w:tab/>
@@ -1690,7 +1862,6 @@
       <w:r>
         <w:rPr>
           <w:rFonts w:ascii="Arial" w:hAnsi="Arial" w:cs="Arial"/>
-          <w:color w:val="000000"/>
           <w:lang w:val="en-US"/>
         </w:rPr>
         <w:tab/>
@@ -1698,7 +1869,6 @@
       <w:r>
         <w:rPr>
           <w:rFonts w:ascii="Arial" w:hAnsi="Arial" w:cs="Arial"/>
-          <w:color w:val="000000"/>
           <w:lang w:val="en-US"/>
         </w:rPr>
         <w:tab/>
@@ -1706,7 +1876,6 @@
       <w:r>
         <w:rPr>
           <w:rFonts w:ascii="Arial" w:hAnsi="Arial" w:cs="Arial"/>
-          <w:color w:val="000000"/>
           <w:lang w:val="en-US"/>
         </w:rPr>
         <w:tab/>
@@ -1714,7 +1883,6 @@
       <w:r>
         <w:rPr>
           <w:rFonts w:ascii="Arial" w:hAnsi="Arial" w:cs="Arial"/>
-          <w:color w:val="000000"/>
           <w:lang w:val="en-US"/>
         </w:rPr>
         <w:t xml:space="preserve">         </w:t>
@@ -1722,7 +1890,6 @@
       <w:r>
         <w:rPr>
           <w:rFonts w:ascii="Arial" w:hAnsi="Arial" w:cs="Arial"/>
-          <w:color w:val="000000"/>
           <w:lang w:val="en-US"/>
         </w:rPr>
         <w:t xml:space="preserve">     </w:t>
@@ -1735,14 +1902,12 @@
         </w:tabs>
         <w:rPr>
           <w:rFonts w:ascii="Arial" w:hAnsi="Arial" w:cs="Arial"/>
-          <w:color w:val="000000"/>
-          <w:lang w:val="en-US"/>
-        </w:rPr>
-      </w:pPr>
-      <w:r>
-        <w:rPr>
-          <w:rFonts w:ascii="Arial" w:hAnsi="Arial" w:cs="Arial"/>
-          <w:color w:val="000000"/>
+          <w:lang w:val="en-US"/>
+        </w:rPr>
+      </w:pPr>
+      <w:r>
+        <w:rPr>
+          <w:rFonts w:ascii="Arial" w:hAnsi="Arial" w:cs="Arial"/>
           <w:lang w:val="id-ID"/>
         </w:rPr>
         <w:t>Lampiran</w:t>
@@ -1750,7 +1915,6 @@
       <w:r>
         <w:rPr>
           <w:rFonts w:ascii="Arial" w:hAnsi="Arial" w:cs="Arial"/>
-          <w:color w:val="000000"/>
           <w:lang w:val="id-ID"/>
         </w:rPr>
         <w:tab/>
@@ -1759,7 +1923,6 @@
       <w:r>
         <w:rPr>
           <w:rFonts w:ascii="Arial" w:hAnsi="Arial" w:cs="Arial"/>
-          <w:color w:val="000000"/>
           <w:lang w:val="en-US"/>
         </w:rPr>
         <w:t>-</w:t>
@@ -1767,7 +1930,6 @@
       <w:r>
         <w:rPr>
           <w:rFonts w:ascii="Arial" w:hAnsi="Arial" w:cs="Arial"/>
-          <w:color w:val="000000"/>
           <w:lang w:val="id-ID"/>
         </w:rPr>
         <w:tab/>
@@ -1775,7 +1937,6 @@
       <w:r>
         <w:rPr>
           <w:rFonts w:ascii="Arial" w:hAnsi="Arial" w:cs="Arial"/>
-          <w:color w:val="000000"/>
           <w:lang w:val="id-ID"/>
         </w:rPr>
         <w:tab/>
@@ -1783,7 +1944,6 @@
       <w:r>
         <w:rPr>
           <w:rFonts w:ascii="Arial" w:hAnsi="Arial" w:cs="Arial"/>
-          <w:color w:val="000000"/>
           <w:lang w:val="id-ID"/>
         </w:rPr>
         <w:tab/>
@@ -1791,7 +1951,6 @@
       <w:r>
         <w:rPr>
           <w:rFonts w:ascii="Arial" w:hAnsi="Arial" w:cs="Arial"/>
-          <w:color w:val="000000"/>
           <w:lang w:val="id-ID"/>
         </w:rPr>
         <w:tab/>
@@ -1799,7 +1958,6 @@
       <w:r>
         <w:rPr>
           <w:rFonts w:ascii="Arial" w:hAnsi="Arial" w:cs="Arial"/>
-          <w:color w:val="000000"/>
           <w:lang w:val="en-US"/>
         </w:rPr>
         <w:tab/>
@@ -1807,7 +1965,6 @@
       <w:r>
         <w:rPr>
           <w:rFonts w:ascii="Arial" w:hAnsi="Arial" w:cs="Arial"/>
-          <w:color w:val="000000"/>
           <w:lang w:val="id-ID"/>
         </w:rPr>
         <w:t xml:space="preserve">    </w:t>
@@ -1815,7 +1972,6 @@
       <w:r>
         <w:rPr>
           <w:rFonts w:ascii="Arial" w:hAnsi="Arial" w:cs="Arial"/>
-          <w:color w:val="000000"/>
           <w:lang w:val="en-US"/>
         </w:rPr>
         <w:tab/>
@@ -1823,7 +1979,6 @@
       <w:r>
         <w:rPr>
           <w:rFonts w:ascii="Arial" w:hAnsi="Arial" w:cs="Arial"/>
-          <w:color w:val="000000"/>
           <w:lang w:val="en-US"/>
         </w:rPr>
         <w:t xml:space="preserve">         </w:t>
@@ -1831,7 +1986,6 @@
       <w:r>
         <w:rPr>
           <w:rFonts w:ascii="Arial" w:hAnsi="Arial" w:cs="Arial"/>
-          <w:color w:val="000000"/>
           <w:lang w:val="en-US"/>
         </w:rPr>
         <w:t xml:space="preserve">    </w:t>
@@ -1839,7 +1993,6 @@
       <w:r>
         <w:rPr>
           <w:rFonts w:ascii="Arial" w:hAnsi="Arial" w:cs="Arial"/>
-          <w:color w:val="000000"/>
           <w:lang w:val="id-ID"/>
         </w:rPr>
         <w:t xml:space="preserve"> </w:t>
@@ -1853,14 +2006,12 @@
         </w:tabs>
         <w:rPr>
           <w:rFonts w:ascii="Arial" w:hAnsi="Arial" w:cs="Arial"/>
-          <w:color w:val="000000"/>
           <w:lang w:val="id-ID"/>
         </w:rPr>
       </w:pPr>
       <w:r>
         <w:rPr>
           <w:rFonts w:ascii="Arial" w:hAnsi="Arial" w:cs="Arial"/>
-          <w:color w:val="000000"/>
           <w:lang w:val="id-ID"/>
         </w:rPr>
         <w:t>Perihal</w:t>
@@ -1868,7 +2019,6 @@
       <w:r>
         <w:rPr>
           <w:rFonts w:ascii="Arial" w:hAnsi="Arial" w:cs="Arial"/>
-          <w:color w:val="000000"/>
           <w:lang w:val="id-ID"/>
         </w:rPr>
         <w:tab/>
@@ -1878,7 +2028,6 @@
         <w:rPr>
           <w:rFonts w:ascii="Arial" w:hAnsi="Arial" w:cs="Arial"/>
           <w:b/>
-          <w:color w:val="0000FF"/>
           <w:lang w:val="id-ID"/>
         </w:rPr>
         <w:t>Teguran</w:t>
@@ -1887,7 +2036,6 @@
         <w:rPr>
           <w:rFonts w:ascii="Arial" w:hAnsi="Arial" w:cs="Arial"/>
           <w:b/>
-          <w:color w:val="0000FF"/>
           <w:lang w:val="en-US"/>
         </w:rPr>
         <w:t xml:space="preserve"> </w:t>
@@ -1896,7 +2044,6 @@
         <w:rPr>
           <w:rFonts w:ascii="Arial" w:hAnsi="Arial" w:cs="Arial"/>
           <w:b/>
-          <w:color w:val="0000FF"/>
           <w:lang w:val="en-US"/>
         </w:rPr>
         <w:t>I</w:t>
@@ -1904,7 +2051,6 @@
       <w:r>
         <w:rPr>
           <w:rFonts w:ascii="Arial" w:hAnsi="Arial" w:cs="Arial"/>
-          <w:color w:val="000000"/>
           <w:lang w:val="id-ID"/>
         </w:rPr>
         <w:tab/>
@@ -1919,14 +2065,12 @@
         </w:tabs>
         <w:rPr>
           <w:rFonts w:ascii="Arial" w:hAnsi="Arial" w:cs="Arial"/>
-          <w:color w:val="000000"/>
-          <w:lang w:val="en-US"/>
-        </w:rPr>
-      </w:pPr>
-      <w:r>
-        <w:rPr>
-          <w:rFonts w:ascii="Arial" w:hAnsi="Arial" w:cs="Arial"/>
-          <w:color w:val="000000"/>
+          <w:lang w:val="en-US"/>
+        </w:rPr>
+      </w:pPr>
+      <w:r>
+        <w:rPr>
+          <w:rFonts w:ascii="Arial" w:hAnsi="Arial" w:cs="Arial"/>
           <w:lang w:val="id-ID"/>
         </w:rPr>
         <w:tab/>
@@ -1935,7 +2079,6 @@
       <w:r>
         <w:rPr>
           <w:rFonts w:ascii="Arial" w:hAnsi="Arial" w:cs="Arial"/>
-          <w:color w:val="000000"/>
           <w:lang w:val="en-US"/>
         </w:rPr>
         <w:tab/>
@@ -1943,7 +2086,6 @@
       <w:r>
         <w:rPr>
           <w:rFonts w:ascii="Arial" w:hAnsi="Arial" w:cs="Arial"/>
-          <w:color w:val="000000"/>
           <w:lang w:val="en-US"/>
         </w:rPr>
         <w:tab/>
@@ -1951,7 +2093,6 @@
       <w:r>
         <w:rPr>
           <w:rFonts w:ascii="Arial" w:hAnsi="Arial" w:cs="Arial"/>
-          <w:color w:val="000000"/>
           <w:lang w:val="en-US"/>
         </w:rPr>
         <w:tab/>
@@ -1959,7 +2100,6 @@
       <w:r>
         <w:rPr>
           <w:rFonts w:ascii="Arial" w:hAnsi="Arial" w:cs="Arial"/>
-          <w:color w:val="000000"/>
           <w:lang w:val="en-US"/>
         </w:rPr>
         <w:tab/>
@@ -1967,7 +2107,6 @@
       <w:r>
         <w:rPr>
           <w:rFonts w:ascii="Arial" w:hAnsi="Arial" w:cs="Arial"/>
-          <w:color w:val="000000"/>
           <w:lang w:val="en-US"/>
         </w:rPr>
         <w:tab/>
@@ -1975,7 +2114,6 @@
       <w:r>
         <w:rPr>
           <w:rFonts w:ascii="Arial" w:hAnsi="Arial" w:cs="Arial"/>
-          <w:color w:val="000000"/>
           <w:lang w:val="id-ID"/>
         </w:rPr>
         <w:tab/>
@@ -1983,7 +2121,6 @@
       <w:r>
         <w:rPr>
           <w:rFonts w:ascii="Arial" w:hAnsi="Arial" w:cs="Arial"/>
-          <w:color w:val="000000"/>
           <w:lang w:val="en-US"/>
         </w:rPr>
         <w:tab/>
@@ -1991,7 +2128,6 @@
       <w:r>
         <w:rPr>
           <w:rFonts w:ascii="Arial" w:hAnsi="Arial" w:cs="Arial"/>
-          <w:color w:val="000000"/>
           <w:lang w:val="en-US"/>
         </w:rPr>
         <w:tab/>
@@ -1999,7 +2135,6 @@
       <w:r>
         <w:rPr>
           <w:rFonts w:ascii="Arial" w:hAnsi="Arial" w:cs="Arial"/>
-          <w:color w:val="000000"/>
           <w:lang w:val="en-US"/>
         </w:rPr>
         <w:tab/>
@@ -2015,7 +2150,6 @@
         <w:jc w:val="both"/>
         <w:rPr>
           <w:rFonts w:ascii="Arial" w:hAnsi="Arial" w:cs="Arial"/>
-          <w:color w:val="000000"/>
           <w:sz w:val="22"/>
           <w:szCs w:val="22"/>
           <w:lang w:val="id-ID"/>
@@ -2024,7 +2158,6 @@
       <w:r>
         <w:rPr>
           <w:rFonts w:ascii="Arial" w:hAnsi="Arial" w:cs="Arial"/>
-          <w:color w:val="000000"/>
           <w:lang w:val="id-ID"/>
         </w:rPr>
         <w:tab/>
@@ -2032,7 +2165,6 @@
       <w:r>
         <w:rPr>
           <w:rFonts w:ascii="Arial" w:hAnsi="Arial" w:cs="Arial"/>
-          <w:color w:val="000000"/>
           <w:lang w:val="id-ID"/>
         </w:rPr>
         <w:tab/>
@@ -2040,7 +2172,6 @@
       <w:r>
         <w:rPr>
           <w:rFonts w:ascii="Arial" w:hAnsi="Arial" w:cs="Arial"/>
-          <w:color w:val="000000"/>
           <w:lang w:val="id-ID"/>
         </w:rPr>
         <w:tab/>
@@ -2048,7 +2179,6 @@
       <w:r>
         <w:rPr>
           <w:rFonts w:ascii="Arial" w:hAnsi="Arial" w:cs="Arial"/>
-          <w:color w:val="000000"/>
           <w:sz w:val="22"/>
           <w:szCs w:val="22"/>
           <w:lang w:val="id-ID"/>
@@ -2058,17 +2188,395 @@
       <w:r>
         <w:rPr>
           <w:rFonts w:ascii="Arial" w:hAnsi="Arial" w:cs="Arial"/>
-          <w:color w:val="000000"/>
-          <w:sz w:val="22"/>
-          <w:szCs w:val="22"/>
-          <w:lang w:val="en-US"/>
-        </w:rPr>
-        <w:t>1 huruf c yang berbunyi “Pemutusan perjanjian sewa menyewa terjadi jika tidak membayar retribusi sewa selama 2 (dua) bulan berturut-turut’ dan pasal 12 ayat 2 yang berbunyi “</w:t>
-      </w:r>
-      <w:r>
-        <w:rPr>
-          <w:rFonts w:ascii="Arial" w:hAnsi="Arial" w:cs="Arial"/>
-          <w:color w:val="000000"/>
+          <w:sz w:val="22"/>
+          <w:szCs w:val="22"/>
+          <w:lang w:val="en-US"/>
+        </w:rPr>
+        <w:t xml:space="preserve">1 </w:t>
+      </w:r>
+      <w:proofErr w:type="spellStart"/>
+      <w:r>
+        <w:rPr>
+          <w:rFonts w:ascii="Arial" w:hAnsi="Arial" w:cs="Arial"/>
+          <w:sz w:val="22"/>
+          <w:szCs w:val="22"/>
+          <w:lang w:val="en-US"/>
+        </w:rPr>
+        <w:t>huruf</w:t>
+      </w:r>
+      <w:proofErr w:type="spellEnd"/>
+      <w:r>
+        <w:rPr>
+          <w:rFonts w:ascii="Arial" w:hAnsi="Arial" w:cs="Arial"/>
+          <w:sz w:val="22"/>
+          <w:szCs w:val="22"/>
+          <w:lang w:val="en-US"/>
+        </w:rPr>
+        <w:t xml:space="preserve"> c yang </w:t>
+      </w:r>
+      <w:proofErr w:type="spellStart"/>
+      <w:r>
+        <w:rPr>
+          <w:rFonts w:ascii="Arial" w:hAnsi="Arial" w:cs="Arial"/>
+          <w:sz w:val="22"/>
+          <w:szCs w:val="22"/>
+          <w:lang w:val="en-US"/>
+        </w:rPr>
+        <w:t>berbunyi</w:t>
+      </w:r>
+      <w:proofErr w:type="spellEnd"/>
+      <w:r>
+        <w:rPr>
+          <w:rFonts w:ascii="Arial" w:hAnsi="Arial" w:cs="Arial"/>
+          <w:sz w:val="22"/>
+          <w:szCs w:val="22"/>
+          <w:lang w:val="en-US"/>
+        </w:rPr>
+        <w:t xml:space="preserve"> “</w:t>
+      </w:r>
+      <w:proofErr w:type="spellStart"/>
+      <w:r>
+        <w:rPr>
+          <w:rFonts w:ascii="Arial" w:hAnsi="Arial" w:cs="Arial"/>
+          <w:sz w:val="22"/>
+          <w:szCs w:val="22"/>
+          <w:lang w:val="en-US"/>
+        </w:rPr>
+        <w:t>Pemutusan</w:t>
+      </w:r>
+      <w:proofErr w:type="spellEnd"/>
+      <w:r>
+        <w:rPr>
+          <w:rFonts w:ascii="Arial" w:hAnsi="Arial" w:cs="Arial"/>
+          <w:sz w:val="22"/>
+          <w:szCs w:val="22"/>
+          <w:lang w:val="en-US"/>
+        </w:rPr>
+        <w:t xml:space="preserve"> </w:t>
+      </w:r>
+      <w:proofErr w:type="spellStart"/>
+      <w:r>
+        <w:rPr>
+          <w:rFonts w:ascii="Arial" w:hAnsi="Arial" w:cs="Arial"/>
+          <w:sz w:val="22"/>
+          <w:szCs w:val="22"/>
+          <w:lang w:val="en-US"/>
+        </w:rPr>
+        <w:t>perjanjian</w:t>
+      </w:r>
+      <w:proofErr w:type="spellEnd"/>
+      <w:r>
+        <w:rPr>
+          <w:rFonts w:ascii="Arial" w:hAnsi="Arial" w:cs="Arial"/>
+          <w:sz w:val="22"/>
+          <w:szCs w:val="22"/>
+          <w:lang w:val="en-US"/>
+        </w:rPr>
+        <w:t xml:space="preserve"> </w:t>
+      </w:r>
+      <w:proofErr w:type="spellStart"/>
+      <w:r>
+        <w:rPr>
+          <w:rFonts w:ascii="Arial" w:hAnsi="Arial" w:cs="Arial"/>
+          <w:sz w:val="22"/>
+          <w:szCs w:val="22"/>
+          <w:lang w:val="en-US"/>
+        </w:rPr>
+        <w:t>sewa</w:t>
+      </w:r>
+      <w:proofErr w:type="spellEnd"/>
+      <w:r>
+        <w:rPr>
+          <w:rFonts w:ascii="Arial" w:hAnsi="Arial" w:cs="Arial"/>
+          <w:sz w:val="22"/>
+          <w:szCs w:val="22"/>
+          <w:lang w:val="en-US"/>
+        </w:rPr>
+        <w:t xml:space="preserve"> </w:t>
+      </w:r>
+      <w:proofErr w:type="spellStart"/>
+      <w:r>
+        <w:rPr>
+          <w:rFonts w:ascii="Arial" w:hAnsi="Arial" w:cs="Arial"/>
+          <w:sz w:val="22"/>
+          <w:szCs w:val="22"/>
+          <w:lang w:val="en-US"/>
+        </w:rPr>
+        <w:t>menyewa</w:t>
+      </w:r>
+      <w:proofErr w:type="spellEnd"/>
+      <w:r>
+        <w:rPr>
+          <w:rFonts w:ascii="Arial" w:hAnsi="Arial" w:cs="Arial"/>
+          <w:sz w:val="22"/>
+          <w:szCs w:val="22"/>
+          <w:lang w:val="en-US"/>
+        </w:rPr>
+        <w:t xml:space="preserve"> </w:t>
+      </w:r>
+      <w:proofErr w:type="spellStart"/>
+      <w:r>
+        <w:rPr>
+          <w:rFonts w:ascii="Arial" w:hAnsi="Arial" w:cs="Arial"/>
+          <w:sz w:val="22"/>
+          <w:szCs w:val="22"/>
+          <w:lang w:val="en-US"/>
+        </w:rPr>
+        <w:t>terjadi</w:t>
+      </w:r>
+      <w:proofErr w:type="spellEnd"/>
+      <w:r>
+        <w:rPr>
+          <w:rFonts w:ascii="Arial" w:hAnsi="Arial" w:cs="Arial"/>
+          <w:sz w:val="22"/>
+          <w:szCs w:val="22"/>
+          <w:lang w:val="en-US"/>
+        </w:rPr>
+        <w:t xml:space="preserve"> </w:t>
+      </w:r>
+      <w:proofErr w:type="spellStart"/>
+      <w:r>
+        <w:rPr>
+          <w:rFonts w:ascii="Arial" w:hAnsi="Arial" w:cs="Arial"/>
+          <w:sz w:val="22"/>
+          <w:szCs w:val="22"/>
+          <w:lang w:val="en-US"/>
+        </w:rPr>
+        <w:t>jika</w:t>
+      </w:r>
+      <w:proofErr w:type="spellEnd"/>
+      <w:r>
+        <w:rPr>
+          <w:rFonts w:ascii="Arial" w:hAnsi="Arial" w:cs="Arial"/>
+          <w:sz w:val="22"/>
+          <w:szCs w:val="22"/>
+          <w:lang w:val="en-US"/>
+        </w:rPr>
+        <w:t xml:space="preserve"> </w:t>
+      </w:r>
+      <w:proofErr w:type="spellStart"/>
+      <w:r>
+        <w:rPr>
+          <w:rFonts w:ascii="Arial" w:hAnsi="Arial" w:cs="Arial"/>
+          <w:sz w:val="22"/>
+          <w:szCs w:val="22"/>
+          <w:lang w:val="en-US"/>
+        </w:rPr>
+        <w:t>tidak</w:t>
+      </w:r>
+      <w:proofErr w:type="spellEnd"/>
+      <w:r>
+        <w:rPr>
+          <w:rFonts w:ascii="Arial" w:hAnsi="Arial" w:cs="Arial"/>
+          <w:sz w:val="22"/>
+          <w:szCs w:val="22"/>
+          <w:lang w:val="en-US"/>
+        </w:rPr>
+        <w:t xml:space="preserve"> </w:t>
+      </w:r>
+      <w:proofErr w:type="spellStart"/>
+      <w:r>
+        <w:rPr>
+          <w:rFonts w:ascii="Arial" w:hAnsi="Arial" w:cs="Arial"/>
+          <w:sz w:val="22"/>
+          <w:szCs w:val="22"/>
+          <w:lang w:val="en-US"/>
+        </w:rPr>
+        <w:t>membayar</w:t>
+      </w:r>
+      <w:proofErr w:type="spellEnd"/>
+      <w:r>
+        <w:rPr>
+          <w:rFonts w:ascii="Arial" w:hAnsi="Arial" w:cs="Arial"/>
+          <w:sz w:val="22"/>
+          <w:szCs w:val="22"/>
+          <w:lang w:val="en-US"/>
+        </w:rPr>
+        <w:t xml:space="preserve"> </w:t>
+      </w:r>
+      <w:proofErr w:type="spellStart"/>
+      <w:r>
+        <w:rPr>
+          <w:rFonts w:ascii="Arial" w:hAnsi="Arial" w:cs="Arial"/>
+          <w:sz w:val="22"/>
+          <w:szCs w:val="22"/>
+          <w:lang w:val="en-US"/>
+        </w:rPr>
+        <w:t>retribusi</w:t>
+      </w:r>
+      <w:proofErr w:type="spellEnd"/>
+      <w:r>
+        <w:rPr>
+          <w:rFonts w:ascii="Arial" w:hAnsi="Arial" w:cs="Arial"/>
+          <w:sz w:val="22"/>
+          <w:szCs w:val="22"/>
+          <w:lang w:val="en-US"/>
+        </w:rPr>
+        <w:t xml:space="preserve"> </w:t>
+      </w:r>
+      <w:proofErr w:type="spellStart"/>
+      <w:r>
+        <w:rPr>
+          <w:rFonts w:ascii="Arial" w:hAnsi="Arial" w:cs="Arial"/>
+          <w:sz w:val="22"/>
+          <w:szCs w:val="22"/>
+          <w:lang w:val="en-US"/>
+        </w:rPr>
+        <w:t>sewa</w:t>
+      </w:r>
+      <w:proofErr w:type="spellEnd"/>
+      <w:r>
+        <w:rPr>
+          <w:rFonts w:ascii="Arial" w:hAnsi="Arial" w:cs="Arial"/>
+          <w:sz w:val="22"/>
+          <w:szCs w:val="22"/>
+          <w:lang w:val="en-US"/>
+        </w:rPr>
+        <w:t xml:space="preserve"> </w:t>
+      </w:r>
+      <w:proofErr w:type="spellStart"/>
+      <w:r>
+        <w:rPr>
+          <w:rFonts w:ascii="Arial" w:hAnsi="Arial" w:cs="Arial"/>
+          <w:sz w:val="22"/>
+          <w:szCs w:val="22"/>
+          <w:lang w:val="en-US"/>
+        </w:rPr>
+        <w:t>selama</w:t>
+      </w:r>
+      <w:proofErr w:type="spellEnd"/>
+      <w:r>
+        <w:rPr>
+          <w:rFonts w:ascii="Arial" w:hAnsi="Arial" w:cs="Arial"/>
+          <w:sz w:val="22"/>
+          <w:szCs w:val="22"/>
+          <w:lang w:val="en-US"/>
+        </w:rPr>
+        <w:t xml:space="preserve"> 2 (</w:t>
+      </w:r>
+      <w:proofErr w:type="spellStart"/>
+      <w:r>
+        <w:rPr>
+          <w:rFonts w:ascii="Arial" w:hAnsi="Arial" w:cs="Arial"/>
+          <w:sz w:val="22"/>
+          <w:szCs w:val="22"/>
+          <w:lang w:val="en-US"/>
+        </w:rPr>
+        <w:t>dua</w:t>
+      </w:r>
+      <w:proofErr w:type="spellEnd"/>
+      <w:r>
+        <w:rPr>
+          <w:rFonts w:ascii="Arial" w:hAnsi="Arial" w:cs="Arial"/>
+          <w:sz w:val="22"/>
+          <w:szCs w:val="22"/>
+          <w:lang w:val="en-US"/>
+        </w:rPr>
+        <w:t xml:space="preserve">) </w:t>
+      </w:r>
+      <w:proofErr w:type="spellStart"/>
+      <w:r>
+        <w:rPr>
+          <w:rFonts w:ascii="Arial" w:hAnsi="Arial" w:cs="Arial"/>
+          <w:sz w:val="22"/>
+          <w:szCs w:val="22"/>
+          <w:lang w:val="en-US"/>
+        </w:rPr>
+        <w:t>bulan</w:t>
+      </w:r>
+      <w:proofErr w:type="spellEnd"/>
+      <w:r>
+        <w:rPr>
+          <w:rFonts w:ascii="Arial" w:hAnsi="Arial" w:cs="Arial"/>
+          <w:sz w:val="22"/>
+          <w:szCs w:val="22"/>
+          <w:lang w:val="en-US"/>
+        </w:rPr>
+        <w:t xml:space="preserve"> </w:t>
+      </w:r>
+      <w:proofErr w:type="spellStart"/>
+      <w:r>
+        <w:rPr>
+          <w:rFonts w:ascii="Arial" w:hAnsi="Arial" w:cs="Arial"/>
+          <w:sz w:val="22"/>
+          <w:szCs w:val="22"/>
+          <w:lang w:val="en-US"/>
+        </w:rPr>
+        <w:t>berturut-turut</w:t>
+      </w:r>
+      <w:proofErr w:type="spellEnd"/>
+      <w:r>
+        <w:rPr>
+          <w:rFonts w:ascii="Arial" w:hAnsi="Arial" w:cs="Arial"/>
+          <w:sz w:val="22"/>
+          <w:szCs w:val="22"/>
+          <w:lang w:val="en-US"/>
+        </w:rPr>
+        <w:t xml:space="preserve">’ dan </w:t>
+      </w:r>
+      <w:proofErr w:type="spellStart"/>
+      <w:r>
+        <w:rPr>
+          <w:rFonts w:ascii="Arial" w:hAnsi="Arial" w:cs="Arial"/>
+          <w:sz w:val="22"/>
+          <w:szCs w:val="22"/>
+          <w:lang w:val="en-US"/>
+        </w:rPr>
+        <w:t>pasal</w:t>
+      </w:r>
+      <w:proofErr w:type="spellEnd"/>
+      <w:r>
+        <w:rPr>
+          <w:rFonts w:ascii="Arial" w:hAnsi="Arial" w:cs="Arial"/>
+          <w:sz w:val="22"/>
+          <w:szCs w:val="22"/>
+          <w:lang w:val="en-US"/>
+        </w:rPr>
+        <w:t xml:space="preserve"> 12 </w:t>
+      </w:r>
+      <w:proofErr w:type="spellStart"/>
+      <w:r>
+        <w:rPr>
+          <w:rFonts w:ascii="Arial" w:hAnsi="Arial" w:cs="Arial"/>
+          <w:sz w:val="22"/>
+          <w:szCs w:val="22"/>
+          <w:lang w:val="en-US"/>
+        </w:rPr>
+        <w:t>ayat</w:t>
+      </w:r>
+      <w:proofErr w:type="spellEnd"/>
+      <w:r>
+        <w:rPr>
+          <w:rFonts w:ascii="Arial" w:hAnsi="Arial" w:cs="Arial"/>
+          <w:sz w:val="22"/>
+          <w:szCs w:val="22"/>
+          <w:lang w:val="en-US"/>
+        </w:rPr>
+        <w:t xml:space="preserve"> 2 yang </w:t>
+      </w:r>
+      <w:proofErr w:type="spellStart"/>
+      <w:r>
+        <w:rPr>
+          <w:rFonts w:ascii="Arial" w:hAnsi="Arial" w:cs="Arial"/>
+          <w:sz w:val="22"/>
+          <w:szCs w:val="22"/>
+          <w:lang w:val="en-US"/>
+        </w:rPr>
+        <w:t>berbunyi</w:t>
+      </w:r>
+      <w:proofErr w:type="spellEnd"/>
+      <w:r>
+        <w:rPr>
+          <w:rFonts w:ascii="Arial" w:hAnsi="Arial" w:cs="Arial"/>
+          <w:sz w:val="22"/>
+          <w:szCs w:val="22"/>
+          <w:lang w:val="en-US"/>
+        </w:rPr>
+        <w:t xml:space="preserve"> “</w:t>
+      </w:r>
+      <w:r>
+        <w:rPr>
+          <w:rFonts w:ascii="Arial" w:hAnsi="Arial" w:cs="Arial"/>
           <w:sz w:val="22"/>
           <w:szCs w:val="22"/>
           <w:lang w:val="id-ID"/>
@@ -2078,7 +2586,6 @@
       <w:r>
         <w:rPr>
           <w:rFonts w:ascii="Arial" w:hAnsi="Arial" w:cs="Arial"/>
-          <w:color w:val="000000"/>
           <w:sz w:val="22"/>
           <w:szCs w:val="22"/>
           <w:lang w:val="en-US"/>
@@ -2096,7 +2603,6 @@
         <w:jc w:val="both"/>
         <w:rPr>
           <w:rFonts w:ascii="Arial" w:hAnsi="Arial" w:cs="Arial"/>
-          <w:color w:val="000000"/>
           <w:sz w:val="22"/>
           <w:szCs w:val="22"/>
           <w:lang w:val="it-IT"/>
@@ -2105,7 +2611,6 @@
       <w:r>
         <w:rPr>
           <w:rFonts w:ascii="Arial" w:hAnsi="Arial" w:cs="Arial"/>
-          <w:color w:val="000000"/>
           <w:sz w:val="22"/>
           <w:szCs w:val="22"/>
           <w:lang w:val="it-IT"/>
@@ -2115,7 +2620,6 @@
       <w:r>
         <w:rPr>
           <w:rFonts w:ascii="Arial" w:hAnsi="Arial" w:cs="Arial"/>
-          <w:color w:val="000000"/>
           <w:sz w:val="22"/>
           <w:szCs w:val="22"/>
           <w:lang w:val="it-IT"/>
@@ -2125,7 +2629,6 @@
       <w:r>
         <w:rPr>
           <w:rFonts w:ascii="Arial" w:hAnsi="Arial" w:cs="Arial"/>
-          <w:color w:val="000000"/>
           <w:sz w:val="22"/>
           <w:szCs w:val="22"/>
           <w:lang w:val="it-IT"/>
@@ -2135,7 +2638,6 @@
       <w:r>
         <w:rPr>
           <w:rFonts w:ascii="Arial" w:hAnsi="Arial" w:cs="Arial"/>
-          <w:color w:val="000000"/>
           <w:sz w:val="22"/>
           <w:szCs w:val="22"/>
           <w:lang w:val="it-IT"/>
@@ -2145,27 +2647,26 @@
       <w:r>
         <w:rPr>
           <w:rFonts w:ascii="Arial" w:hAnsi="Arial" w:cs="Arial"/>
-          <w:color w:val="000000"/>
           <w:sz w:val="22"/>
           <w:szCs w:val="22"/>
           <w:lang w:val="id-ID"/>
         </w:rPr>
         <w:t xml:space="preserve">dengan ini kami </w:t>
       </w:r>
-      <w:r>
-        <w:rPr>
-          <w:rFonts w:ascii="Arial" w:hAnsi="Arial" w:cs="Arial"/>
-          <w:color w:val="000000"/>
+      <w:proofErr w:type="spellStart"/>
+      <w:r>
+        <w:rPr>
+          <w:rFonts w:ascii="Arial" w:hAnsi="Arial" w:cs="Arial"/>
           <w:sz w:val="22"/>
           <w:szCs w:val="22"/>
           <w:lang w:val="en-US"/>
         </w:rPr>
         <w:t>sampaikan</w:t>
       </w:r>
-      <w:r>
-        <w:rPr>
-          <w:rFonts w:ascii="Arial" w:hAnsi="Arial" w:cs="Arial"/>
-          <w:color w:val="000000"/>
+      <w:proofErr w:type="spellEnd"/>
+      <w:r>
+        <w:rPr>
+          <w:rFonts w:ascii="Arial" w:hAnsi="Arial" w:cs="Arial"/>
           <w:sz w:val="22"/>
           <w:szCs w:val="22"/>
           <w:lang w:val="id-ID"/>
@@ -2176,29 +2677,28 @@
         <w:rPr>
           <w:rFonts w:ascii="Arial" w:hAnsi="Arial" w:cs="Arial"/>
           <w:b/>
-          <w:color w:val="0000FF"/>
           <w:sz w:val="22"/>
           <w:szCs w:val="22"/>
           <w:lang w:val="id-ID"/>
         </w:rPr>
         <w:t xml:space="preserve">Surat Teguran </w:t>
       </w:r>
+      <w:proofErr w:type="spellStart"/>
       <w:r>
         <w:rPr>
           <w:rFonts w:ascii="Arial" w:hAnsi="Arial" w:cs="Arial"/>
           <w:b/>
-          <w:color w:val="0000FF"/>
           <w:sz w:val="22"/>
           <w:szCs w:val="22"/>
           <w:lang w:val="en-US"/>
         </w:rPr>
         <w:t>Kesatu</w:t>
       </w:r>
+      <w:proofErr w:type="spellEnd"/>
       <w:r>
         <w:rPr>
           <w:rFonts w:ascii="Arial" w:hAnsi="Arial" w:cs="Arial"/>
           <w:b/>
-          <w:color w:val="000000"/>
           <w:sz w:val="22"/>
           <w:szCs w:val="22"/>
           <w:lang w:val="id-ID"/>
@@ -2208,17 +2708,35 @@
       <w:r>
         <w:rPr>
           <w:rFonts w:ascii="Arial" w:hAnsi="Arial" w:cs="Arial"/>
-          <w:color w:val="000000"/>
-          <w:sz w:val="22"/>
-          <w:szCs w:val="22"/>
-          <w:lang w:val="en-US"/>
-        </w:rPr>
-        <w:t xml:space="preserve">dan dimohon </w:t>
-      </w:r>
-      <w:r>
-        <w:rPr>
-          <w:rFonts w:ascii="Arial" w:hAnsi="Arial" w:cs="Arial"/>
-          <w:color w:val="000000"/>
+          <w:sz w:val="22"/>
+          <w:szCs w:val="22"/>
+          <w:lang w:val="en-US"/>
+        </w:rPr>
+        <w:t xml:space="preserve">dan </w:t>
+      </w:r>
+      <w:proofErr w:type="spellStart"/>
+      <w:r>
+        <w:rPr>
+          <w:rFonts w:ascii="Arial" w:hAnsi="Arial" w:cs="Arial"/>
+          <w:sz w:val="22"/>
+          <w:szCs w:val="22"/>
+          <w:lang w:val="en-US"/>
+        </w:rPr>
+        <w:t>dimohon</w:t>
+      </w:r>
+      <w:proofErr w:type="spellEnd"/>
+      <w:r>
+        <w:rPr>
+          <w:rFonts w:ascii="Arial" w:hAnsi="Arial" w:cs="Arial"/>
+          <w:sz w:val="22"/>
+          <w:szCs w:val="22"/>
+          <w:lang w:val="en-US"/>
+        </w:rPr>
+        <w:t xml:space="preserve"> </w:t>
+      </w:r>
+      <w:r>
+        <w:rPr>
+          <w:rFonts w:ascii="Arial" w:hAnsi="Arial" w:cs="Arial"/>
           <w:sz w:val="22"/>
           <w:szCs w:val="22"/>
           <w:lang w:val="id-ID"/>
@@ -2228,7 +2746,6 @@
       <w:r>
         <w:rPr>
           <w:rFonts w:ascii="Arial" w:hAnsi="Arial" w:cs="Arial"/>
-          <w:color w:val="000000"/>
           <w:sz w:val="22"/>
           <w:szCs w:val="22"/>
           <w:lang w:val="id-ID"/>
@@ -2238,7 +2755,6 @@
       <w:r>
         <w:rPr>
           <w:rFonts w:ascii="Arial" w:hAnsi="Arial" w:cs="Arial"/>
-          <w:color w:val="000000"/>
           <w:sz w:val="22"/>
           <w:szCs w:val="22"/>
           <w:lang w:val="en-US"/>
@@ -2250,126 +2766,132 @@
           <w:rFonts w:ascii="Arial" w:hAnsi="Arial" w:cs="Arial"/>
           <w:b/>
           <w:bCs/>
-          <w:color w:val="000000"/>
-          <w:sz w:val="22"/>
-          <w:szCs w:val="22"/>
-          <w:lang w:val="en-US"/>
-        </w:rPr>
-        <w:t>{{ nama_penyewa }}</w:t>
-      </w:r>
-      <w:r>
-        <w:rPr>
-          <w:rFonts w:ascii="Arial" w:hAnsi="Arial" w:cs="Arial"/>
-          <w:color w:val="000000"/>
-          <w:sz w:val="22"/>
-          <w:szCs w:val="22"/>
-          <w:lang w:val="en-US"/>
-        </w:rPr>
-        <w:t xml:space="preserve"> </w:t>
-      </w:r>
-      <w:r>
-        <w:rPr>
-          <w:rFonts w:ascii="Arial" w:hAnsi="Arial" w:cs="Arial"/>
-          <w:color w:val="000000"/>
-          <w:sz w:val="22"/>
-          <w:szCs w:val="22"/>
-          <w:lang w:val="id-ID"/>
-        </w:rPr>
-        <w:t>Penghuni Rusunawa</w:t>
-      </w:r>
-      <w:r>
-        <w:rPr>
-          <w:rFonts w:ascii="Arial" w:hAnsi="Arial" w:cs="Arial"/>
-          <w:color w:val="000000"/>
-          <w:sz w:val="22"/>
-          <w:szCs w:val="22"/>
-          <w:lang w:val="en-US"/>
-        </w:rPr>
-        <w:t xml:space="preserve"> </w:t>
-      </w:r>
-      <w:r>
-        <w:rPr>
-          <w:rFonts w:ascii="Arial" w:hAnsi="Arial" w:cs="Arial"/>
-          <w:b/>
-          <w:color w:val="000000"/>
-          <w:sz w:val="22"/>
-          <w:szCs w:val="22"/>
-          <w:lang w:val="id-ID"/>
-        </w:rPr>
-        <w:t>{{ rusunawa }}</w:t>
-      </w:r>
-      <w:r>
-        <w:rPr>
-          <w:rFonts w:ascii="Arial" w:hAnsi="Arial" w:cs="Arial"/>
-          <w:b/>
-          <w:color w:val="000000"/>
-          <w:sz w:val="22"/>
-          <w:szCs w:val="22"/>
-          <w:lang w:val="id-ID"/>
-        </w:rPr>
-        <w:t xml:space="preserve"> </w:t>
-      </w:r>
-      <w:r>
-        <w:rPr>
-          <w:rFonts w:ascii="Arial" w:hAnsi="Arial" w:cs="Arial"/>
-          <w:color w:val="000000"/>
-          <w:sz w:val="22"/>
-          <w:szCs w:val="22"/>
-          <w:lang w:val="en-US"/>
-        </w:rPr>
-        <w:t xml:space="preserve">hunian </w:t>
-      </w:r>
+          <w:sz w:val="22"/>
+          <w:szCs w:val="22"/>
+          <w:lang w:val="en-US"/>
+        </w:rPr>
+        <w:t xml:space="preserve">{{ </w:t>
+      </w:r>
+      <w:proofErr w:type="spellStart"/>
       <w:r>
         <w:rPr>
           <w:rFonts w:ascii="Arial" w:hAnsi="Arial" w:cs="Arial"/>
           <w:b/>
           <w:bCs/>
-          <w:color w:val="000000"/>
-          <w:sz w:val="22"/>
-          <w:szCs w:val="22"/>
-          <w:lang w:val="en-US"/>
-        </w:rPr>
-        <w:t>{{ alamat_hunian }}</w:t>
-      </w:r>
-      <w:r>
-        <w:rPr>
-          <w:rFonts w:ascii="Arial" w:hAnsi="Arial" w:cs="Arial"/>
-          <w:b/>
-          <w:color w:val="000000"/>
-          <w:sz w:val="22"/>
-          <w:szCs w:val="22"/>
-          <w:lang w:val="en-US"/>
-        </w:rPr>
-        <w:t xml:space="preserve"> </w:t>
-      </w:r>
-      <w:r>
-        <w:rPr>
-          <w:rFonts w:ascii="Arial" w:hAnsi="Arial" w:cs="Arial"/>
-          <w:color w:val="000000"/>
-          <w:sz w:val="22"/>
-          <w:szCs w:val="22"/>
-          <w:lang w:val="id-ID"/>
-        </w:rPr>
-        <w:t xml:space="preserve">untuk segera melakukan pembayaran tunggakan paling lambat tanggal </w:t>
-      </w:r>
+          <w:sz w:val="22"/>
+          <w:szCs w:val="22"/>
+          <w:lang w:val="en-US"/>
+        </w:rPr>
+        <w:t>nama_penyewa</w:t>
+      </w:r>
+      <w:proofErr w:type="spellEnd"/>
       <w:r>
         <w:rPr>
           <w:rFonts w:ascii="Arial" w:hAnsi="Arial" w:cs="Arial"/>
           <w:b/>
           <w:bCs/>
-          <w:color w:val="0000FF"/>
-          <w:sz w:val="22"/>
-          <w:szCs w:val="22"/>
-          <w:lang w:val="en-US"/>
-        </w:rPr>
-        <w:t>{{ tenggat_bayar }}</w:t>
+          <w:sz w:val="22"/>
+          <w:szCs w:val="22"/>
+          <w:lang w:val="en-US"/>
+        </w:rPr>
+        <w:t xml:space="preserve"> }}</w:t>
+      </w:r>
+      <w:r>
+        <w:rPr>
+          <w:rFonts w:ascii="Arial" w:hAnsi="Arial" w:cs="Arial"/>
+          <w:sz w:val="22"/>
+          <w:szCs w:val="22"/>
+          <w:lang w:val="en-US"/>
+        </w:rPr>
+        <w:t xml:space="preserve"> </w:t>
+      </w:r>
+      <w:r>
+        <w:rPr>
+          <w:rFonts w:ascii="Arial" w:hAnsi="Arial" w:cs="Arial"/>
+          <w:sz w:val="22"/>
+          <w:szCs w:val="22"/>
+          <w:lang w:val="id-ID"/>
+        </w:rPr>
+        <w:t>Penghuni Rusunawa</w:t>
+      </w:r>
+      <w:r>
+        <w:rPr>
+          <w:rFonts w:ascii="Arial" w:hAnsi="Arial" w:cs="Arial"/>
+          <w:sz w:val="22"/>
+          <w:szCs w:val="22"/>
+          <w:lang w:val="en-US"/>
+        </w:rPr>
+        <w:t xml:space="preserve"> </w:t>
+      </w:r>
+      <w:r>
+        <w:rPr>
+          <w:rFonts w:ascii="Arial" w:hAnsi="Arial" w:cs="Arial"/>
+          <w:b/>
+          <w:sz w:val="22"/>
+          <w:szCs w:val="22"/>
+          <w:lang w:val="id-ID"/>
+        </w:rPr>
+        <w:t xml:space="preserve">{{ rusunawa }} </w:t>
+      </w:r>
+      <w:proofErr w:type="spellStart"/>
+      <w:r>
+        <w:rPr>
+          <w:rFonts w:ascii="Arial" w:hAnsi="Arial" w:cs="Arial"/>
+          <w:sz w:val="22"/>
+          <w:szCs w:val="22"/>
+          <w:lang w:val="en-US"/>
+        </w:rPr>
+        <w:t>hunian</w:t>
+      </w:r>
+      <w:proofErr w:type="spellEnd"/>
+      <w:r>
+        <w:rPr>
+          <w:rFonts w:ascii="Arial" w:hAnsi="Arial" w:cs="Arial"/>
+          <w:sz w:val="22"/>
+          <w:szCs w:val="22"/>
+          <w:lang w:val="en-US"/>
+        </w:rPr>
+        <w:t xml:space="preserve"> </w:t>
       </w:r>
       <w:r>
         <w:rPr>
           <w:rFonts w:ascii="Arial" w:hAnsi="Arial" w:cs="Arial"/>
           <w:b/>
           <w:bCs/>
-          <w:color w:val="0000FF"/>
+          <w:sz w:val="22"/>
+          <w:szCs w:val="22"/>
+          <w:lang w:val="en-US"/>
+        </w:rPr>
+        <w:t xml:space="preserve">{{ </w:t>
+      </w:r>
+      <w:proofErr w:type="spellStart"/>
+      <w:r>
+        <w:rPr>
+          <w:rFonts w:ascii="Arial" w:hAnsi="Arial" w:cs="Arial"/>
+          <w:b/>
+          <w:bCs/>
+          <w:sz w:val="22"/>
+          <w:szCs w:val="22"/>
+          <w:lang w:val="en-US"/>
+        </w:rPr>
+        <w:t>alamat_hunian</w:t>
+      </w:r>
+      <w:proofErr w:type="spellEnd"/>
+      <w:r>
+        <w:rPr>
+          <w:rFonts w:ascii="Arial" w:hAnsi="Arial" w:cs="Arial"/>
+          <w:b/>
+          <w:bCs/>
+          <w:sz w:val="22"/>
+          <w:szCs w:val="22"/>
+          <w:lang w:val="en-US"/>
+        </w:rPr>
+        <w:t xml:space="preserve"> }}</w:t>
+      </w:r>
+      <w:r>
+        <w:rPr>
+          <w:rFonts w:ascii="Arial" w:hAnsi="Arial" w:cs="Arial"/>
+          <w:b/>
           <w:sz w:val="22"/>
           <w:szCs w:val="22"/>
           <w:lang w:val="en-US"/>
@@ -2379,7 +2901,50 @@
       <w:r>
         <w:rPr>
           <w:rFonts w:ascii="Arial" w:hAnsi="Arial" w:cs="Arial"/>
-          <w:color w:val="000000"/>
+          <w:sz w:val="22"/>
+          <w:szCs w:val="22"/>
+          <w:lang w:val="id-ID"/>
+        </w:rPr>
+        <w:t xml:space="preserve">untuk segera melakukan pembayaran tunggakan paling lambat tanggal </w:t>
+      </w:r>
+      <w:r>
+        <w:rPr>
+          <w:rFonts w:ascii="Arial" w:hAnsi="Arial" w:cs="Arial"/>
+          <w:b/>
+          <w:bCs/>
+          <w:sz w:val="22"/>
+          <w:szCs w:val="22"/>
+          <w:lang w:val="en-US"/>
+        </w:rPr>
+        <w:t xml:space="preserve">{{ </w:t>
+      </w:r>
+      <w:proofErr w:type="spellStart"/>
+      <w:r>
+        <w:rPr>
+          <w:rFonts w:ascii="Arial" w:hAnsi="Arial" w:cs="Arial"/>
+          <w:b/>
+          <w:bCs/>
+          <w:sz w:val="22"/>
+          <w:szCs w:val="22"/>
+          <w:lang w:val="en-US"/>
+        </w:rPr>
+        <w:t>tenggat_bayar</w:t>
+      </w:r>
+      <w:proofErr w:type="spellEnd"/>
+      <w:r>
+        <w:rPr>
+          <w:rFonts w:ascii="Arial" w:hAnsi="Arial" w:cs="Arial"/>
+          <w:b/>
+          <w:bCs/>
+          <w:sz w:val="22"/>
+          <w:szCs w:val="22"/>
+          <w:lang w:val="en-US"/>
+        </w:rPr>
+        <w:t xml:space="preserve"> }} </w:t>
+      </w:r>
+      <w:r>
+        <w:rPr>
+          <w:rFonts w:ascii="Arial" w:hAnsi="Arial" w:cs="Arial"/>
           <w:sz w:val="22"/>
           <w:szCs w:val="22"/>
           <w:lang w:val="it-IT"/>
@@ -2389,7 +2954,6 @@
       <w:r>
         <w:rPr>
           <w:rFonts w:ascii="Arial" w:hAnsi="Arial" w:cs="Arial"/>
-          <w:color w:val="000000"/>
           <w:sz w:val="22"/>
           <w:szCs w:val="22"/>
           <w:lang w:val="it-IT"/>
@@ -2399,7 +2963,6 @@
       <w:r>
         <w:rPr>
           <w:rFonts w:ascii="Arial" w:hAnsi="Arial" w:cs="Arial"/>
-          <w:color w:val="000000"/>
           <w:sz w:val="22"/>
           <w:szCs w:val="22"/>
           <w:lang w:val="it-IT"/>
@@ -2409,7 +2972,6 @@
       <w:r>
         <w:rPr>
           <w:rFonts w:ascii="Arial" w:hAnsi="Arial" w:cs="Arial"/>
-          <w:color w:val="000000"/>
           <w:sz w:val="22"/>
           <w:szCs w:val="22"/>
           <w:lang w:val="it-IT"/>
@@ -2450,7 +3012,6 @@
               <w:rPr>
                 <w:rFonts w:ascii="Tahoma" w:hAnsi="Tahoma" w:cs="Tahoma"/>
                 <w:b/>
-                <w:color w:val="000000"/>
                 <w:sz w:val="22"/>
                 <w:szCs w:val="22"/>
                 <w:lang w:val="id-ID"/>
@@ -2460,7 +3021,6 @@
               <w:rPr>
                 <w:rFonts w:ascii="Tahoma" w:hAnsi="Tahoma" w:cs="Tahoma"/>
                 <w:b/>
-                <w:color w:val="000000"/>
                 <w:sz w:val="22"/>
                 <w:szCs w:val="22"/>
                 <w:lang w:val="id-ID"/>
@@ -2480,7 +3040,6 @@
               <w:rPr>
                 <w:rFonts w:ascii="Tahoma" w:hAnsi="Tahoma" w:cs="Tahoma"/>
                 <w:b/>
-                <w:color w:val="000000"/>
                 <w:sz w:val="22"/>
                 <w:szCs w:val="22"/>
                 <w:lang w:val="id-ID"/>
@@ -2490,7 +3049,6 @@
               <w:rPr>
                 <w:rFonts w:ascii="Tahoma" w:hAnsi="Tahoma" w:cs="Tahoma"/>
                 <w:b/>
-                <w:color w:val="000000"/>
                 <w:sz w:val="22"/>
                 <w:szCs w:val="22"/>
                 <w:lang w:val="id-ID"/>
@@ -2510,7 +3068,6 @@
               <w:rPr>
                 <w:rFonts w:ascii="Tahoma" w:hAnsi="Tahoma" w:cs="Tahoma"/>
                 <w:b/>
-                <w:color w:val="000000"/>
                 <w:sz w:val="22"/>
                 <w:szCs w:val="22"/>
                 <w:lang w:val="id-ID"/>
@@ -2520,7 +3077,6 @@
               <w:rPr>
                 <w:rFonts w:ascii="Tahoma" w:hAnsi="Tahoma" w:cs="Tahoma"/>
                 <w:b/>
-                <w:color w:val="000000"/>
                 <w:sz w:val="22"/>
                 <w:szCs w:val="22"/>
                 <w:lang w:val="id-ID"/>
@@ -2540,7 +3096,6 @@
               <w:rPr>
                 <w:rFonts w:ascii="Tahoma" w:hAnsi="Tahoma" w:cs="Tahoma"/>
                 <w:b/>
-                <w:color w:val="000000"/>
                 <w:sz w:val="22"/>
                 <w:szCs w:val="22"/>
                 <w:lang w:val="id-ID"/>
@@ -2550,7 +3105,6 @@
               <w:rPr>
                 <w:rFonts w:ascii="Tahoma" w:hAnsi="Tahoma" w:cs="Tahoma"/>
                 <w:b/>
-                <w:color w:val="000000"/>
                 <w:sz w:val="22"/>
                 <w:szCs w:val="22"/>
                 <w:lang w:val="id-ID"/>
@@ -2570,7 +3124,6 @@
               <w:rPr>
                 <w:rFonts w:ascii="Tahoma" w:hAnsi="Tahoma" w:cs="Tahoma"/>
                 <w:b/>
-                <w:color w:val="000000"/>
                 <w:sz w:val="22"/>
                 <w:szCs w:val="22"/>
                 <w:lang w:val="id-ID"/>
@@ -2580,7 +3133,6 @@
               <w:rPr>
                 <w:rFonts w:ascii="Tahoma" w:hAnsi="Tahoma" w:cs="Tahoma"/>
                 <w:b/>
-                <w:color w:val="000000"/>
                 <w:sz w:val="22"/>
                 <w:szCs w:val="22"/>
                 <w:lang w:val="id-ID"/>
@@ -2601,7 +3153,6 @@
               <w:jc w:val="center"/>
               <w:rPr>
                 <w:rFonts w:ascii="Tahoma" w:hAnsi="Tahoma" w:cs="Tahoma"/>
-                <w:color w:val="000000"/>
                 <w:sz w:val="22"/>
                 <w:szCs w:val="22"/>
                 <w:lang w:val="id-ID"/>
@@ -2610,7 +3161,6 @@
             <w:r>
               <w:rPr>
                 <w:rFonts w:ascii="Tahoma" w:hAnsi="Tahoma" w:cs="Tahoma"/>
-                <w:color w:val="000000"/>
                 <w:sz w:val="22"/>
                 <w:szCs w:val="22"/>
                 <w:lang w:val="id-ID"/>
@@ -2629,7 +3179,6 @@
               <w:jc w:val="center"/>
               <w:rPr>
                 <w:rFonts w:ascii="Tahoma" w:hAnsi="Tahoma" w:cs="Tahoma"/>
-                <w:color w:val="0000FF"/>
                 <w:sz w:val="22"/>
                 <w:szCs w:val="22"/>
                 <w:lang w:val="en-US"/>
@@ -2638,12 +3187,51 @@
             <w:r>
               <w:rPr>
                 <w:rFonts w:ascii="Tahoma" w:hAnsi="Tahoma" w:cs="Tahoma"/>
-                <w:color w:val="0000FF"/>
                 <w:sz w:val="22"/>
                 <w:szCs w:val="22"/>
                 <w:lang w:val="en-US"/>
               </w:rPr>
-              <w:t>{{ bulan_tagihan }} {{ tahun_tagihan }}</w:t>
+              <w:t xml:space="preserve">{{ </w:t>
+            </w:r>
+            <w:proofErr w:type="spellStart"/>
+            <w:r>
+              <w:rPr>
+                <w:rFonts w:ascii="Tahoma" w:hAnsi="Tahoma" w:cs="Tahoma"/>
+                <w:sz w:val="22"/>
+                <w:szCs w:val="22"/>
+                <w:lang w:val="en-US"/>
+              </w:rPr>
+              <w:t>bulan_tagihan</w:t>
+            </w:r>
+            <w:proofErr w:type="spellEnd"/>
+            <w:r>
+              <w:rPr>
+                <w:rFonts w:ascii="Tahoma" w:hAnsi="Tahoma" w:cs="Tahoma"/>
+                <w:sz w:val="22"/>
+                <w:szCs w:val="22"/>
+                <w:lang w:val="en-US"/>
+              </w:rPr>
+              <w:t xml:space="preserve"> }} {{ </w:t>
+            </w:r>
+            <w:proofErr w:type="spellStart"/>
+            <w:r>
+              <w:rPr>
+                <w:rFonts w:ascii="Tahoma" w:hAnsi="Tahoma" w:cs="Tahoma"/>
+                <w:sz w:val="22"/>
+                <w:szCs w:val="22"/>
+                <w:lang w:val="en-US"/>
+              </w:rPr>
+              <w:t>tahun_tagihan</w:t>
+            </w:r>
+            <w:proofErr w:type="spellEnd"/>
+            <w:r>
+              <w:rPr>
+                <w:rFonts w:ascii="Tahoma" w:hAnsi="Tahoma" w:cs="Tahoma"/>
+                <w:sz w:val="22"/>
+                <w:szCs w:val="22"/>
+                <w:lang w:val="en-US"/>
+              </w:rPr>
+              <w:t xml:space="preserve"> }}</w:t>
             </w:r>
           </w:p>
         </w:tc>
@@ -2657,7 +3245,6 @@
               <w:jc w:val="center"/>
               <w:rPr>
                 <w:rFonts w:ascii="Tahoma" w:hAnsi="Tahoma" w:cs="Tahoma"/>
-                <w:color w:val="000000"/>
                 <w:sz w:val="22"/>
                 <w:szCs w:val="22"/>
                 <w:lang w:val="it-IT"/>
@@ -2666,7 +3253,6 @@
             <w:r>
               <w:rPr>
                 <w:rFonts w:ascii="Tahoma" w:hAnsi="Tahoma" w:cs="Tahoma"/>
-                <w:color w:val="000000"/>
                 <w:sz w:val="22"/>
                 <w:szCs w:val="22"/>
                 <w:lang w:val="it-IT"/>
@@ -2685,7 +3271,6 @@
               <w:jc w:val="center"/>
               <w:rPr>
                 <w:rFonts w:ascii="Tahoma" w:hAnsi="Tahoma" w:cs="Tahoma"/>
-                <w:color w:val="000000"/>
                 <w:sz w:val="22"/>
                 <w:szCs w:val="22"/>
                 <w:lang w:val="it-IT"/>
@@ -2694,7 +3279,6 @@
             <w:r>
               <w:rPr>
                 <w:rFonts w:ascii="Tahoma" w:hAnsi="Tahoma" w:cs="Tahoma"/>
-                <w:color w:val="000000"/>
                 <w:sz w:val="22"/>
                 <w:szCs w:val="22"/>
                 <w:lang w:val="it-IT"/>
@@ -2713,7 +3297,6 @@
               <w:jc w:val="center"/>
               <w:rPr>
                 <w:rFonts w:ascii="Tahoma" w:hAnsi="Tahoma" w:cs="Tahoma"/>
-                <w:color w:val="000000"/>
                 <w:sz w:val="22"/>
                 <w:szCs w:val="22"/>
                 <w:lang w:val="it-IT"/>
@@ -2722,7 +3305,6 @@
             <w:r>
               <w:rPr>
                 <w:rFonts w:ascii="Tahoma" w:hAnsi="Tahoma" w:cs="Tahoma"/>
-                <w:color w:val="000000"/>
                 <w:sz w:val="22"/>
                 <w:szCs w:val="22"/>
                 <w:lang w:val="it-IT"/>
@@ -2743,7 +3325,6 @@
               <w:jc w:val="both"/>
               <w:rPr>
                 <w:rFonts w:ascii="Tahoma" w:hAnsi="Tahoma" w:cs="Tahoma"/>
-                <w:color w:val="000000"/>
                 <w:sz w:val="22"/>
                 <w:szCs w:val="22"/>
                 <w:lang w:val="it-IT"/>
@@ -2761,7 +3342,6 @@
               <w:jc w:val="both"/>
               <w:rPr>
                 <w:rFonts w:ascii="Tahoma" w:hAnsi="Tahoma" w:cs="Tahoma"/>
-                <w:color w:val="000000"/>
                 <w:sz w:val="22"/>
                 <w:szCs w:val="22"/>
                 <w:lang w:val="it-IT"/>
@@ -2779,7 +3359,6 @@
               <w:jc w:val="both"/>
               <w:rPr>
                 <w:rFonts w:ascii="Tahoma" w:hAnsi="Tahoma" w:cs="Tahoma"/>
-                <w:color w:val="000000"/>
                 <w:sz w:val="22"/>
                 <w:szCs w:val="22"/>
                 <w:lang w:val="it-IT"/>
@@ -2797,7 +3376,6 @@
               <w:jc w:val="both"/>
               <w:rPr>
                 <w:rFonts w:ascii="Tahoma" w:hAnsi="Tahoma" w:cs="Tahoma"/>
-                <w:color w:val="000000"/>
                 <w:sz w:val="22"/>
                 <w:szCs w:val="22"/>
                 <w:lang w:val="it-IT"/>
@@ -2815,7 +3393,6 @@
               <w:jc w:val="both"/>
               <w:rPr>
                 <w:rFonts w:ascii="Tahoma" w:hAnsi="Tahoma" w:cs="Tahoma"/>
-                <w:color w:val="000000"/>
                 <w:sz w:val="22"/>
                 <w:szCs w:val="22"/>
                 <w:lang w:val="it-IT"/>
@@ -2837,7 +3414,6 @@
               <w:rPr>
                 <w:rFonts w:ascii="Tahoma" w:hAnsi="Tahoma" w:cs="Tahoma"/>
                 <w:b/>
-                <w:color w:val="000000"/>
                 <w:sz w:val="22"/>
                 <w:szCs w:val="22"/>
                 <w:lang w:val="id-ID"/>
@@ -2847,7 +3423,6 @@
               <w:rPr>
                 <w:rFonts w:ascii="Tahoma" w:hAnsi="Tahoma" w:cs="Tahoma"/>
                 <w:b/>
-                <w:color w:val="000000"/>
                 <w:sz w:val="22"/>
                 <w:szCs w:val="22"/>
                 <w:lang w:val="id-ID"/>
@@ -2866,7 +3441,6 @@
               <w:jc w:val="both"/>
               <w:rPr>
                 <w:rFonts w:ascii="Tahoma" w:hAnsi="Tahoma" w:cs="Tahoma"/>
-                <w:color w:val="000000"/>
                 <w:sz w:val="22"/>
                 <w:szCs w:val="22"/>
                 <w:lang w:val="it-IT"/>
@@ -2884,7 +3458,6 @@
               <w:jc w:val="both"/>
               <w:rPr>
                 <w:rFonts w:ascii="Tahoma" w:hAnsi="Tahoma" w:cs="Tahoma"/>
-                <w:color w:val="000000"/>
                 <w:sz w:val="22"/>
                 <w:szCs w:val="22"/>
                 <w:lang w:val="it-IT"/>
@@ -2902,7 +3475,6 @@
               <w:rPr>
                 <w:rFonts w:ascii="Tahoma" w:hAnsi="Tahoma" w:cs="Tahoma"/>
                 <w:b/>
-                <w:color w:val="000000"/>
                 <w:sz w:val="22"/>
                 <w:szCs w:val="22"/>
                 <w:lang w:val="it-IT"/>
@@ -2915,7 +3487,6 @@
               <w:rPr>
                 <w:rFonts w:ascii="Tahoma" w:hAnsi="Tahoma" w:cs="Tahoma"/>
                 <w:b/>
-                <w:color w:val="000000"/>
                 <w:sz w:val="22"/>
                 <w:szCs w:val="22"/>
                 <w:lang w:val="it-IT"/>
@@ -2925,7 +3496,6 @@
               <w:rPr>
                 <w:rFonts w:ascii="Tahoma" w:hAnsi="Tahoma" w:cs="Tahoma"/>
                 <w:b/>
-                <w:color w:val="000000"/>
                 <w:sz w:val="22"/>
                 <w:szCs w:val="22"/>
                 <w:lang w:val="it-IT"/>
@@ -2943,7 +3513,6 @@
         <w:jc w:val="both"/>
         <w:rPr>
           <w:rFonts w:ascii="Arial" w:hAnsi="Arial" w:cs="Arial"/>
-          <w:color w:val="000000"/>
           <w:sz w:val="22"/>
           <w:szCs w:val="22"/>
           <w:lang w:val="id-ID"/>
@@ -2952,7 +3521,6 @@
       <w:r>
         <w:rPr>
           <w:rFonts w:ascii="Arial" w:hAnsi="Arial" w:cs="Arial"/>
-          <w:color w:val="000000"/>
           <w:lang w:val="en-US"/>
         </w:rPr>
         <w:tab/>
@@ -2960,7 +3528,6 @@
       <w:r>
         <w:rPr>
           <w:rFonts w:ascii="Arial" w:hAnsi="Arial" w:cs="Arial"/>
-          <w:color w:val="000000"/>
           <w:sz w:val="22"/>
           <w:szCs w:val="22"/>
           <w:lang w:val="id-ID"/>
@@ -2970,32 +3537,60 @@
       <w:r>
         <w:rPr>
           <w:rFonts w:ascii="Arial" w:hAnsi="Arial" w:cs="Arial"/>
-          <w:color w:val="000000"/>
-          <w:sz w:val="22"/>
-          <w:szCs w:val="22"/>
-          <w:lang w:val="en-US"/>
-        </w:rPr>
-        <w:t xml:space="preserve"> dan kerjasamanya </w:t>
-      </w:r>
-      <w:r>
-        <w:rPr>
-          <w:rFonts w:ascii="Arial" w:hAnsi="Arial" w:cs="Arial"/>
-          <w:color w:val="000000"/>
+          <w:sz w:val="22"/>
+          <w:szCs w:val="22"/>
+          <w:lang w:val="en-US"/>
+        </w:rPr>
+        <w:t xml:space="preserve"> dan </w:t>
+      </w:r>
+      <w:proofErr w:type="spellStart"/>
+      <w:r>
+        <w:rPr>
+          <w:rFonts w:ascii="Arial" w:hAnsi="Arial" w:cs="Arial"/>
+          <w:sz w:val="22"/>
+          <w:szCs w:val="22"/>
+          <w:lang w:val="en-US"/>
+        </w:rPr>
+        <w:t>kerjasamanya</w:t>
+      </w:r>
+      <w:proofErr w:type="spellEnd"/>
+      <w:r>
+        <w:rPr>
+          <w:rFonts w:ascii="Arial" w:hAnsi="Arial" w:cs="Arial"/>
+          <w:sz w:val="22"/>
+          <w:szCs w:val="22"/>
+          <w:lang w:val="en-US"/>
+        </w:rPr>
+        <w:t xml:space="preserve"> </w:t>
+      </w:r>
+      <w:r>
+        <w:rPr>
+          <w:rFonts w:ascii="Arial" w:hAnsi="Arial" w:cs="Arial"/>
           <w:sz w:val="22"/>
           <w:szCs w:val="22"/>
           <w:lang w:val="id-ID"/>
         </w:rPr>
         <w:t xml:space="preserve"> diucapkan terima </w:t>
       </w:r>
-      <w:r>
-        <w:rPr>
-          <w:rFonts w:ascii="Arial" w:hAnsi="Arial" w:cs="Arial"/>
-          <w:color w:val="000000"/>
-          <w:sz w:val="22"/>
-          <w:szCs w:val="22"/>
-          <w:lang w:val="en-US"/>
-        </w:rPr>
-        <w:t>kasih.</w:t>
+      <w:proofErr w:type="spellStart"/>
+      <w:r>
+        <w:rPr>
+          <w:rFonts w:ascii="Arial" w:hAnsi="Arial" w:cs="Arial"/>
+          <w:sz w:val="22"/>
+          <w:szCs w:val="22"/>
+          <w:lang w:val="en-US"/>
+        </w:rPr>
+        <w:t>kasih</w:t>
+      </w:r>
+      <w:proofErr w:type="spellEnd"/>
+      <w:r>
+        <w:rPr>
+          <w:rFonts w:ascii="Arial" w:hAnsi="Arial" w:cs="Arial"/>
+          <w:sz w:val="22"/>
+          <w:szCs w:val="22"/>
+          <w:lang w:val="en-US"/>
+        </w:rPr>
+        <w:t>.</w:t>
       </w:r>
     </w:p>
     <w:p>
@@ -3200,6 +3795,7 @@
                                 <w:szCs w:val="22"/>
                               </w:rPr>
                             </w:pPr>
+                            <w:proofErr w:type="gramStart"/>
                             <w:r>
                               <w:rPr>
                                 <w:rFonts w:ascii="Arial" w:hAnsi="Arial" w:cs="Arial"/>
@@ -3207,7 +3803,37 @@
                                 <w:sz w:val="22"/>
                                 <w:szCs w:val="22"/>
                               </w:rPr>
-                              <w:t>{{ nama_kepala_uptd }}</w:t>
+                              <w:t xml:space="preserve">{{ </w:t>
+                            </w:r>
+                            <w:proofErr w:type="spellStart"/>
+                            <w:r>
+                              <w:rPr>
+                                <w:rFonts w:ascii="Arial" w:hAnsi="Arial" w:cs="Arial"/>
+                                <w:b/>
+                                <w:sz w:val="22"/>
+                                <w:szCs w:val="22"/>
+                              </w:rPr>
+                              <w:t>nama</w:t>
+                            </w:r>
+                            <w:proofErr w:type="gramEnd"/>
+                            <w:r>
+                              <w:rPr>
+                                <w:rFonts w:ascii="Arial" w:hAnsi="Arial" w:cs="Arial"/>
+                                <w:b/>
+                                <w:sz w:val="22"/>
+                                <w:szCs w:val="22"/>
+                              </w:rPr>
+                              <w:t>_kepala_uptd</w:t>
+                            </w:r>
+                            <w:proofErr w:type="spellEnd"/>
+                            <w:r>
+                              <w:rPr>
+                                <w:rFonts w:ascii="Arial" w:hAnsi="Arial" w:cs="Arial"/>
+                                <w:b/>
+                                <w:sz w:val="22"/>
+                                <w:szCs w:val="22"/>
+                              </w:rPr>
+                              <w:t xml:space="preserve"> }}</w:t>
                             </w:r>
                           </w:p>
                           <w:p>
@@ -3220,13 +3846,41 @@
                                 <w:szCs w:val="22"/>
                               </w:rPr>
                             </w:pPr>
+                            <w:proofErr w:type="gramStart"/>
                             <w:r>
                               <w:rPr>
                                 <w:rFonts w:ascii="Arial" w:hAnsi="Arial" w:cs="Arial"/>
                                 <w:sz w:val="22"/>
                                 <w:szCs w:val="22"/>
                               </w:rPr>
-                              <w:t>{{ pangkat_kepala_uptd }}</w:t>
+                              <w:t xml:space="preserve">{{ </w:t>
+                            </w:r>
+                            <w:proofErr w:type="spellStart"/>
+                            <w:r>
+                              <w:rPr>
+                                <w:rFonts w:ascii="Arial" w:hAnsi="Arial" w:cs="Arial"/>
+                                <w:sz w:val="22"/>
+                                <w:szCs w:val="22"/>
+                              </w:rPr>
+                              <w:t>pangkat</w:t>
+                            </w:r>
+                            <w:proofErr w:type="gramEnd"/>
+                            <w:r>
+                              <w:rPr>
+                                <w:rFonts w:ascii="Arial" w:hAnsi="Arial" w:cs="Arial"/>
+                                <w:sz w:val="22"/>
+                                <w:szCs w:val="22"/>
+                              </w:rPr>
+                              <w:t>_kepala_uptd</w:t>
+                            </w:r>
+                            <w:proofErr w:type="spellEnd"/>
+                            <w:r>
+                              <w:rPr>
+                                <w:rFonts w:ascii="Arial" w:hAnsi="Arial" w:cs="Arial"/>
+                                <w:sz w:val="22"/>
+                                <w:szCs w:val="22"/>
+                              </w:rPr>
+                              <w:t xml:space="preserve"> }}</w:t>
                             </w:r>
                           </w:p>
                           <w:p>
@@ -3246,13 +3900,41 @@
                               </w:rPr>
                               <w:t xml:space="preserve">NIP. </w:t>
                             </w:r>
+                            <w:proofErr w:type="gramStart"/>
                             <w:r>
                               <w:rPr>
                                 <w:rFonts w:ascii="Arial" w:hAnsi="Arial" w:cs="Arial"/>
                                 <w:sz w:val="22"/>
                                 <w:szCs w:val="22"/>
                               </w:rPr>
-                              <w:t>{{ nip_kepala_uptd }}</w:t>
+                              <w:t xml:space="preserve">{{ </w:t>
+                            </w:r>
+                            <w:proofErr w:type="spellStart"/>
+                            <w:r>
+                              <w:rPr>
+                                <w:rFonts w:ascii="Arial" w:hAnsi="Arial" w:cs="Arial"/>
+                                <w:sz w:val="22"/>
+                                <w:szCs w:val="22"/>
+                              </w:rPr>
+                              <w:t>nip</w:t>
+                            </w:r>
+                            <w:proofErr w:type="gramEnd"/>
+                            <w:r>
+                              <w:rPr>
+                                <w:rFonts w:ascii="Arial" w:hAnsi="Arial" w:cs="Arial"/>
+                                <w:sz w:val="22"/>
+                                <w:szCs w:val="22"/>
+                              </w:rPr>
+                              <w:t>_kepala_uptd</w:t>
+                            </w:r>
+                            <w:proofErr w:type="spellEnd"/>
+                            <w:r>
+                              <w:rPr>
+                                <w:rFonts w:ascii="Arial" w:hAnsi="Arial" w:cs="Arial"/>
+                                <w:sz w:val="22"/>
+                                <w:szCs w:val="22"/>
+                              </w:rPr>
+                              <w:t xml:space="preserve"> }}</w:t>
                             </w:r>
                           </w:p>
                           <w:p>
@@ -3282,7 +3964,7 @@
           </mc:Choice>
           <mc:Fallback>
             <w:pict>
-              <v:shape w14:anchorId="687F2C7E" id="Text Box 182" o:spid="_x0000_s1029" type="#_x0000_t202" style="position:absolute;left:0;text-align:left;margin-left:272.8pt;margin-top:4.3pt;width:203.85pt;height:130.8pt;z-index:251659264;visibility:visible;mso-wrap-style:square;mso-width-percent:0;mso-height-percent:0;mso-wrap-distance-left:9pt;mso-wrap-distance-top:0;mso-wrap-distance-right:9pt;mso-wrap-distance-bottom:0;mso-position-horizontal:absolute;mso-position-horizontal-relative:text;mso-position-vertical:absolute;mso-position-vertical-relative:text;mso-width-percent:0;mso-height-percent:0;mso-width-relative:margin;mso-height-relative:margin;v-text-anchor:top" o:gfxdata="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" stroked="f">
+              <v:shape w14:anchorId="687F2C7E" id="Text Box 182" o:spid="_x0000_s1029" type="#_x0000_t202" style="position:absolute;left:0;text-align:left;margin-left:272.8pt;margin-top:4.3pt;width:203.85pt;height:130.8pt;z-index:251659264;visibility:visible;mso-wrap-style:square;mso-width-percent:0;mso-height-percent:0;mso-wrap-distance-left:9pt;mso-wrap-distance-top:0;mso-wrap-distance-right:9pt;mso-wrap-distance-bottom:0;mso-position-horizontal:absolute;mso-position-horizontal-relative:text;mso-position-vertical:absolute;mso-position-vertical-relative:text;mso-width-percent:0;mso-height-percent:0;mso-width-relative:margin;mso-height-relative:margin;v-text-anchor:top" o:gfxdata="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" stroked="f">
                 <v:textbox>
                   <w:txbxContent>
                     <w:p>
@@ -3417,6 +4099,7 @@
                           <w:szCs w:val="22"/>
                         </w:rPr>
                       </w:pPr>
+                      <w:proofErr w:type="gramStart"/>
                       <w:r>
                         <w:rPr>
                           <w:rFonts w:ascii="Arial" w:hAnsi="Arial" w:cs="Arial"/>
@@ -3424,7 +4107,37 @@
                           <w:sz w:val="22"/>
                           <w:szCs w:val="22"/>
                         </w:rPr>
-                        <w:t>{{ nama_kepala_uptd }}</w:t>
+                        <w:t xml:space="preserve">{{ </w:t>
+                      </w:r>
+                      <w:proofErr w:type="spellStart"/>
+                      <w:r>
+                        <w:rPr>
+                          <w:rFonts w:ascii="Arial" w:hAnsi="Arial" w:cs="Arial"/>
+                          <w:b/>
+                          <w:sz w:val="22"/>
+                          <w:szCs w:val="22"/>
+                        </w:rPr>
+                        <w:t>nama</w:t>
+                      </w:r>
+                      <w:proofErr w:type="gramEnd"/>
+                      <w:r>
+                        <w:rPr>
+                          <w:rFonts w:ascii="Arial" w:hAnsi="Arial" w:cs="Arial"/>
+                          <w:b/>
+                          <w:sz w:val="22"/>
+                          <w:szCs w:val="22"/>
+                        </w:rPr>
+                        <w:t>_kepala_uptd</w:t>
+                      </w:r>
+                      <w:proofErr w:type="spellEnd"/>
+                      <w:r>
+                        <w:rPr>
+                          <w:rFonts w:ascii="Arial" w:hAnsi="Arial" w:cs="Arial"/>
+                          <w:b/>
+                          <w:sz w:val="22"/>
+                          <w:szCs w:val="22"/>
+                        </w:rPr>
+                        <w:t xml:space="preserve"> }}</w:t>
                       </w:r>
                     </w:p>
                     <w:p>
@@ -3437,13 +4150,41 @@
                           <w:szCs w:val="22"/>
                         </w:rPr>
                       </w:pPr>
+                      <w:proofErr w:type="gramStart"/>
                       <w:r>
                         <w:rPr>
                           <w:rFonts w:ascii="Arial" w:hAnsi="Arial" w:cs="Arial"/>
                           <w:sz w:val="22"/>
                           <w:szCs w:val="22"/>
                         </w:rPr>
-                        <w:t>{{ pangkat_kepala_uptd }}</w:t>
+                        <w:t xml:space="preserve">{{ </w:t>
+                      </w:r>
+                      <w:proofErr w:type="spellStart"/>
+                      <w:r>
+                        <w:rPr>
+                          <w:rFonts w:ascii="Arial" w:hAnsi="Arial" w:cs="Arial"/>
+                          <w:sz w:val="22"/>
+                          <w:szCs w:val="22"/>
+                        </w:rPr>
+                        <w:t>pangkat</w:t>
+                      </w:r>
+                      <w:proofErr w:type="gramEnd"/>
+                      <w:r>
+                        <w:rPr>
+                          <w:rFonts w:ascii="Arial" w:hAnsi="Arial" w:cs="Arial"/>
+                          <w:sz w:val="22"/>
+                          <w:szCs w:val="22"/>
+                        </w:rPr>
+                        <w:t>_kepala_uptd</w:t>
+                      </w:r>
+                      <w:proofErr w:type="spellEnd"/>
+                      <w:r>
+                        <w:rPr>
+                          <w:rFonts w:ascii="Arial" w:hAnsi="Arial" w:cs="Arial"/>
+                          <w:sz w:val="22"/>
+                          <w:szCs w:val="22"/>
+                        </w:rPr>
+                        <w:t xml:space="preserve"> }}</w:t>
                       </w:r>
                     </w:p>
                     <w:p>
@@ -3463,13 +4204,41 @@
                         </w:rPr>
                         <w:t xml:space="preserve">NIP. </w:t>
                       </w:r>
+                      <w:proofErr w:type="gramStart"/>
                       <w:r>
                         <w:rPr>
                           <w:rFonts w:ascii="Arial" w:hAnsi="Arial" w:cs="Arial"/>
                           <w:sz w:val="22"/>
                           <w:szCs w:val="22"/>
                         </w:rPr>
-                        <w:t>{{ nip_kepala_uptd }}</w:t>
+                        <w:t xml:space="preserve">{{ </w:t>
+                      </w:r>
+                      <w:proofErr w:type="spellStart"/>
+                      <w:r>
+                        <w:rPr>
+                          <w:rFonts w:ascii="Arial" w:hAnsi="Arial" w:cs="Arial"/>
+                          <w:sz w:val="22"/>
+                          <w:szCs w:val="22"/>
+                        </w:rPr>
+                        <w:t>nip</w:t>
+                      </w:r>
+                      <w:proofErr w:type="gramEnd"/>
+                      <w:r>
+                        <w:rPr>
+                          <w:rFonts w:ascii="Arial" w:hAnsi="Arial" w:cs="Arial"/>
+                          <w:sz w:val="22"/>
+                          <w:szCs w:val="22"/>
+                        </w:rPr>
+                        <w:t>_kepala_uptd</w:t>
+                      </w:r>
+                      <w:proofErr w:type="spellEnd"/>
+                      <w:r>
+                        <w:rPr>
+                          <w:rFonts w:ascii="Arial" w:hAnsi="Arial" w:cs="Arial"/>
+                          <w:sz w:val="22"/>
+                          <w:szCs w:val="22"/>
+                        </w:rPr>
+                        <w:t xml:space="preserve"> }}</w:t>
                       </w:r>
                     </w:p>
                     <w:p>
@@ -3572,7 +4341,6 @@
         </w:tabs>
         <w:rPr>
           <w:rFonts w:ascii="Arial" w:hAnsi="Arial" w:cs="Arial"/>
-          <w:color w:val="000000"/>
           <w:lang w:val="en-US"/>
         </w:rPr>
       </w:pPr>
@@ -3584,7 +4352,6 @@
         </w:tabs>
         <w:rPr>
           <w:rFonts w:ascii="Arial" w:hAnsi="Arial" w:cs="Arial"/>
-          <w:color w:val="000000"/>
           <w:lang w:val="id-ID"/>
         </w:rPr>
       </w:pPr>
@@ -3612,24 +4379,182 @@
         </w:rPr>
         <w:tab/>
       </w:r>
-      <w:r>
-        <w:rPr>
-          <w:lang w:val="en-US"/>
-        </w:rPr>
-        <w:t xml:space="preserve">Apabila sudah melakukan transaksi </w:t>
-      </w:r>
-      <w:r>
-        <w:rPr>
-          <w:lang w:val="en-US"/>
-        </w:rPr>
-        <w:t>p</w:t>
-      </w:r>
-      <w:r>
-        <w:rPr>
-          <w:lang w:val="en-US"/>
-        </w:rPr>
-        <w:t>embayaran diharapkan untuk segera konfirmasi ke pihak pengelola UPTD Rusunawa</w:t>
-      </w:r>
+      <w:proofErr w:type="spellStart"/>
+      <w:r>
+        <w:rPr>
+          <w:lang w:val="en-US"/>
+        </w:rPr>
+        <w:t>Apabila</w:t>
+      </w:r>
+      <w:proofErr w:type="spellEnd"/>
+      <w:r>
+        <w:rPr>
+          <w:lang w:val="en-US"/>
+        </w:rPr>
+        <w:t xml:space="preserve"> </w:t>
+      </w:r>
+      <w:proofErr w:type="spellStart"/>
+      <w:r>
+        <w:rPr>
+          <w:lang w:val="en-US"/>
+        </w:rPr>
+        <w:t>sudah</w:t>
+      </w:r>
+      <w:proofErr w:type="spellEnd"/>
+      <w:r>
+        <w:rPr>
+          <w:lang w:val="en-US"/>
+        </w:rPr>
+        <w:t xml:space="preserve"> </w:t>
+      </w:r>
+      <w:proofErr w:type="spellStart"/>
+      <w:r>
+        <w:rPr>
+          <w:lang w:val="en-US"/>
+        </w:rPr>
+        <w:t>melakukan</w:t>
+      </w:r>
+      <w:proofErr w:type="spellEnd"/>
+      <w:r>
+        <w:rPr>
+          <w:lang w:val="en-US"/>
+        </w:rPr>
+        <w:t xml:space="preserve"> </w:t>
+      </w:r>
+      <w:proofErr w:type="spellStart"/>
+      <w:r>
+        <w:rPr>
+          <w:lang w:val="en-US"/>
+        </w:rPr>
+        <w:t>transaksi</w:t>
+      </w:r>
+      <w:proofErr w:type="spellEnd"/>
+      <w:r>
+        <w:rPr>
+          <w:lang w:val="en-US"/>
+        </w:rPr>
+        <w:t xml:space="preserve"> </w:t>
+      </w:r>
+      <w:proofErr w:type="spellStart"/>
+      <w:r>
+        <w:rPr>
+          <w:lang w:val="en-US"/>
+        </w:rPr>
+        <w:t>pembayaran</w:t>
+      </w:r>
+      <w:proofErr w:type="spellEnd"/>
+      <w:r>
+        <w:rPr>
+          <w:lang w:val="en-US"/>
+        </w:rPr>
+        <w:t xml:space="preserve"> </w:t>
+      </w:r>
+      <w:proofErr w:type="spellStart"/>
+      <w:r>
+        <w:rPr>
+          <w:lang w:val="en-US"/>
+        </w:rPr>
+        <w:t>diharapkan</w:t>
+      </w:r>
+      <w:proofErr w:type="spellEnd"/>
+      <w:r>
+        <w:rPr>
+          <w:lang w:val="en-US"/>
+        </w:rPr>
+        <w:t xml:space="preserve"> </w:t>
+      </w:r>
+      <w:proofErr w:type="spellStart"/>
+      <w:r>
+        <w:rPr>
+          <w:lang w:val="en-US"/>
+        </w:rPr>
+        <w:t>untuk</w:t>
+      </w:r>
+      <w:proofErr w:type="spellEnd"/>
+      <w:r>
+        <w:rPr>
+          <w:lang w:val="en-US"/>
+        </w:rPr>
+        <w:t xml:space="preserve"> </w:t>
+      </w:r>
+      <w:proofErr w:type="spellStart"/>
+      <w:r>
+        <w:rPr>
+          <w:lang w:val="en-US"/>
+        </w:rPr>
+        <w:t>segera</w:t>
+      </w:r>
+      <w:proofErr w:type="spellEnd"/>
+      <w:r>
+        <w:rPr>
+          <w:lang w:val="en-US"/>
+        </w:rPr>
+        <w:t xml:space="preserve"> </w:t>
+      </w:r>
+      <w:proofErr w:type="spellStart"/>
+      <w:r>
+        <w:rPr>
+          <w:lang w:val="en-US"/>
+        </w:rPr>
+        <w:t>konfirmasi</w:t>
+      </w:r>
+      <w:proofErr w:type="spellEnd"/>
+      <w:r>
+        <w:rPr>
+          <w:lang w:val="en-US"/>
+        </w:rPr>
+        <w:t xml:space="preserve"> </w:t>
+      </w:r>
+      <w:proofErr w:type="spellStart"/>
+      <w:r>
+        <w:rPr>
+          <w:lang w:val="en-US"/>
+        </w:rPr>
+        <w:t>ke</w:t>
+      </w:r>
+      <w:proofErr w:type="spellEnd"/>
+      <w:r>
+        <w:rPr>
+          <w:lang w:val="en-US"/>
+        </w:rPr>
+        <w:t xml:space="preserve"> </w:t>
+      </w:r>
+      <w:proofErr w:type="spellStart"/>
+      <w:r>
+        <w:rPr>
+          <w:lang w:val="en-US"/>
+        </w:rPr>
+        <w:t>pihak</w:t>
+      </w:r>
+      <w:proofErr w:type="spellEnd"/>
+      <w:r>
+        <w:rPr>
+          <w:lang w:val="en-US"/>
+        </w:rPr>
+        <w:t xml:space="preserve"> </w:t>
+      </w:r>
+      <w:proofErr w:type="spellStart"/>
+      <w:r>
+        <w:rPr>
+          <w:lang w:val="en-US"/>
+        </w:rPr>
+        <w:t>pengelola</w:t>
+      </w:r>
+      <w:proofErr w:type="spellEnd"/>
+      <w:r>
+        <w:rPr>
+          <w:lang w:val="en-US"/>
+        </w:rPr>
+        <w:t xml:space="preserve"> UPTD </w:t>
+      </w:r>
+      <w:proofErr w:type="spellStart"/>
+      <w:r>
+        <w:rPr>
+          <w:lang w:val="en-US"/>
+        </w:rPr>
+        <w:t>Rusunawa</w:t>
+      </w:r>
+      <w:proofErr w:type="spellEnd"/>
     </w:p>
     <w:sectPr>
       <w:pgSz w:w="11907" w:h="16839" w:code="9"/>
@@ -3642,7 +4567,7 @@
 </file>
 
 <file path=word/numbering.xml><?xml version="1.0" encoding="utf-8"?>
-<w:numbering xmlns:wpc="http://schemas.microsoft.com/office/word/2010/wordprocessingCanvas" xmlns:cx="http://schemas.microsoft.com/office/drawing/2014/chartex" xmlns:cx1="http://schemas.microsoft.com/office/drawing/2015/9/8/chartex" xmlns:cx2="http://schemas.microsoft.com/office/drawing/2015/10/21/chartex" xmlns:cx3="http://schemas.microsoft.com/office/drawing/2016/5/9/chartex" xmlns:cx4="http://schemas.microsoft.com/office/drawing/2016/5/10/chartex" xmlns:cx5="http://schemas.microsoft.com/office/drawing/2016/5/11/chartex" xmlns:cx6="http://schemas.microsoft.com/office/drawing/2016/5/12/chartex" xmlns:cx7="http://schemas.microsoft.com/office/drawing/2016/5/13/chartex" xmlns:cx8="http://schemas.microsoft.com/office/drawing/2016/5/14/chartex" xmlns:mc="http://schemas.openxmlformats.org/markup-compatibility/2006" xmlns:aink="http://schemas.microsoft.com/office/drawing/2016/ink" xmlns:am3d="http://schemas.microsoft.com/office/drawing/2017/model3d" xmlns:o="urn:schemas-microsoft-com:office:office" xmlns:oel="http://schemas.microsoft.com/office/2019/extlst" xmlns:r="http://schemas.openxmlformats.org/officeDocument/2006/relationships" xmlns:m="http://schemas.openxmlformats.org/officeDocument/2006/math" xmlns:v="urn:schemas-microsoft-com:vml" xmlns:wp14="http://schemas.microsoft.com/office/word/2010/wordprocessingDrawing" xmlns:wp="http://schemas.openxmlformats.org/drawingml/2006/wordprocessingDrawing" xmlns:w10="urn:schemas-microsoft-com:office:word" xmlns:w="http://schemas.openxmlformats.org/wordprocessingml/2006/main" xmlns:w14="http://schemas.microsoft.com/office/word/2010/wordml" xmlns:w15="http://schemas.microsoft.com/office/word/2012/wordml" xmlns:w16cex="http://schemas.microsoft.com/office/word/2018/wordml/cex" xmlns:w16cid="http://schemas.microsoft.com/office/word/2016/wordml/cid" xmlns:w16="http://schemas.microsoft.com/office/word/2018/wordml" xmlns:w16du="http://schemas.microsoft.com/office/word/2023/wordml/word16du" xmlns:w16sdtdh="http://schemas.microsoft.com/office/word/2020/wordml/sdtdatahash" xmlns:w16sdtfl="http://schemas.microsoft.com/office/word/2024/wordml/sdtformatlock" xmlns:w16se="http://schemas.microsoft.com/office/word/2015/wordml/symex" xmlns:wpg="http://schemas.microsoft.com/office/word/2010/wordprocessingGroup" xmlns:wpi="http://schemas.microsoft.com/office/word/2010/wordprocessingInk" xmlns:wne="http://schemas.microsoft.com/office/word/2006/wordml" xmlns:wps="http://schemas.microsoft.com/office/word/2010/wordprocessingShape" mc:Ignorable="w14 w15 w16se w16cid w16 w16cex w16sdtdh w16sdtfl w16du wp14">
+<w:numbering xmlns:wpc="http://schemas.microsoft.com/office/word/2010/wordprocessingCanvas" xmlns:cx="http://schemas.microsoft.com/office/drawing/2014/chartex" xmlns:cx1="http://schemas.microsoft.com/office/drawing/2015/9/8/chartex" xmlns:cx2="http://schemas.microsoft.com/office/drawing/2015/10/21/chartex" xmlns:cx3="http://schemas.microsoft.com/office/drawing/2016/5/9/chartex" xmlns:cx4="http://schemas.microsoft.com/office/drawing/2016/5/10/chartex" xmlns:cx5="http://schemas.microsoft.com/office/drawing/2016/5/11/chartex" xmlns:cx6="http://schemas.microsoft.com/office/drawing/2016/5/12/chartex" xmlns:cx7="http://schemas.microsoft.com/office/drawing/2016/5/13/chartex" xmlns:cx8="http://schemas.microsoft.com/office/drawing/2016/5/14/chartex" xmlns:mc="http://schemas.openxmlformats.org/markup-compatibility/2006" xmlns:aink="http://schemas.microsoft.com/office/drawing/2016/ink" xmlns:am3d="http://schemas.microsoft.com/office/drawing/2017/model3d" xmlns:o="urn:schemas-microsoft-com:office:office" xmlns:r="http://schemas.openxmlformats.org/officeDocument/2006/relationships" xmlns:m="http://schemas.openxmlformats.org/officeDocument/2006/math" xmlns:v="urn:schemas-microsoft-com:vml" xmlns:wp14="http://schemas.microsoft.com/office/word/2010/wordprocessingDrawing" xmlns:wp="http://schemas.openxmlformats.org/drawingml/2006/wordprocessingDrawing" xmlns:w10="urn:schemas-microsoft-com:office:word" xmlns:w="http://schemas.openxmlformats.org/wordprocessingml/2006/main" xmlns:w14="http://schemas.microsoft.com/office/word/2010/wordml" xmlns:w15="http://schemas.microsoft.com/office/word/2012/wordml" xmlns:w16cex="http://schemas.microsoft.com/office/word/2018/wordml/cex" xmlns:w16cid="http://schemas.microsoft.com/office/word/2016/wordml/cid" xmlns:w16="http://schemas.microsoft.com/office/word/2018/wordml" xmlns:w16sdtdh="http://schemas.microsoft.com/office/word/2020/wordml/sdtdatahash" xmlns:w16se="http://schemas.microsoft.com/office/word/2015/wordml/symex" xmlns:wpg="http://schemas.microsoft.com/office/word/2010/wordprocessingGroup" xmlns:wpi="http://schemas.microsoft.com/office/word/2010/wordprocessingInk" xmlns:wne="http://schemas.microsoft.com/office/word/2006/wordml" xmlns:wps="http://schemas.microsoft.com/office/word/2010/wordprocessingShape" mc:Ignorable="w14 w15 w16se w16cid w16 w16cex w16sdtdh wp14">
   <w:abstractNum w:abstractNumId="0" w15:restartNumberingAfterBreak="0">
     <w:nsid w:val="00EA4AEF"/>
     <w:multiLevelType w:val="hybridMultilevel"/>
@@ -6137,91 +7062,91 @@
       </w:pPr>
     </w:lvl>
   </w:abstractNum>
-  <w:num w:numId="1" w16cid:durableId="1662732865">
+  <w:num w:numId="1">
     <w:abstractNumId w:val="17"/>
   </w:num>
-  <w:num w:numId="2" w16cid:durableId="1944072416">
+  <w:num w:numId="2">
     <w:abstractNumId w:val="27"/>
   </w:num>
-  <w:num w:numId="3" w16cid:durableId="1149832583">
+  <w:num w:numId="3">
     <w:abstractNumId w:val="15"/>
   </w:num>
-  <w:num w:numId="4" w16cid:durableId="498812754">
+  <w:num w:numId="4">
     <w:abstractNumId w:val="28"/>
   </w:num>
-  <w:num w:numId="5" w16cid:durableId="1760516120">
+  <w:num w:numId="5">
     <w:abstractNumId w:val="21"/>
   </w:num>
-  <w:num w:numId="6" w16cid:durableId="1433013257">
+  <w:num w:numId="6">
     <w:abstractNumId w:val="23"/>
   </w:num>
-  <w:num w:numId="7" w16cid:durableId="1817792874">
+  <w:num w:numId="7">
     <w:abstractNumId w:val="6"/>
   </w:num>
-  <w:num w:numId="8" w16cid:durableId="107118234">
+  <w:num w:numId="8">
     <w:abstractNumId w:val="11"/>
   </w:num>
-  <w:num w:numId="9" w16cid:durableId="832456720">
+  <w:num w:numId="9">
     <w:abstractNumId w:val="12"/>
   </w:num>
-  <w:num w:numId="10" w16cid:durableId="1241986478">
+  <w:num w:numId="10">
     <w:abstractNumId w:val="3"/>
   </w:num>
-  <w:num w:numId="11" w16cid:durableId="558437191">
+  <w:num w:numId="11">
     <w:abstractNumId w:val="4"/>
   </w:num>
-  <w:num w:numId="12" w16cid:durableId="737940964">
+  <w:num w:numId="12">
     <w:abstractNumId w:val="0"/>
   </w:num>
-  <w:num w:numId="13" w16cid:durableId="305862461">
+  <w:num w:numId="13">
     <w:abstractNumId w:val="2"/>
   </w:num>
-  <w:num w:numId="14" w16cid:durableId="1043410594">
+  <w:num w:numId="14">
     <w:abstractNumId w:val="19"/>
   </w:num>
-  <w:num w:numId="15" w16cid:durableId="674693788">
+  <w:num w:numId="15">
     <w:abstractNumId w:val="26"/>
   </w:num>
-  <w:num w:numId="16" w16cid:durableId="1204176764">
+  <w:num w:numId="16">
     <w:abstractNumId w:val="24"/>
   </w:num>
-  <w:num w:numId="17" w16cid:durableId="726220978">
+  <w:num w:numId="17">
     <w:abstractNumId w:val="13"/>
   </w:num>
-  <w:num w:numId="18" w16cid:durableId="766000536">
+  <w:num w:numId="18">
     <w:abstractNumId w:val="22"/>
   </w:num>
-  <w:num w:numId="19" w16cid:durableId="663705469">
+  <w:num w:numId="19">
     <w:abstractNumId w:val="7"/>
   </w:num>
-  <w:num w:numId="20" w16cid:durableId="469204334">
+  <w:num w:numId="20">
     <w:abstractNumId w:val="16"/>
   </w:num>
-  <w:num w:numId="21" w16cid:durableId="1193110701">
+  <w:num w:numId="21">
     <w:abstractNumId w:val="14"/>
   </w:num>
-  <w:num w:numId="22" w16cid:durableId="1925990015">
+  <w:num w:numId="22">
     <w:abstractNumId w:val="20"/>
   </w:num>
-  <w:num w:numId="23" w16cid:durableId="647706625">
+  <w:num w:numId="23">
     <w:abstractNumId w:val="5"/>
   </w:num>
-  <w:num w:numId="24" w16cid:durableId="1103182025">
+  <w:num w:numId="24">
     <w:abstractNumId w:val="10"/>
   </w:num>
-  <w:num w:numId="25" w16cid:durableId="999113214">
+  <w:num w:numId="25">
     <w:abstractNumId w:val="25"/>
   </w:num>
-  <w:num w:numId="26" w16cid:durableId="1693722723">
+  <w:num w:numId="26">
     <w:abstractNumId w:val="1"/>
   </w:num>
-  <w:num w:numId="27" w16cid:durableId="662899995">
+  <w:num w:numId="27">
     <w:abstractNumId w:val="18"/>
   </w:num>
-  <w:num w:numId="28" w16cid:durableId="1868833946">
+  <w:num w:numId="28">
     <w:abstractNumId w:val="9"/>
   </w:num>
-  <w:num w:numId="29" w16cid:durableId="1887176123">
+  <w:num w:numId="29">
     <w:abstractNumId w:val="8"/>
   </w:num>
   <w:numIdMacAtCleanup w:val="26"/>
@@ -6229,7 +7154,7 @@
 </file>
 
 <file path=word/styles.xml><?xml version="1.0" encoding="utf-8"?>
-<w:styles xmlns:mc="http://schemas.openxmlformats.org/markup-compatibility/2006" xmlns:r="http://schemas.openxmlformats.org/officeDocument/2006/relationships" xmlns:w="http://schemas.openxmlformats.org/wordprocessingml/2006/main" xmlns:w14="http://schemas.microsoft.com/office/word/2010/wordml" xmlns:w15="http://schemas.microsoft.com/office/word/2012/wordml" xmlns:w16cex="http://schemas.microsoft.com/office/word/2018/wordml/cex" xmlns:w16cid="http://schemas.microsoft.com/office/word/2016/wordml/cid" xmlns:w16="http://schemas.microsoft.com/office/word/2018/wordml" xmlns:w16du="http://schemas.microsoft.com/office/word/2023/wordml/word16du" xmlns:w16sdtdh="http://schemas.microsoft.com/office/word/2020/wordml/sdtdatahash" xmlns:w16sdtfl="http://schemas.microsoft.com/office/word/2024/wordml/sdtformatlock" xmlns:w16se="http://schemas.microsoft.com/office/word/2015/wordml/symex" mc:Ignorable="w14 w15 w16se w16cid w16 w16cex w16sdtdh w16sdtfl w16du">
+<w:styles xmlns:mc="http://schemas.openxmlformats.org/markup-compatibility/2006" xmlns:r="http://schemas.openxmlformats.org/officeDocument/2006/relationships" xmlns:w="http://schemas.openxmlformats.org/wordprocessingml/2006/main" xmlns:w14="http://schemas.microsoft.com/office/word/2010/wordml" xmlns:w15="http://schemas.microsoft.com/office/word/2012/wordml" xmlns:w16cex="http://schemas.microsoft.com/office/word/2018/wordml/cex" xmlns:w16cid="http://schemas.microsoft.com/office/word/2016/wordml/cid" xmlns:w16="http://schemas.microsoft.com/office/word/2018/wordml" xmlns:w16sdtdh="http://schemas.microsoft.com/office/word/2020/wordml/sdtdatahash" xmlns:w16se="http://schemas.microsoft.com/office/word/2015/wordml/symex" mc:Ignorable="w14 w15 w16se w16cid w16 w16cex w16sdtdh">
   <w:docDefaults>
     <w:rPrDefault>
       <w:rPr>

--- a/rusun-backend/app/templates/template_teguran1.docx
+++ b/rusun-backend/app/templates/template_teguran1.docx
@@ -37,10 +37,10 @@
             <v:path o:extrusionok="f" gradientshapeok="t" o:connecttype="rect"/>
             <o:lock v:ext="edit" aspectratio="t"/>
           </v:shapetype>
-          <v:shape id="_x0000_s1108" type="#_x0000_t75" style="position:absolute;margin-left:-25.55pt;margin-top:2.65pt;width:72.3pt;height:79.6pt;z-index:251658240;visibility:visible;mso-wrap-style:tight;mso-wrap-edited:f">
+          <v:shape id="_x0000_s1108" type="#_x0000_t75" style="position:absolute;margin-left:-27.8pt;margin-top:-10.85pt;width:72.3pt;height:79.6pt;z-index:-251658240;visibility:visible;mso-wrap-style:tight">
             <v:imagedata r:id="rId6" o:title=""/>
           </v:shape>
-          <o:OLEObject Type="Embed" ProgID="Word.Picture.8" ShapeID="_x0000_s1108" DrawAspect="Content" ObjectID="_1837271500" r:id="rId7"/>
+          <o:OLEObject Type="Embed" ProgID="Word.Picture.8" ShapeID="_x0000_s1108" DrawAspect="Content" ObjectID="_1837614345" r:id="rId7"/>
         </w:object>
       </w:r>
       <w:r>
@@ -52,16 +52,16 @@
         <mc:AlternateContent>
           <mc:Choice Requires="wps">
             <w:drawing>
-              <wp:anchor distT="0" distB="0" distL="114300" distR="114300" simplePos="0" relativeHeight="251655168" behindDoc="0" locked="0" layoutInCell="1" allowOverlap="1" wp14:anchorId="16B19A16" wp14:editId="561488E9">
+              <wp:anchor distT="0" distB="0" distL="114300" distR="114300" simplePos="0" relativeHeight="251655168" behindDoc="0" locked="0" layoutInCell="1" allowOverlap="1" wp14:anchorId="16B19A16" wp14:editId="00EDE5FD">
                 <wp:simplePos x="0" y="0"/>
                 <wp:positionH relativeFrom="column">
                   <wp:posOffset>540385</wp:posOffset>
                 </wp:positionH>
                 <wp:positionV relativeFrom="paragraph">
-                  <wp:posOffset>59690</wp:posOffset>
+                  <wp:posOffset>-138921</wp:posOffset>
                 </wp:positionV>
                 <wp:extent cx="5815330" cy="1051560"/>
-                <wp:effectExtent l="12065" t="6350" r="11430" b="8890"/>
+                <wp:effectExtent l="0" t="0" r="13970" b="15240"/>
                 <wp:wrapNone/>
                 <wp:docPr id="1240791422" name="Text Box 81"/>
                 <wp:cNvGraphicFramePr>
@@ -98,7 +98,6 @@
                           <w:p>
                             <w:pPr>
                               <w:pStyle w:val="Heading1"/>
-                              <w:spacing w:after="140"/>
                               <w:jc w:val="center"/>
                               <w:rPr>
                                 <w:rFonts w:ascii="Arial Narrow" w:hAnsi="Arial Narrow"/>
@@ -123,31 +122,52 @@
                               </w:rPr>
                               <w:t xml:space="preserve">DAERAH </w:t>
                             </w:r>
-                            <w:smartTag w:uri="urn:schemas-microsoft-com:office:smarttags" w:element="place">
-                              <w:smartTag w:uri="urn:schemas-microsoft-com:office:smarttags" w:element="City">
-                                <w:r>
-                                  <w:rPr>
-                                    <w:rFonts w:ascii="Arial Narrow" w:hAnsi="Arial Narrow"/>
-                                    <w:sz w:val="38"/>
-                                    <w:szCs w:val="38"/>
-                                  </w:rPr>
-                                  <w:t>KOTA</w:t>
-                                </w:r>
-                              </w:smartTag>
-                            </w:smartTag>
                             <w:r>
                               <w:rPr>
                                 <w:rFonts w:ascii="Arial Narrow" w:hAnsi="Arial Narrow"/>
                                 <w:sz w:val="38"/>
                                 <w:szCs w:val="38"/>
                               </w:rPr>
-                              <w:t xml:space="preserve"> CIMAHI</w:t>
+                              <w:t>KOTA CIMAHI</w:t>
                             </w:r>
                           </w:p>
                           <w:p>
                             <w:pPr>
                               <w:jc w:val="center"/>
+                              <w:rPr>
+                                <w:rFonts w:ascii="Arial Narrow" w:hAnsi="Arial Narrow"/>
+                                <w:b/>
+                                <w:bCs/>
+                                <w:color w:val="000000"/>
+                                <w:sz w:val="36"/>
+                                <w:szCs w:val="36"/>
+                                <w14:textOutline w14:w="9525" w14:cap="flat" w14:cmpd="sng" w14:algn="ctr">
+                                  <w14:solidFill>
+                                    <w14:srgbClr w14:val="000000"/>
+                                  </w14:solidFill>
+                                  <w14:prstDash w14:val="solid"/>
+                                  <w14:round/>
+                                </w14:textOutline>
+                              </w:rPr>
                             </w:pPr>
+                            <w:r>
+                              <w:rPr>
+                                <w:rFonts w:ascii="Arial Narrow" w:hAnsi="Arial Narrow"/>
+                                <w:b/>
+                                <w:bCs/>
+                                <w:color w:val="000000"/>
+                                <w:sz w:val="36"/>
+                                <w:szCs w:val="36"/>
+                                <w14:textOutline w14:w="9525" w14:cap="flat" w14:cmpd="sng" w14:algn="ctr">
+                                  <w14:solidFill>
+                                    <w14:srgbClr w14:val="000000"/>
+                                  </w14:solidFill>
+                                  <w14:prstDash w14:val="solid"/>
+                                  <w14:round/>
+                                </w14:textOutline>
+                              </w:rPr>
+                              <w:t>DINAS PERUMAHAN DAN KAWASAN PERMUKIMAN</w:t>
+                            </w:r>
                           </w:p>
                           <w:p>
                             <w:pPr>
@@ -305,13 +325,12 @@
                 <v:stroke joinstyle="miter"/>
                 <v:path gradientshapeok="t" o:connecttype="rect"/>
               </v:shapetype>
-              <v:shape id="Text Box 81" o:spid="_x0000_s1026" type="#_x0000_t202" style="position:absolute;margin-left:42.55pt;margin-top:4.7pt;width:457.9pt;height:82.8pt;z-index:251655168;visibility:visible;mso-wrap-style:square;mso-width-percent:0;mso-height-percent:0;mso-wrap-distance-left:9pt;mso-wrap-distance-top:0;mso-wrap-distance-right:9pt;mso-wrap-distance-bottom:0;mso-position-horizontal:absolute;mso-position-horizontal-relative:text;mso-position-vertical:absolute;mso-position-vertical-relative:text;mso-width-percent:0;mso-height-percent:0;mso-width-relative:page;mso-height-relative:page;v-text-anchor:top" o:gfxdata="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" strokecolor="white">
+              <v:shape id="Text Box 81" o:spid="_x0000_s1026" type="#_x0000_t202" style="position:absolute;margin-left:42.55pt;margin-top:-10.95pt;width:457.9pt;height:82.8pt;z-index:251655168;visibility:visible;mso-wrap-style:square;mso-width-percent:0;mso-height-percent:0;mso-wrap-distance-left:9pt;mso-wrap-distance-top:0;mso-wrap-distance-right:9pt;mso-wrap-distance-bottom:0;mso-position-horizontal:absolute;mso-position-horizontal-relative:text;mso-position-vertical:absolute;mso-position-vertical-relative:text;mso-width-percent:0;mso-height-percent:0;mso-width-relative:page;mso-height-relative:page;v-text-anchor:top" o:gfxdata="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" strokecolor="white">
                 <v:textbox>
                   <w:txbxContent>
                     <w:p>
                       <w:pPr>
                         <w:pStyle w:val="Heading1"/>
-                        <w:spacing w:after="140"/>
                         <w:jc w:val="center"/>
                         <w:rPr>
                           <w:rFonts w:ascii="Arial Narrow" w:hAnsi="Arial Narrow"/>
@@ -336,296 +355,15 @@
                         </w:rPr>
                         <w:t xml:space="preserve">DAERAH </w:t>
                       </w:r>
-                      <w:smartTag w:uri="urn:schemas-microsoft-com:office:smarttags" w:element="place">
-                        <w:smartTag w:uri="urn:schemas-microsoft-com:office:smarttags" w:element="City">
-                          <w:r>
-                            <w:rPr>
-                              <w:rFonts w:ascii="Arial Narrow" w:hAnsi="Arial Narrow"/>
-                              <w:sz w:val="38"/>
-                              <w:szCs w:val="38"/>
-                            </w:rPr>
-                            <w:t>KOTA</w:t>
-                          </w:r>
-                        </w:smartTag>
-                      </w:smartTag>
                       <w:r>
                         <w:rPr>
                           <w:rFonts w:ascii="Arial Narrow" w:hAnsi="Arial Narrow"/>
                           <w:sz w:val="38"/>
                           <w:szCs w:val="38"/>
                         </w:rPr>
-                        <w:t xml:space="preserve"> CIMAHI</w:t>
+                        <w:t>KOTA CIMAHI</w:t>
                       </w:r>
                     </w:p>
-                    <w:p>
-                      <w:pPr>
-                        <w:jc w:val="center"/>
-                      </w:pPr>
-                    </w:p>
-                    <w:p>
-                      <w:pPr>
-                        <w:pStyle w:val="Heading3"/>
-                        <w:jc w:val="center"/>
-                        <w:rPr>
-                          <w:rFonts w:ascii="Trebuchet MS" w:hAnsi="Trebuchet MS" w:cs="Times New Roman"/>
-                          <w:b/>
-                          <w:sz w:val="28"/>
-                          <w:szCs w:val="28"/>
-                        </w:rPr>
-                      </w:pPr>
-                      <w:r>
-                        <w:rPr>
-                          <w:rFonts w:ascii="Trebuchet MS" w:hAnsi="Trebuchet MS" w:cs="Times New Roman"/>
-                          <w:b/>
-                          <w:sz w:val="28"/>
-                          <w:szCs w:val="28"/>
-                        </w:rPr>
-                        <w:t>UPT</w:t>
-                      </w:r>
-                      <w:r>
-                        <w:rPr>
-                          <w:rFonts w:ascii="Trebuchet MS" w:hAnsi="Trebuchet MS" w:cs="Times New Roman"/>
-                          <w:b/>
-                          <w:sz w:val="28"/>
-                          <w:szCs w:val="28"/>
-                          <w:lang w:val="id-ID"/>
-                        </w:rPr>
-                        <w:t>D</w:t>
-                      </w:r>
-                      <w:r>
-                        <w:rPr>
-                          <w:rFonts w:ascii="Trebuchet MS" w:hAnsi="Trebuchet MS" w:cs="Times New Roman"/>
-                          <w:b/>
-                          <w:sz w:val="28"/>
-                          <w:szCs w:val="28"/>
-                        </w:rPr>
-                        <w:t xml:space="preserve"> RUMAH SUSUN SEDERHANA SEWA</w:t>
-                      </w:r>
-                      <w:r>
-                        <w:rPr>
-                          <w:rFonts w:ascii="Trebuchet MS" w:hAnsi="Trebuchet MS" w:cs="Times New Roman"/>
-                          <w:b/>
-                          <w:sz w:val="28"/>
-                          <w:szCs w:val="28"/>
-                        </w:rPr>
-                        <w:t xml:space="preserve"> (RUSUNAWA)</w:t>
-                      </w:r>
-                    </w:p>
-                    <w:p>
-                      <w:pPr>
-                        <w:pStyle w:val="Heading4"/>
-                        <w:rPr>
-                          <w:b w:val="0"/>
-                          <w:bCs w:val="0"/>
-                          <w:sz w:val="18"/>
-                          <w:szCs w:val="18"/>
-                          <w:lang w:val="id-ID"/>
-                        </w:rPr>
-                      </w:pPr>
-                      <w:proofErr w:type="spellStart"/>
-                      <w:r>
-                        <w:rPr>
-                          <w:b w:val="0"/>
-                          <w:bCs w:val="0"/>
-                          <w:sz w:val="18"/>
-                          <w:szCs w:val="18"/>
-                        </w:rPr>
-                        <w:t>Jl</w:t>
-                      </w:r>
-                      <w:proofErr w:type="spellEnd"/>
-                      <w:r>
-                        <w:rPr>
-                          <w:b w:val="0"/>
-                          <w:bCs w:val="0"/>
-                          <w:sz w:val="18"/>
-                          <w:szCs w:val="18"/>
-                          <w:lang w:val="id-ID"/>
-                        </w:rPr>
-                        <w:t xml:space="preserve"> At – taqwa Kelurahan Cigugur Tengah Kecamatan Cimahi Tengah </w:t>
-                      </w:r>
-                      <w:proofErr w:type="gramStart"/>
-                      <w:r>
-                        <w:rPr>
-                          <w:b w:val="0"/>
-                          <w:bCs w:val="0"/>
-                          <w:sz w:val="18"/>
-                          <w:szCs w:val="18"/>
-                          <w:lang w:val="id-ID"/>
-                        </w:rPr>
-                        <w:t xml:space="preserve">40522 </w:t>
-                      </w:r>
-                      <w:r>
-                        <w:rPr>
-                          <w:b w:val="0"/>
-                          <w:bCs w:val="0"/>
-                          <w:sz w:val="18"/>
-                          <w:szCs w:val="18"/>
-                          <w:lang w:val="id-ID"/>
-                        </w:rPr>
-                        <w:t xml:space="preserve"> </w:t>
-                      </w:r>
-                      <w:r>
-                        <w:rPr>
-                          <w:b w:val="0"/>
-                          <w:bCs w:val="0"/>
-                          <w:sz w:val="18"/>
-                          <w:szCs w:val="18"/>
-                          <w:lang w:val="id-ID"/>
-                        </w:rPr>
-                        <w:t>Telp</w:t>
-                      </w:r>
-                      <w:proofErr w:type="gramEnd"/>
-                      <w:r>
-                        <w:rPr>
-                          <w:b w:val="0"/>
-                          <w:bCs w:val="0"/>
-                          <w:sz w:val="18"/>
-                          <w:szCs w:val="18"/>
-                          <w:lang w:val="id-ID"/>
-                        </w:rPr>
-                        <w:t>. (022) 6653680</w:t>
-                      </w:r>
-                      <w:r>
-                        <w:rPr>
-                          <w:b w:val="0"/>
-                          <w:bCs w:val="0"/>
-                          <w:sz w:val="18"/>
-                          <w:szCs w:val="18"/>
-                        </w:rPr>
-                        <w:t>, 87786377, 6677954</w:t>
-                      </w:r>
-                    </w:p>
-                  </w:txbxContent>
-                </v:textbox>
-              </v:shape>
-            </w:pict>
-          </mc:Fallback>
-        </mc:AlternateContent>
-      </w:r>
-    </w:p>
-    <w:p>
-      <w:pPr>
-        <w:tabs>
-          <w:tab w:val="left" w:pos="1080"/>
-        </w:tabs>
-        <w:rPr>
-          <w:lang w:val="id-ID"/>
-        </w:rPr>
-      </w:pPr>
-      <w:r>
-        <w:rPr>
-          <w:rFonts w:ascii="Tahoma" w:hAnsi="Tahoma" w:cs="Tahoma"/>
-          <w:noProof/>
-          <w:lang w:eastAsia="en-GB"/>
-        </w:rPr>
-        <mc:AlternateContent>
-          <mc:Choice Requires="wps">
-            <w:drawing>
-              <wp:anchor distT="0" distB="0" distL="114300" distR="114300" simplePos="0" relativeHeight="251657216" behindDoc="0" locked="0" layoutInCell="1" allowOverlap="1" wp14:anchorId="3670FAE9" wp14:editId="7E1331CC">
-                <wp:simplePos x="0" y="0"/>
-                <wp:positionH relativeFrom="column">
-                  <wp:posOffset>800735</wp:posOffset>
-                </wp:positionH>
-                <wp:positionV relativeFrom="paragraph">
-                  <wp:posOffset>153035</wp:posOffset>
-                </wp:positionV>
-                <wp:extent cx="5252720" cy="363220"/>
-                <wp:effectExtent l="0" t="0" r="0" b="0"/>
-                <wp:wrapSquare wrapText="bothSides"/>
-                <wp:docPr id="187892470" name="WordArt 83"/>
-                <wp:cNvGraphicFramePr>
-                  <a:graphicFrameLocks xmlns:a="http://schemas.openxmlformats.org/drawingml/2006/main"/>
-                </wp:cNvGraphicFramePr>
-                <a:graphic xmlns:a="http://schemas.openxmlformats.org/drawingml/2006/main">
-                  <a:graphicData uri="http://schemas.microsoft.com/office/word/2010/wordprocessingShape">
-                    <wps:wsp>
-                      <wps:cNvSpPr txBox="1">
-                        <a:spLocks noChangeArrowheads="1" noChangeShapeType="1" noTextEdit="1"/>
-                      </wps:cNvSpPr>
-                      <wps:spPr bwMode="auto">
-                        <a:xfrm>
-                          <a:off x="0" y="0"/>
-                          <a:ext cx="5252720" cy="363220"/>
-                        </a:xfrm>
-                        <a:prstGeom prst="rect">
-                          <a:avLst/>
-                        </a:prstGeom>
-                        <a:extLst>
-                          <a:ext uri="{AF507438-7753-43E0-B8FC-AC1667EBCBE1}">
-                            <a14:hiddenEffects xmlns:a14="http://schemas.microsoft.com/office/drawing/2010/main">
-                              <a:effectLst/>
-                            </a14:hiddenEffects>
-                          </a:ext>
-                        </a:extLst>
-                      </wps:spPr>
-                      <wps:txbx>
-                        <w:txbxContent>
-                          <w:p>
-                            <w:pPr>
-                              <w:jc w:val="center"/>
-                              <w:rPr>
-                                <w:rFonts w:ascii="Arial Narrow" w:hAnsi="Arial Narrow"/>
-                                <w:b/>
-                                <w:bCs/>
-                                <w:color w:val="000000"/>
-                                <w:sz w:val="36"/>
-                                <w:szCs w:val="36"/>
-                                <w14:textOutline w14:w="9525" w14:cap="flat" w14:cmpd="sng" w14:algn="ctr">
-                                  <w14:solidFill>
-                                    <w14:srgbClr w14:val="000000"/>
-                                  </w14:solidFill>
-                                  <w14:prstDash w14:val="solid"/>
-                                  <w14:round/>
-                                </w14:textOutline>
-                              </w:rPr>
-                            </w:pPr>
-                            <w:r>
-                              <w:rPr>
-                                <w:rFonts w:ascii="Arial Narrow" w:hAnsi="Arial Narrow"/>
-                                <w:b/>
-                                <w:bCs/>
-                                <w:color w:val="000000"/>
-                                <w:sz w:val="36"/>
-                                <w:szCs w:val="36"/>
-                                <w14:textOutline w14:w="9525" w14:cap="flat" w14:cmpd="sng" w14:algn="ctr">
-                                  <w14:solidFill>
-                                    <w14:srgbClr w14:val="000000"/>
-                                  </w14:solidFill>
-                                  <w14:prstDash w14:val="solid"/>
-                                  <w14:round/>
-                                </w14:textOutline>
-                              </w:rPr>
-                              <w:t>DINAS PERUMAHAN DAN KAWASAN PERMUKIMAN</w:t>
-                            </w:r>
-                          </w:p>
-                        </w:txbxContent>
-                      </wps:txbx>
-                      <wps:bodyPr wrap="square" numCol="1" fromWordArt="1">
-                        <a:prstTxWarp prst="textPlain">
-                          <a:avLst>
-                            <a:gd name="adj" fmla="val 50000"/>
-                          </a:avLst>
-                        </a:prstTxWarp>
-                        <a:noAutofit/>
-                      </wps:bodyPr>
-                    </wps:wsp>
-                  </a:graphicData>
-                </a:graphic>
-                <wp14:sizeRelH relativeFrom="page">
-                  <wp14:pctWidth>0</wp14:pctWidth>
-                </wp14:sizeRelH>
-                <wp14:sizeRelV relativeFrom="page">
-                  <wp14:pctHeight>0</wp14:pctHeight>
-                </wp14:sizeRelV>
-              </wp:anchor>
-            </w:drawing>
-          </mc:Choice>
-          <mc:Fallback>
-            <w:pict>
-              <v:shape w14:anchorId="3670FAE9" id="WordArt 83" o:spid="_x0000_s1027" type="#_x0000_t202" style="position:absolute;margin-left:63.05pt;margin-top:12.05pt;width:413.6pt;height:28.6pt;z-index:251657216;visibility:visible;mso-wrap-style:square;mso-width-percent:0;mso-height-percent:0;mso-wrap-distance-left:9pt;mso-wrap-distance-top:0;mso-wrap-distance-right:9pt;mso-wrap-distance-bottom:0;mso-position-horizontal:absolute;mso-position-horizontal-relative:text;mso-position-vertical:absolute;mso-position-vertical-relative:text;mso-width-percent:0;mso-height-percent:0;mso-width-relative:page;mso-height-relative:page;v-text-anchor:top" o:gfxdata="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" filled="f" stroked="f">
-                <o:lock v:ext="edit" shapetype="t"/>
-                <v:textbox>
-                  <w:txbxContent>
                     <w:p>
                       <w:pPr>
                         <w:jc w:val="center"/>
@@ -664,9 +402,141 @@
                         <w:t>DINAS PERUMAHAN DAN KAWASAN PERMUKIMAN</w:t>
                       </w:r>
                     </w:p>
+                    <w:p>
+                      <w:pPr>
+                        <w:pStyle w:val="Heading3"/>
+                        <w:jc w:val="center"/>
+                        <w:rPr>
+                          <w:rFonts w:ascii="Trebuchet MS" w:hAnsi="Trebuchet MS" w:cs="Times New Roman"/>
+                          <w:b/>
+                          <w:sz w:val="28"/>
+                          <w:szCs w:val="28"/>
+                        </w:rPr>
+                      </w:pPr>
+                      <w:r>
+                        <w:rPr>
+                          <w:rFonts w:ascii="Trebuchet MS" w:hAnsi="Trebuchet MS" w:cs="Times New Roman"/>
+                          <w:b/>
+                          <w:sz w:val="28"/>
+                          <w:szCs w:val="28"/>
+                        </w:rPr>
+                        <w:t>UPT</w:t>
+                      </w:r>
+                      <w:r>
+                        <w:rPr>
+                          <w:rFonts w:ascii="Trebuchet MS" w:hAnsi="Trebuchet MS" w:cs="Times New Roman"/>
+                          <w:b/>
+                          <w:sz w:val="28"/>
+                          <w:szCs w:val="28"/>
+                          <w:lang w:val="id-ID"/>
+                        </w:rPr>
+                        <w:t>D</w:t>
+                      </w:r>
+                      <w:r>
+                        <w:rPr>
+                          <w:rFonts w:ascii="Trebuchet MS" w:hAnsi="Trebuchet MS" w:cs="Times New Roman"/>
+                          <w:b/>
+                          <w:sz w:val="28"/>
+                          <w:szCs w:val="28"/>
+                        </w:rPr>
+                        <w:t xml:space="preserve"> RUMAH SUSUN SEDERHANA SEWA</w:t>
+                      </w:r>
+                      <w:r>
+                        <w:rPr>
+                          <w:rFonts w:ascii="Trebuchet MS" w:hAnsi="Trebuchet MS" w:cs="Times New Roman"/>
+                          <w:b/>
+                          <w:sz w:val="28"/>
+                          <w:szCs w:val="28"/>
+                        </w:rPr>
+                        <w:t xml:space="preserve"> (RUSUNAWA)</w:t>
+                      </w:r>
+                    </w:p>
+                    <w:p>
+                      <w:pPr>
+                        <w:pStyle w:val="Heading4"/>
+                        <w:rPr>
+                          <w:b w:val="0"/>
+                          <w:bCs w:val="0"/>
+                          <w:sz w:val="18"/>
+                          <w:szCs w:val="18"/>
+                          <w:lang w:val="id-ID"/>
+                        </w:rPr>
+                      </w:pPr>
+                      <w:proofErr w:type="spellStart"/>
+                      <w:r>
+                        <w:rPr>
+                          <w:b w:val="0"/>
+                          <w:bCs w:val="0"/>
+                          <w:sz w:val="18"/>
+                          <w:szCs w:val="18"/>
+                        </w:rPr>
+                        <w:t>Jl</w:t>
+                      </w:r>
+                      <w:proofErr w:type="spellEnd"/>
+                      <w:r>
+                        <w:rPr>
+                          <w:b w:val="0"/>
+                          <w:bCs w:val="0"/>
+                          <w:sz w:val="18"/>
+                          <w:szCs w:val="18"/>
+                          <w:lang w:val="id-ID"/>
+                        </w:rPr>
+                        <w:t xml:space="preserve"> At – taqwa Kelurahan Cigugur Tengah Kecamatan Cimahi Tengah </w:t>
+                      </w:r>
+                      <w:proofErr w:type="gramStart"/>
+                      <w:r>
+                        <w:rPr>
+                          <w:b w:val="0"/>
+                          <w:bCs w:val="0"/>
+                          <w:sz w:val="18"/>
+                          <w:szCs w:val="18"/>
+                          <w:lang w:val="id-ID"/>
+                        </w:rPr>
+                        <w:t xml:space="preserve">40522 </w:t>
+                      </w:r>
+                      <w:r>
+                        <w:rPr>
+                          <w:b w:val="0"/>
+                          <w:bCs w:val="0"/>
+                          <w:sz w:val="18"/>
+                          <w:szCs w:val="18"/>
+                          <w:lang w:val="id-ID"/>
+                        </w:rPr>
+                        <w:t xml:space="preserve"> </w:t>
+                      </w:r>
+                      <w:r>
+                        <w:rPr>
+                          <w:b w:val="0"/>
+                          <w:bCs w:val="0"/>
+                          <w:sz w:val="18"/>
+                          <w:szCs w:val="18"/>
+                          <w:lang w:val="id-ID"/>
+                        </w:rPr>
+                        <w:t>Telp</w:t>
+                      </w:r>
+                      <w:proofErr w:type="gramEnd"/>
+                      <w:r>
+                        <w:rPr>
+                          <w:b w:val="0"/>
+                          <w:bCs w:val="0"/>
+                          <w:sz w:val="18"/>
+                          <w:szCs w:val="18"/>
+                          <w:lang w:val="id-ID"/>
+                        </w:rPr>
+                        <w:t>. (022) 6653680</w:t>
+                      </w:r>
+                      <w:r>
+                        <w:rPr>
+                          <w:b w:val="0"/>
+                          <w:bCs w:val="0"/>
+                          <w:sz w:val="18"/>
+                          <w:szCs w:val="18"/>
+                        </w:rPr>
+                        <w:t>, 87786377, 6677954</w:t>
+                      </w:r>
+                    </w:p>
                   </w:txbxContent>
                 </v:textbox>
-                <w10:wrap type="square"/>
               </v:shape>
             </w:pict>
           </mc:Fallback>
@@ -676,20 +546,22 @@
     <w:p>
       <w:pPr>
         <w:tabs>
-          <w:tab w:val="left" w:pos="1122"/>
+          <w:tab w:val="left" w:pos="1080"/>
         </w:tabs>
-        <w:jc w:val="both"/>
-        <w:rPr>
-          <w:rFonts w:ascii="Tahoma" w:hAnsi="Tahoma" w:cs="Tahoma"/>
+        <w:rPr>
           <w:lang w:val="id-ID"/>
         </w:rPr>
       </w:pPr>
-      <w:r>
-        <w:rPr>
-          <w:rFonts w:ascii="Tahoma" w:hAnsi="Tahoma" w:cs="Tahoma"/>
-        </w:rPr>
-        <w:tab/>
-      </w:r>
+    </w:p>
+    <w:p>
+      <w:pPr>
+        <w:tabs>
+          <w:tab w:val="left" w:pos="1080"/>
+        </w:tabs>
+        <w:rPr>
+          <w:lang w:val="id-ID"/>
+        </w:rPr>
+      </w:pPr>
     </w:p>
     <w:p>
       <w:pPr>
@@ -699,6 +571,7 @@
         <w:jc w:val="both"/>
         <w:rPr>
           <w:rFonts w:ascii="Tahoma" w:hAnsi="Tahoma" w:cs="Tahoma"/>
+          <w:lang w:val="id-ID"/>
         </w:rPr>
       </w:pPr>
       <w:r>
@@ -710,15 +583,12 @@
     </w:p>
     <w:p>
       <w:pPr>
-        <w:pStyle w:val="Title"/>
-        <w:spacing w:after="20"/>
+        <w:tabs>
+          <w:tab w:val="left" w:pos="1122"/>
+        </w:tabs>
+        <w:jc w:val="both"/>
         <w:rPr>
           <w:rFonts w:ascii="Tahoma" w:hAnsi="Tahoma" w:cs="Tahoma"/>
-          <w:bCs w:val="0"/>
-          <w:sz w:val="28"/>
-          <w:szCs w:val="28"/>
-          <w:u w:val="single"/>
-          <w:lang w:val="en-US"/>
         </w:rPr>
       </w:pPr>
       <w:r>
@@ -730,13 +600,13 @@
         <mc:AlternateContent>
           <mc:Choice Requires="wps">
             <w:drawing>
-              <wp:anchor distT="0" distB="0" distL="114300" distR="114300" simplePos="0" relativeHeight="251656192" behindDoc="0" locked="0" layoutInCell="1" allowOverlap="1" wp14:anchorId="275689F9" wp14:editId="449550B3">
+              <wp:anchor distT="0" distB="0" distL="114300" distR="114300" simplePos="0" relativeHeight="251656192" behindDoc="0" locked="0" layoutInCell="1" allowOverlap="1" wp14:anchorId="275689F9" wp14:editId="38739602">
                 <wp:simplePos x="0" y="0"/>
                 <wp:positionH relativeFrom="column">
                   <wp:posOffset>-125730</wp:posOffset>
                 </wp:positionH>
                 <wp:positionV relativeFrom="paragraph">
-                  <wp:posOffset>66040</wp:posOffset>
+                  <wp:posOffset>204340</wp:posOffset>
                 </wp:positionV>
                 <wp:extent cx="6253480" cy="0"/>
                 <wp:effectExtent l="0" t="19050" r="33020" b="19050"/>
@@ -789,15 +659,21 @@
               </wp:anchor>
             </w:drawing>
           </mc:Choice>
-          <mc:Fallback xmlns:w16sdtfl="http://schemas.microsoft.com/office/word/2024/wordml/sdtformatlock" xmlns:w16du="http://schemas.microsoft.com/office/word/2023/wordml/word16du" xmlns:oel="http://schemas.microsoft.com/office/2019/extlst">
+          <mc:Fallback>
             <w:pict>
-              <v:line w14:anchorId="3513D682" id="Line 82" o:spid="_x0000_s1026" style="position:absolute;flip:y;z-index:251656192;visibility:visible;mso-wrap-style:square;mso-width-percent:0;mso-height-percent:0;mso-wrap-distance-left:9pt;mso-wrap-distance-top:0;mso-wrap-distance-right:9pt;mso-wrap-distance-bottom:0;mso-position-horizontal:absolute;mso-position-horizontal-relative:text;mso-position-vertical:absolute;mso-position-vertical-relative:text;mso-width-percent:0;mso-height-percent:0;mso-width-relative:page;mso-height-relative:page" from="-9.9pt,5.2pt" to="482.5pt,5.2pt" o:gfxdata="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" strokeweight="3pt">
+              <v:line w14:anchorId="1DE6B9B0" id="Line 82" o:spid="_x0000_s1026" style="position:absolute;flip:y;z-index:251656192;visibility:visible;mso-wrap-style:square;mso-width-percent:0;mso-height-percent:0;mso-wrap-distance-left:9pt;mso-wrap-distance-top:0;mso-wrap-distance-right:9pt;mso-wrap-distance-bottom:0;mso-position-horizontal:absolute;mso-position-horizontal-relative:text;mso-position-vertical:absolute;mso-position-vertical-relative:text;mso-width-percent:0;mso-height-percent:0;mso-width-relative:page;mso-height-relative:page" from="-9.9pt,16.1pt" to="482.5pt,16.1pt" o:gfxdata="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" strokeweight="3pt">
                 <v:stroke linestyle="thinThin"/>
               </v:line>
             </w:pict>
           </mc:Fallback>
         </mc:AlternateContent>
       </w:r>
+      <w:r>
+        <w:rPr>
+          <w:rFonts w:ascii="Tahoma" w:hAnsi="Tahoma" w:cs="Tahoma"/>
+        </w:rPr>
+        <w:tab/>
+      </w:r>
     </w:p>
     <w:p>
       <w:pPr>
@@ -809,6 +685,17 @@
           <w:lang w:val="en-US"/>
         </w:rPr>
       </w:pPr>
+    </w:p>
+    <w:p>
+      <w:pPr>
+        <w:tabs>
+          <w:tab w:val="left" w:pos="5245"/>
+        </w:tabs>
+        <w:rPr>
+          <w:rFonts w:ascii="Arial" w:hAnsi="Arial" w:cs="Arial"/>
+          <w:lang w:val="en-US"/>
+        </w:rPr>
+      </w:pPr>
       <w:r>
         <w:rPr>
           <w:rFonts w:ascii="Arial" w:hAnsi="Arial" w:cs="Arial"/>
@@ -871,10 +758,10 @@
         <mc:AlternateContent>
           <mc:Choice Requires="wps">
             <w:drawing>
-              <wp:anchor distT="0" distB="0" distL="114300" distR="114300" simplePos="0" relativeHeight="251660288" behindDoc="0" locked="0" layoutInCell="1" allowOverlap="1" wp14:anchorId="3DF7DA51" wp14:editId="015EE088">
+              <wp:anchor distT="0" distB="0" distL="114300" distR="114300" simplePos="0" relativeHeight="251660288" behindDoc="0" locked="0" layoutInCell="1" allowOverlap="1" wp14:anchorId="3DF7DA51" wp14:editId="74CF9349">
                 <wp:simplePos x="0" y="0"/>
                 <wp:positionH relativeFrom="column">
-                  <wp:posOffset>3305175</wp:posOffset>
+                  <wp:posOffset>3246653</wp:posOffset>
                 </wp:positionH>
                 <wp:positionV relativeFrom="paragraph">
                   <wp:posOffset>113030</wp:posOffset>
@@ -1310,7 +1197,7 @@
           </mc:Choice>
           <mc:Fallback>
             <w:pict>
-              <v:shape w14:anchorId="3DF7DA51" id="Text Box 225" o:spid="_x0000_s1028" type="#_x0000_t202" style="position:absolute;left:0;text-align:left;margin-left:260.25pt;margin-top:8.9pt;width:270.4pt;height:94.6pt;z-index:251660288;visibility:visible;mso-wrap-style:square;mso-width-percent:0;mso-height-percent:0;mso-wrap-distance-left:9pt;mso-wrap-distance-top:0;mso-wrap-distance-right:9pt;mso-wrap-distance-bottom:0;mso-position-horizontal:absolute;mso-position-horizontal-relative:text;mso-position-vertical:absolute;mso-position-vertical-relative:text;mso-width-percent:0;mso-height-percent:0;mso-width-relative:page;mso-height-relative:page;v-text-anchor:top" o:gfxdata="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" stroked="f">
+              <v:shape w14:anchorId="3DF7DA51" id="Text Box 225" o:spid="_x0000_s1027" type="#_x0000_t202" style="position:absolute;left:0;text-align:left;margin-left:255.65pt;margin-top:8.9pt;width:270.4pt;height:94.6pt;z-index:251660288;visibility:visible;mso-wrap-style:square;mso-width-percent:0;mso-height-percent:0;mso-wrap-distance-left:9pt;mso-wrap-distance-top:0;mso-wrap-distance-right:9pt;mso-wrap-distance-bottom:0;mso-position-horizontal:absolute;mso-position-horizontal-relative:text;mso-position-vertical:absolute;mso-position-vertical-relative:text;mso-width-percent:0;mso-height-percent:0;mso-width-relative:page;mso-height-relative:page;v-text-anchor:top" o:gfxdata="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" stroked="f">
                 <v:textbox>
                   <w:txbxContent>
                     <w:p>
@@ -3184,6 +3071,7 @@
                 <w:lang w:val="en-US"/>
               </w:rPr>
             </w:pPr>
+            <w:proofErr w:type="gramStart"/>
             <w:r>
               <w:rPr>
                 <w:rFonts w:ascii="Tahoma" w:hAnsi="Tahoma" w:cs="Tahoma"/>
@@ -3201,7 +3089,17 @@
                 <w:szCs w:val="22"/>
                 <w:lang w:val="en-US"/>
               </w:rPr>
-              <w:t>bulan_tagihan</w:t>
+              <w:t>bulan</w:t>
+            </w:r>
+            <w:proofErr w:type="gramEnd"/>
+            <w:r>
+              <w:rPr>
+                <w:rFonts w:ascii="Tahoma" w:hAnsi="Tahoma" w:cs="Tahoma"/>
+                <w:sz w:val="22"/>
+                <w:szCs w:val="22"/>
+                <w:lang w:val="en-US"/>
+              </w:rPr>
+              <w:t>_tagihan</w:t>
             </w:r>
             <w:proofErr w:type="spellEnd"/>
             <w:r>
@@ -3613,7 +3511,7 @@
         <mc:AlternateContent>
           <mc:Choice Requires="wps">
             <w:drawing>
-              <wp:anchor distT="0" distB="0" distL="114300" distR="114300" simplePos="0" relativeHeight="251659264" behindDoc="0" locked="0" layoutInCell="1" allowOverlap="1" wp14:anchorId="687F2C7E" wp14:editId="62654AE8">
+              <wp:anchor distT="0" distB="0" distL="114300" distR="114300" simplePos="0" relativeHeight="251659264" behindDoc="0" locked="0" layoutInCell="1" allowOverlap="1" wp14:anchorId="687F2C7E" wp14:editId="180B3C59">
                 <wp:simplePos x="0" y="0"/>
                 <wp:positionH relativeFrom="column">
                   <wp:posOffset>3464560</wp:posOffset>
@@ -3964,7 +3862,7 @@
           </mc:Choice>
           <mc:Fallback>
             <w:pict>
-              <v:shape w14:anchorId="687F2C7E" id="Text Box 182" o:spid="_x0000_s1029" type="#_x0000_t202" style="position:absolute;left:0;text-align:left;margin-left:272.8pt;margin-top:4.3pt;width:203.85pt;height:130.8pt;z-index:251659264;visibility:visible;mso-wrap-style:square;mso-width-percent:0;mso-height-percent:0;mso-wrap-distance-left:9pt;mso-wrap-distance-top:0;mso-wrap-distance-right:9pt;mso-wrap-distance-bottom:0;mso-position-horizontal:absolute;mso-position-horizontal-relative:text;mso-position-vertical:absolute;mso-position-vertical-relative:text;mso-width-percent:0;mso-height-percent:0;mso-width-relative:margin;mso-height-relative:margin;v-text-anchor:top" o:gfxdata="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" stroked="f">
+              <v:shape w14:anchorId="687F2C7E" id="Text Box 182" o:spid="_x0000_s1028" type="#_x0000_t202" style="position:absolute;left:0;text-align:left;margin-left:272.8pt;margin-top:4.3pt;width:203.85pt;height:130.8pt;z-index:251659264;visibility:visible;mso-wrap-style:square;mso-width-percent:0;mso-height-percent:0;mso-wrap-distance-left:9pt;mso-wrap-distance-top:0;mso-wrap-distance-right:9pt;mso-wrap-distance-bottom:0;mso-position-horizontal:absolute;mso-position-horizontal-relative:text;mso-position-vertical:absolute;mso-position-vertical-relative:text;mso-width-percent:0;mso-height-percent:0;mso-width-relative:margin;mso-height-relative:margin;v-text-anchor:top" o:gfxdata="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" stroked="f">
                 <v:textbox>
                   <w:txbxContent>
                     <w:p>
@@ -4366,12 +4264,19 @@
           <w:lang w:val="en-US"/>
         </w:rPr>
       </w:pPr>
-      <w:r>
-        <w:rPr>
-          <w:lang w:val="en-US"/>
-        </w:rPr>
-        <w:lastRenderedPageBreak/>
-        <w:t xml:space="preserve">NB : </w:t>
+      <w:proofErr w:type="gramStart"/>
+      <w:r>
+        <w:rPr>
+          <w:lang w:val="en-US"/>
+        </w:rPr>
+        <w:t>NB :</w:t>
+      </w:r>
+      <w:proofErr w:type="gramEnd"/>
+      <w:r>
+        <w:rPr>
+          <w:lang w:val="en-US"/>
+        </w:rPr>
+        <w:t xml:space="preserve"> </w:t>
       </w:r>
       <w:r>
         <w:rPr>
